--- a/klagomål/A 14897-2026 FSC-klagomål.docx
+++ b/klagomål/A 14897-2026 FSC-klagomål.docx
@@ -1745,7 +1745,7 @@
     <w:r>
       <w:tab/>
       <w:tab/>
-      <w:t>2026-03-28</w:t>
+      <w:t>2026-03-29</w:t>
       <w:br/>
       <w:br/>
     </w:r>

--- a/klagomål/A 14897-2026 FSC-klagomål.docx
+++ b/klagomål/A 14897-2026 FSC-klagomål.docx
@@ -1745,7 +1745,7 @@
     <w:r>
       <w:tab/>
       <w:tab/>
-      <w:t>2026-03-29</w:t>
+      <w:t>2026-03-30</w:t>
       <w:br/>
       <w:br/>
     </w:r>

--- a/klagomål/A 14897-2026 FSC-klagomål.docx
+++ b/klagomål/A 14897-2026 FSC-klagomål.docx
@@ -1745,7 +1745,7 @@
     <w:r>
       <w:tab/>
       <w:tab/>
-      <w:t>2026-03-30</w:t>
+      <w:t>2026-03-31</w:t>
       <w:br/>
       <w:br/>
     </w:r>

--- a/klagomål/A 14897-2026 FSC-klagomål.docx
+++ b/klagomål/A 14897-2026 FSC-klagomål.docx
@@ -1745,7 +1745,7 @@
     <w:r>
       <w:tab/>
       <w:tab/>
-      <w:t>2026-03-31</w:t>
+      <w:t>2026-04-01</w:t>
       <w:br/>
       <w:br/>
     </w:r>

--- a/klagomål/A 14897-2026 FSC-klagomål.docx
+++ b/klagomål/A 14897-2026 FSC-klagomål.docx
@@ -1745,7 +1745,7 @@
     <w:r>
       <w:tab/>
       <w:tab/>
-      <w:t>2026-04-01</w:t>
+      <w:t>2026-04-02</w:t>
       <w:br/>
       <w:br/>
     </w:r>

--- a/klagomål/A 14897-2026 FSC-klagomål.docx
+++ b/klagomål/A 14897-2026 FSC-klagomål.docx
@@ -1745,7 +1745,7 @@
     <w:r>
       <w:tab/>
       <w:tab/>
-      <w:t>2026-04-02</w:t>
+      <w:t>2026-04-03</w:t>
       <w:br/>
       <w:br/>
     </w:r>

--- a/klagomål/A 14897-2026 FSC-klagomål.docx
+++ b/klagomål/A 14897-2026 FSC-klagomål.docx
@@ -1745,7 +1745,7 @@
     <w:r>
       <w:tab/>
       <w:tab/>
-      <w:t>2026-04-03</w:t>
+      <w:t>2026-04-04</w:t>
       <w:br/>
       <w:br/>
     </w:r>

--- a/klagomål/A 14897-2026 FSC-klagomål.docx
+++ b/klagomål/A 14897-2026 FSC-klagomål.docx
@@ -1745,7 +1745,7 @@
     <w:r>
       <w:tab/>
       <w:tab/>
-      <w:t>2026-04-04</w:t>
+      <w:t>2026-04-05</w:t>
       <w:br/>
       <w:br/>
     </w:r>

--- a/klagomål/A 14897-2026 FSC-klagomål.docx
+++ b/klagomål/A 14897-2026 FSC-klagomål.docx
@@ -1745,7 +1745,7 @@
     <w:r>
       <w:tab/>
       <w:tab/>
-      <w:t>2026-04-05</w:t>
+      <w:t>2026-04-06</w:t>
       <w:br/>
       <w:br/>
     </w:r>

--- a/klagomål/A 14897-2026 FSC-klagomål.docx
+++ b/klagomål/A 14897-2026 FSC-klagomål.docx
@@ -1812,7 +1812,7 @@
     <w:r>
       <w:tab/>
       <w:tab/>
-      <w:t>2026-06-15</w:t>
+      <w:t>2026-06-16</w:t>
       <w:br/>
       <w:br/>
     </w:r>

--- a/klagomål/A 14897-2026 FSC-klagomål.docx
+++ b/klagomål/A 14897-2026 FSC-klagomål.docx
@@ -1812,7 +1812,7 @@
     <w:r>
       <w:tab/>
       <w:tab/>
-      <w:t>2026-06-16</w:t>
+      <w:t>2026-06-17</w:t>
       <w:br/>
       <w:br/>
     </w:r>

--- a/klagomål/A 14897-2026 FSC-klagomål.docx
+++ b/klagomål/A 14897-2026 FSC-klagomål.docx
@@ -1,6 +1,6 @@
 
 <file path=word/document.xml><?xml version="1.0" encoding="utf-8"?>
-<w:document xmlns:wpc="http://schemas.microsoft.com/office/word/2010/wordprocessingCanvas" xmlns:cx="http://schemas.microsoft.com/office/drawing/2014/chartex" xmlns:cx1="http://schemas.microsoft.com/office/drawing/2015/9/8/chartex" xmlns:cx2="http://schemas.microsoft.com/office/drawing/2015/10/21/chartex" xmlns:cx3="http://schemas.microsoft.com/office/drawing/2016/5/9/chartex" xmlns:cx4="http://schemas.microsoft.com/office/drawing/2016/5/10/chartex" xmlns:cx5="http://schemas.microsoft.com/office/drawing/2016/5/11/chartex" xmlns:cx6="http://schemas.microsoft.com/office/drawing/2016/5/12/chartex" xmlns:cx7="http://schemas.microsoft.com/office/drawing/2016/5/13/chartex" xmlns:cx8="http://schemas.microsoft.com/office/drawing/2016/5/14/chartex" xmlns:mc="http://schemas.openxmlformats.org/markup-compatibility/2006" xmlns:aink="http://schemas.microsoft.com/office/drawing/2016/ink" xmlns:am3d="http://schemas.microsoft.com/office/drawing/2017/model3d" xmlns:o="urn:schemas-microsoft-com:office:office" xmlns:oel="http://schemas.microsoft.com/office/2019/extlst" xmlns:r="http://schemas.openxmlformats.org/officeDocument/2006/relationships" xmlns:m="http://schemas.openxmlformats.org/officeDocument/2006/math" xmlns:v="urn:schemas-microsoft-com:vml" xmlns:wp14="http://schemas.microsoft.com/office/word/2010/wordprocessingDrawing" xmlns:wp="http://schemas.openxmlformats.org/drawingml/2006/wordprocessingDrawing" xmlns:w10="urn:schemas-microsoft-com:office:word" xmlns:w="http://schemas.openxmlformats.org/wordprocessingml/2006/main" xmlns:w14="http://schemas.microsoft.com/office/word/2010/wordml" xmlns:w15="http://schemas.microsoft.com/office/word/2012/wordml" xmlns:w16cex="http://schemas.microsoft.com/office/word/2018/wordml/cex" xmlns:w16cid="http://schemas.microsoft.com/office/word/2016/wordml/cid" xmlns:w16="http://schemas.microsoft.com/office/word/2018/wordml" xmlns:w16sdtdh="http://schemas.microsoft.com/office/word/2020/wordml/sdtdatahash" xmlns:w16se="http://schemas.microsoft.com/office/word/2015/wordml/symex" xmlns:wpg="http://schemas.microsoft.com/office/word/2010/wordprocessingGroup" xmlns:wpi="http://schemas.microsoft.com/office/word/2010/wordprocessingInk" xmlns:wne="http://schemas.microsoft.com/office/word/2006/wordml" xmlns:wps="http://schemas.microsoft.com/office/word/2010/wordprocessingShape" mc:Ignorable="w14 w15 w16se w16cid w16 w16cex w16sdtdh wp14">
+<w:document xmlns:wpc="http://schemas.microsoft.com/office/word/2010/wordprocessingCanvas" xmlns:cx="http://schemas.microsoft.com/office/drawing/2014/chartex" xmlns:cx1="http://schemas.microsoft.com/office/drawing/2015/9/8/chartex" xmlns:cx2="http://schemas.microsoft.com/office/drawing/2015/10/21/chartex" xmlns:cx3="http://schemas.microsoft.com/office/drawing/2016/5/9/chartex" xmlns:cx4="http://schemas.microsoft.com/office/drawing/2016/5/10/chartex" xmlns:cx5="http://schemas.microsoft.com/office/drawing/2016/5/11/chartex" xmlns:cx6="http://schemas.microsoft.com/office/drawing/2016/5/12/chartex" xmlns:cx7="http://schemas.microsoft.com/office/drawing/2016/5/13/chartex" xmlns:cx8="http://schemas.microsoft.com/office/drawing/2016/5/14/chartex" xmlns:mc="http://schemas.openxmlformats.org/markup-compatibility/2006" xmlns:aink="http://schemas.microsoft.com/office/drawing/2016/ink" xmlns:am3d="http://schemas.microsoft.com/office/drawing/2017/model3d" xmlns:o="urn:schemas-microsoft-com:office:office" xmlns:oel="http://schemas.microsoft.com/office/2019/extlst" xmlns:r="http://schemas.openxmlformats.org/officeDocument/2006/relationships" xmlns:m="http://schemas.openxmlformats.org/officeDocument/2006/math" xmlns:v="urn:schemas-microsoft-com:vml" xmlns:wp14="http://schemas.microsoft.com/office/word/2010/wordprocessingDrawing" xmlns:wp="http://schemas.openxmlformats.org/drawingml/2006/wordprocessingDrawing" xmlns:w10="urn:schemas-microsoft-com:office:word" xmlns:w="http://schemas.openxmlformats.org/wordprocessingml/2006/main" xmlns:w14="http://schemas.microsoft.com/office/word/2010/wordml" xmlns:w15="http://schemas.microsoft.com/office/word/2012/wordml" xmlns:w16cex="http://schemas.microsoft.com/office/word/2018/wordml/cex" xmlns:w16cid="http://schemas.microsoft.com/office/word/2016/wordml/cid" xmlns:w16="http://schemas.microsoft.com/office/word/2018/wordml" xmlns:w16du="http://schemas.microsoft.com/office/word/2023/wordml/word16du" xmlns:w16sdtdh="http://schemas.microsoft.com/office/word/2020/wordml/sdtdatahash" xmlns:w16sdtfl="http://schemas.microsoft.com/office/word/2024/wordml/sdtformatlock" xmlns:w16se="http://schemas.microsoft.com/office/word/2015/wordml/symex" xmlns:wpg="http://schemas.microsoft.com/office/word/2010/wordprocessingGroup" xmlns:wpi="http://schemas.microsoft.com/office/word/2010/wordprocessingInk" xmlns:wne="http://schemas.microsoft.com/office/word/2006/wordml" xmlns:wps="http://schemas.microsoft.com/office/word/2010/wordprocessingShape" mc:Ignorable="w14 w15 w16se w16cid w16 w16cex w16sdtdh w16sdtfl w16du wp14">
   <w:body>
     <w:p>
       <w:r>
@@ -168,7 +168,7 @@
     </w:p>
     <w:p>
       <w:r>
-        <w:t>Detta dokument behandlar höga naturvärden i avverkningsanmälan A 14897-2026 i Vilhelmina kommun. Denna avverkningsanmälan inkom 2026-03-23 00:00:00 och omfattar 24,9 ha.</w:t>
+        <w:t>Detta dokument behandlar höga naturvärden i avverkningsanmälan A 14897-2026 i Vilhelmina kommun som inkom 2026-03-23 och omfattar 24,9 ha.</w:t>
       </w:r>
     </w:p>
     <w:p>
@@ -191,12 +191,15 @@
     </w:p>
     <w:p>
       <w:r>
-        <w:t>I avverkningsanmälan har följande 25 naturvårdsarter hittats: bläsand (VU, §4), lappticka (VU), ostticka (VU), rynkskinn (VU), tajgaskinn (VU), doftskinn (NT), gammelgransskål (NT), garnlav (NT), granticka (NT), grynig filtlav (NT), gränsticka (NT), harticka (NT), knottrig blåslav (NT), lunglav (NT), rosenticka (NT), skrovellav (NT), tretåig hackspett (NT, §4), ullticka (NT), violettgrå tagellav (NT), bårdlav (S), gytterlav (S), luddlav (S), skinnlav (S), stuplav (S) och vedticka (S). Av dessa är 19 rödlistade. För rödlistade arter har rödlistekategorin angivits inom parentes. Arter som är signalarter enligt Skogsstyrelsen har markerats med (S). För fridlysta arter anges även paragrafen i Artskyddsförordningen som arten är fridlyst enligt.</w:t>
+        <w:t>I och inom 23 meter från avverkningsanmälan har följande 26 naturvårdsarter hittats: garnlav (VU, T), gränsticka (VU, T), lappticka (VU, T), ostticka (VU, T), tajgaskinn (VU), bläsand (NT, §4), doftskinn (NT, T), gammelgransskål (NT, T), grynig filtlav (NT, T), harticka (NT, T), knottrig blåslav (NT, T), lavskrika (NT, T, §4), lunglav (NT, T), rosenticka (NT, T), rynkskinn (NT, T), skrovellav (NT, T), tretåig hackspett (NT, T, §4), ullticka (NT, T), violettgrå tagellav (NT, T), bårdlav (S, T), gytterlav (S, T), luddlav (S, T), norrlandslav (S, T), skinnlav (S, T), stuplav (S, T) och vedticka (S, T). Av dessa är 19 rödlistade. För rödlistade arter har rödlistekategorin angivits inom parentes. Arter som är signalarter enligt Skogsstyrelsen har markerats med (S). Typiska arter inom Natura 2000 som är kopplade till skogsekosystem har markerats med (T). För fridlysta arter anges även paragrafen i Artskyddsförordningen som arten är fridlyst enligt.</w:t>
       </w:r>
     </w:p>
     <w:p>
       <w:r>
-        <w:t>De påträffade naturvårdsarterna är ett tydligt kvitto på att detta rör sig om en skog med höga naturvärden. I Figur 1 visas en karta över det avverkningsanmälda området, där samtliga fyndplatser för naturvårdsarter som finns registrerade på Artportalen har markerats.</w:t>
+        <w:t>De påträffade naturvårdsarterna är ett tydligt kvitto på att det rör sig om en skog med höga naturvärden.</w:t>
+      </w:r>
+      <w:r>
+        <w:t xml:space="preserve"> I Figur 1 visas fyndplatser för naturvårdsarter i området, som finns registrerade på Artportalen.</w:t>
       </w:r>
     </w:p>
     <w:p>
@@ -206,7 +209,7 @@
       <w:r>
         <w:drawing>
           <wp:inline xmlns:a="http://schemas.openxmlformats.org/drawingml/2006/main" xmlns:pic="http://schemas.openxmlformats.org/drawingml/2006/picture">
-            <wp:extent cx="5486400" cy="3189605"/>
+            <wp:extent cx="5486400" cy="4570115"/>
             <wp:docPr id="1" name="Picture 1"/>
             <wp:cNvGraphicFramePr>
               <a:graphicFrameLocks noChangeAspect="1"/>
@@ -227,7 +230,7 @@
                   <pic:spPr>
                     <a:xfrm>
                       <a:off x="0" y="0"/>
-                      <a:ext cx="5486400" cy="3189605"/>
+                      <a:ext cx="5486400" cy="4570115"/>
                     </a:xfrm>
                     <a:prstGeom prst="rect"/>
                   </pic:spPr>
@@ -241,9 +244,99 @@
     <w:p>
       <w:pPr>
         <w:pStyle w:val="Caption"/>
+        <w:spacing w:after="240"/>
       </w:pPr>
       <w:r>
-        <w:t>Figur 1. Fyndplatser för naturvårdsarter i det avverkningsanmälda området (röd linje). Markörer utan svart kant är placerade på fyndplatsen. Markörer med svart kant är placerade vid sidan av fyndplatsen och har ett svart streck som visar fyndplatsens exakta position. Kartans mittpunktskoordinat är N 7231015, E 540166 i SWEREF 99 TM.</w:t>
+        <w:t>Figur 1. Fyndplatser för naturvårdsarter i och inom 23 meter från avverkningsanmälan (röd linje). Markörer utan svart kant är placerade på fyndplatsen. Markörer med svart kant är placerade vid sidan av fyndplatsen och har ett svart streck som visar fyndplatsens exakta position. Kartans mittpunktskoordinat är N 7231015, E 540166 i SWEREF 99 TM.</w:t>
+      </w:r>
+    </w:p>
+    <w:p>
+      <w:pPr>
+        <w:pStyle w:val="Heading2"/>
+      </w:pPr>
+      <w:r>
+        <w:t>Fridlysta arter</w:t>
+      </w:r>
+    </w:p>
+    <w:p>
+      <w:r>
+        <w:t>Följande fridlysta arter har sina livsmiljöer och växtplatser i den avverkningsanmälda skogen: bläsand (NT, §4), lavskrika (NT, T, §4) och tretåig hackspett (NT, T, §4).</w:t>
+      </w:r>
+    </w:p>
+    <w:p>
+      <w:r>
+        <w:t xml:space="preserve">Observera att medlemsländerna är skyldiga att agera i enlighet med EU:s fågeldirektiv där det uttryckligen står att direktivet gäller för fåglar samt för deras ägg, bon och </w:t>
+      </w:r>
+      <w:r>
+        <w:rPr>
+          <w:b/>
+        </w:rPr>
+        <w:t xml:space="preserve">livsmiljöer </w:t>
+      </w:r>
+      <w:r>
+        <w:t>(artikel 1). Vidare att de åtgärder som vidtas inte får leda till en försämring av den nuvarande situationen beträffande bevarandet av de fågelarter som avses i artikel 1 (artikel 13). Fågeldirektivet är styrande för tillsynsansvariga myndigheters ärendehantering, ställningstaganden och beslutsfattande.</w:t>
+      </w:r>
+    </w:p>
+    <w:p>
+      <w:r>
+        <w:rPr>
+          <w:b/>
+        </w:rPr>
+        <w:t>Lavskrika (NT, §4)</w:t>
+      </w:r>
+      <w:r>
+        <w:t xml:space="preserve"> är rödlistad som nära hotad och fridlyst enligt 4§ artskyddsförordningen. Den har minskat med 20 (10–30) % under de senaste 15 åren och minskningstakten bedöms vara nära gränsvärdet för sårbar (VU). Lavskrikan är en mycket stationär fågel, som häckar i äldre, slutna och hänglavsrika barrskogar. Nyckelfaktorer är flerskiktad skog med rik undervegetation samt riklig förekomst av hänglavar. Reviren är livslånga med hemområden som varierar mellan 50 och 150 ha. Inom ett revir av hög kvalitet finns det som regel ett eller flera kärnområden (1–20 ha) med relativt tät flerskiktad granskog. Arten missgynnas när flerskiktad skog omförs till enskiktade bestånd och även röjning och hård gallring är starkt negativt. Lavskrikan har relativt stora hemområden och försvinner när den äldre skogen fragmenteras, särskilt allvarligt är när kärnområdena avverkas. Den försvinner successivt framför allt vid dess utbredningsgränser och populationen har minskat kontinuerligt under 2000-talet. Lavskrika är typisk art för </w:t>
+      </w:r>
+      <w:r>
+        <w:rPr>
+          <w:i/>
+        </w:rPr>
+        <w:t>9010 Taiga</w:t>
+      </w:r>
+      <w:r>
+        <w:t xml:space="preserve"> (SLU Artdatabanken, 2026; Skogsstyrelsen 2016).</w:t>
+      </w:r>
+    </w:p>
+    <w:p>
+      <w:r>
+        <w:rPr>
+          <w:b/>
+        </w:rPr>
+        <w:t>Tretåig hackspett (NT, §4)</w:t>
+      </w:r>
+      <w:r>
+        <w:t xml:space="preserve"> är rödlistad som nära hotad och ingår i bilaga 1 i EU:s fågeldirektiv. Tretåig hackspett är för sin överlevnad beroende av kontinuerlig tillförsel av äldre döende och död ved, som sker genom naturliga självgallringsprocesser i äldre grannaturskogar och barrblandade naturskogar. Om en skog genom skogsbruk gallras eller glesas ur så upphör och uteblir i stort sett den naturliga självgallringsprocessen för mycket lång tid framöver vilket omöjliggör upprätthållandet av den kontinuerliga ekologiska funktionen i ett område. Det finns studier som visar att naturskogens självgallringsprocess som den tretåiga hackspetten är beroende av, inte kan ersättas med efterlämnad hänsyn i skogsbruket (Imbeau &amp; Desrochers, 2002). Storleken på häckningsreviret varierar med skogstypen, förekomsten av död ved och graden av fragmentering, men är i allmänhet i storleksordningen 25–100 hektar. Vintertid krävs ofta betydligt större områden och det finns studier som antyder att arten behöver minst 100 hektar äldre skog. I områden med låg bonitet kan det behövas över 200 hektar lämpligt habitat för att ett par ska kunna reproducera sig. Områden med dokumenterad permanent förekomst i naturskogsmiljöer har vanligen så stora naturvärden att skogsbruk är olämpligt. Tretåig hackspett är typisk art för </w:t>
+      </w:r>
+      <w:r>
+        <w:rPr>
+          <w:i/>
+        </w:rPr>
+        <w:t xml:space="preserve">9010 Taiga, 9740 Skogsbevuxen myr, 9030 Landhöjningsskog </w:t>
+      </w:r>
+      <w:r>
+        <w:t xml:space="preserve">och </w:t>
+      </w:r>
+      <w:r>
+        <w:rPr>
+          <w:i/>
+        </w:rPr>
+        <w:t>9040 Fjällbjörkskog</w:t>
+      </w:r>
+      <w:r>
+        <w:t xml:space="preserve"> (Skogsstyrelsen, 2016; SLU Artdatabanken, 2024).</w:t>
+      </w:r>
+    </w:p>
+    <w:p>
+      <w:r>
+        <w:t>I BILAGA 1 finns mer detaljerad information om ekologi samt krav på livsmiljö hos fridlysta arter.</w:t>
+      </w:r>
+    </w:p>
+    <w:p>
+      <w:pPr>
+        <w:pStyle w:val="Heading2"/>
+      </w:pPr>
+      <w:r>
+        <w:t>Övriga naturvårdsarter</w:t>
       </w:r>
     </w:p>
     <w:p>
@@ -367,44 +460,6 @@
         <w:rPr>
           <w:b/>
         </w:rPr>
-        <w:t>Granticka</w:t>
-      </w:r>
-      <w:r>
-        <w:t xml:space="preserve"> förekommer främst i äldre skogar med naturskogskaraktär, liksom i dimensionsavverkade och plockhuggna skogar. I äldre grannaturskog i norra Sverige är den alltjämt en förhållandevis vanlig karaktärsart, medan den längre söderut blir allt mer sällsynt. I Götaland och delar av Svealand är den en god signalart för skyddsvärda granskogsmiljöer. Arten bedöms ha minskat starkt under senare år på grund av skogsavverkningar, då den framför allt växer i äldre granskog med långvarig grankontinuitet. I urskogsliknande bestånd i norra Sverige kan ibland påträffas den mycket sällsynta tickan grantickeporing (VU), som lever på döda grantickor. Det som tidigare inbegripit grantickan har visat sig röra sig om två arter; tajgagranticka </w:t>
-      </w:r>
-      <w:r>
-        <w:rPr>
-          <w:i/>
-        </w:rPr>
-        <w:t>Porodaedalea abietis</w:t>
-      </w:r>
-      <w:r>
-        <w:t xml:space="preserve"> (LC) och </w:t>
-      </w:r>
-      <w:r>
-        <w:rPr>
-          <w:i/>
-        </w:rPr>
-        <w:t>Porodaedalea chrysoloma</w:t>
-      </w:r>
-      <w:r>
-        <w:t xml:space="preserve"> (DD). Den nordligare arten, tajgagranticka, bildar större fruktkroppar och har sin främsta förekomst i norra Sverige, medan den mer tunnköttiga arten, </w:t>
-      </w:r>
-      <w:r>
-        <w:rPr>
-          <w:i/>
-        </w:rPr>
-        <w:t>P. chrysoloma</w:t>
-      </w:r>
-      <w:r>
-        <w:t>, förekommer i sydöstra Sverige och på Gotland (SLU Artdatabanken, 2026; Nitare &amp; Skogsstyrelsen, 2019).</w:t>
-      </w:r>
-    </w:p>
-    <w:p>
-      <w:r>
-        <w:rPr>
-          <w:b/>
-        </w:rPr>
         <w:t>Grynig filtlav (NT)</w:t>
       </w:r>
       <w:r>
@@ -650,6 +705,35 @@
       </w:r>
       <w:r>
         <w:t xml:space="preserve"> (SLU Artdatabanken, 2026; Nitare &amp; Skogsstyrelsen, 2019).</w:t>
+      </w:r>
+    </w:p>
+    <w:p>
+      <w:r>
+        <w:rPr>
+          <w:b/>
+        </w:rPr>
+        <w:t xml:space="preserve">Norrlandslav </w:t>
+      </w:r>
+      <w:r>
+        <w:t xml:space="preserve">indikerar söder om den naturliga norrlandsgränsen barrskogsbeklädda bergbranter eller andra ostörda skogsmiljöer med höga naturvärden. Norrlandslav är typisk art för </w:t>
+      </w:r>
+      <w:r>
+        <w:rPr>
+          <w:i/>
+        </w:rPr>
+        <w:t xml:space="preserve">9010 Taiga, 8110 Silikatrasmarker </w:t>
+      </w:r>
+      <w:r>
+        <w:t>och</w:t>
+      </w:r>
+      <w:r>
+        <w:rPr>
+          <w:i/>
+        </w:rPr>
+        <w:t xml:space="preserve"> 8120 Kalkrasmarker </w:t>
+      </w:r>
+      <w:r>
+        <w:t>(Nitare &amp; Skogsstyrelsen, 2000; SLU Artdatabanken, 2025).</w:t>
       </w:r>
     </w:p>
     <w:p>
@@ -983,26 +1067,26 @@
         <w:pStyle w:val="Heading1"/>
       </w:pPr>
       <w:r>
-        <w:t>Fridlysta arter</w:t>
+        <w:t>Certifiering</w:t>
       </w:r>
     </w:p>
     <w:p>
-      <w:r>
-        <w:t>Följande fridlysta arter har sina livsmiljöer och växtplatser i den avverkningsanmälda skogen: bläsand (VU, §4) och tretåig hackspett (NT, §4).</w:t>
+      <w:pPr>
+        <w:pStyle w:val="Heading2"/>
+      </w:pPr>
+      <w:r>
+        <w:t>Ur FSC-standarden</w:t>
       </w:r>
     </w:p>
     <w:p>
-      <w:r>
-        <w:t xml:space="preserve">Observera att medlemsländerna är skyldiga att agera i enlighet med EU:s fågeldirektiv där det uttryckligen står att direktivet gäller för fåglar samt för deras ägg, bon och </w:t>
-      </w:r>
       <w:r>
         <w:rPr>
           <w:b/>
         </w:rPr>
-        <w:t xml:space="preserve">livsmiljöer </w:t>
-      </w:r>
-      <w:r>
-        <w:t>(artikel 1). Vidare att de åtgärder som vidtas inte får leda till en försämring av den nuvarande situationen beträffande bevarandet av de fågelarter som avses i artikel 1 (artikel 13). Fågeldirektivet är styrande för tillsynsansvariga myndigheters ärendehantering, ställningstaganden och beslutsfattande.</w:t>
+        <w:t xml:space="preserve">PRINCIP 1: LAGEFTERLEVNAD: </w:t>
+      </w:r>
+      <w:r>
+        <w:t>Certifikatsinnehavaren ska följa alla tillämpliga lagar, förordningar och nationellt ratificerade internationella avtal, konventioner och överenskommelser.</w:t>
       </w:r>
     </w:p>
     <w:p>
@@ -1010,33 +1094,271 @@
         <w:rPr>
           <w:b/>
         </w:rPr>
-        <w:t>Tretåig hackspett (NT, §4)</w:t>
-      </w:r>
-      <w:r>
-        <w:t xml:space="preserve"> är rödlistad som nära hotad och ingår i bilaga 1 i EU:s fågeldirektiv. Tretåig hackspett är för sin överlevnad beroende av kontinuerlig tillförsel av äldre döende och död ved, som sker genom naturliga självgallringsprocesser i äldre grannaturskogar och barrblandade naturskogar. Om en skog genom skogsbruk gallras eller glesas ur så upphör och uteblir i stort sett den naturliga självgallringsprocessen för mycket lång tid framöver vilket omöjliggör upprätthållandet av den kontinuerliga ekologiska funktionen i ett område. Det finns studier som visar att naturskogens självgallringsprocess som den tretåiga hackspetten är beroende av, inte kan ersättas med efterlämnad hänsyn i skogsbruket (Imbeau &amp; Desrochers, 2002). Storleken på häckningsreviret varierar med skogstypen, förekomsten av död ved och graden av fragmentering, men är i allmänhet i storleksordningen 25–100 hektar. Vintertid krävs ofta betydligt större områden och det finns studier som antyder att arten behöver minst 100 hektar äldre skog. I områden med låg bonitet kan det behövas över 200 hektar lämpligt habitat för att ett par ska kunna reproducera sig. Områden med dokumenterad permanent förekomst i naturskogsmiljöer har vanligen så stora naturvärden att skogsbruk är olämpligt. Tretåig hackspett är typisk art för </w:t>
+        <w:t xml:space="preserve">1.3.1 </w:t>
+      </w:r>
+      <w:r>
+        <w:t>Tillämpliga lagar och föreskrifter för brukandet av skogen följs.</w:t>
+      </w:r>
+    </w:p>
+    <w:p>
+      <w:pPr>
+        <w:pStyle w:val="ListBullet"/>
+      </w:pPr>
+      <w:r>
+        <w:rPr>
+          <w:b/>
+          <w:i/>
+        </w:rPr>
+        <w:t xml:space="preserve">Kommentar: </w:t>
+      </w:r>
+      <w:r>
+        <w:t>I den avverkningsanmälda skogen har fridlysta arter sina livsmiljöer och växtplatser. Att skada de fridlysta arternas livsmiljöer, växtplatser eller ekologiska funktion är inte tillåtet enligt artskyddsförordningen.</w:t>
       </w:r>
       <w:r>
         <w:rPr>
           <w:i/>
         </w:rPr>
-        <w:t xml:space="preserve">9010 Taiga, 9740 Skogsbevuxen myr, 9030 Landhöjningsskog </w:t>
-      </w:r>
-      <w:r>
-        <w:t xml:space="preserve">och </w:t>
+        <w:t xml:space="preserve"> EU:s medlemsländer och skogsbolag är skyldiga att agera i enlighet med EU:s fågeldirektiv där det uttryckligen står att direktivet gäller för fåglar samt för deras ägg, bon och </w:t>
+      </w:r>
+      <w:r>
+        <w:rPr>
+          <w:b/>
+          <w:i/>
+        </w:rPr>
+        <w:t xml:space="preserve">livsmiljöer </w:t>
+      </w:r>
+      <w:r>
+        <w:t>(artikel 1). Vidare att de åtgärder som vidtas inte får leda till en försämring av den nuvarande situationen beträffande bevarandet av de fågelarter som avses i artikel 1 (artikel 13).</w:t>
+      </w:r>
+    </w:p>
+    <w:p>
+      <w:r>
+        <w:rPr>
+          <w:b/>
+        </w:rPr>
+        <w:t xml:space="preserve">6.4 </w:t>
+      </w:r>
+      <w:r>
+        <w:t>Certifikatsinnehavaren ska skydda sällsynta arter och hotade arter samt deras livsmiljöer inom skogsbruksenheten. Det ska ske genom avsättningar, andra skyddade områden och genom att skapa konnektivitet och/eller genom andra direkta åtgärder som gynnar dessa arters överlevnad och livskraft. Åtgärderna ska stå i förhållande till brukandets skala, intensitet och risk, samt till sällsynta och hotade arters bevarandestatus och ekologiska krav. Certifikatsinnehavaren ska beakta den geografiska spridningen och ekologiska krav hos sällsynta och hotade arter utanför skogsbruksenhetens gränser när beslut om åtgärder inom skogsbruksenheten ska fattas.</w:t>
+      </w:r>
+    </w:p>
+    <w:p>
+      <w:r>
+        <w:rPr>
+          <w:b/>
+        </w:rPr>
+        <w:t xml:space="preserve">6.4.1 </w:t>
+      </w:r>
+      <w:r>
+        <w:t>Följande biotoper undantas från alla skogsbruksåtgärder, förutom åtgärder påkallade för att bevara eller främja biotopens naturliga eller hävdbetingade biologiska mångfald:</w:t>
+      </w:r>
+    </w:p>
+    <w:p>
+      <w:pPr>
+        <w:ind w:left="357"/>
+      </w:pPr>
+      <w:r>
+        <w:t>b) nyckelbiotoper enligt Skogsstyrelsens definition och metod (1995)</w:t>
+      </w:r>
+    </w:p>
+    <w:p>
+      <w:pPr>
+        <w:pStyle w:val="ListBullet"/>
+      </w:pPr>
+      <w:r>
+        <w:rPr>
+          <w:b/>
+          <w:i/>
+        </w:rPr>
+        <w:t xml:space="preserve">Kommentar: </w:t>
       </w:r>
       <w:r>
         <w:rPr>
           <w:i/>
         </w:rPr>
-        <w:t>9040 Fjällbjörkskog</w:t>
-      </w:r>
-      <w:r>
-        <w:t xml:space="preserve"> (Skogsstyrelsen, 2016; SLU Artdatabanken, 2024).</w:t>
+        <w:t>I det avverkningsanmälda skogsområdet har 26 rödlistade arter och signalarter påträffats. Detta ska jämföras med Skogsstyrelsens uppföljning 2017 av nyckelbiotoper som visade att man i genomsnitt hittar 20,6 olika rödlistade arter och signalarter i en nyckelbiotop (Wijk, S. 2017. Biologisk mångfald i nyckelbiotoper – Resultat från inventeringen “Uppföljning biologisk mångfald” 2009–2015. Rapport 4/2017 Skogsstyrelsen, Jönköping).</w:t>
       </w:r>
     </w:p>
     <w:p>
       <w:r>
-        <w:t>I BILAGA 1 finns mer detaljerad information om ekologi samt krav på livsmiljö hos fridlysta arter.</w:t>
+        <w:rPr>
+          <w:b/>
+        </w:rPr>
+        <w:t xml:space="preserve">6.4.3 </w:t>
+      </w:r>
+      <w:r>
+        <w:t>Bevarandeåtgärder genomförs för de kända förekomster av rödlistade arter som påverkas av skogsbruk.</w:t>
+      </w:r>
+    </w:p>
+    <w:p>
+      <w:pPr>
+        <w:pStyle w:val="ListBullet"/>
+      </w:pPr>
+      <w:r>
+        <w:rPr>
+          <w:b/>
+          <w:i/>
+        </w:rPr>
+        <w:t xml:space="preserve">Kommentar: </w:t>
+      </w:r>
+      <w:r>
+        <w:rPr>
+          <w:i/>
+        </w:rPr>
+        <w:t>I det avverkningsanmälda skogsområdet har 26 naturvårdsarter varav 19 rödlistade arter sina livsmiljöer och växtplatser.</w:t>
+      </w:r>
+    </w:p>
+    <w:p>
+      <w:pPr>
+        <w:pStyle w:val="Heading2"/>
+      </w:pPr>
+      <w:r>
+        <w:t>Ur Chain of Custody Certification (FSC-STD-40-004 ver 3.0)</w:t>
+      </w:r>
+    </w:p>
+    <w:p>
+      <w:r>
+        <w:rPr>
+          <w:b/>
+        </w:rPr>
+        <w:t xml:space="preserve">1.3 </w:t>
+      </w:r>
+      <w:r>
+        <w:t xml:space="preserve">The organization shall commit to the FSC values as defined in FSC-POL-01-004 Policy for the Association of Organizations with FSC. </w:t>
+      </w:r>
+    </w:p>
+    <w:p>
+      <w:pPr>
+        <w:pStyle w:val="Heading2"/>
+      </w:pPr>
+      <w:r>
+        <w:t>Ur FSC:s policy för associerade organisationer (FSC-POL-01-004)</w:t>
+      </w:r>
+    </w:p>
+    <w:p>
+      <w:r>
+        <w:t xml:space="preserve">Som “Chain of Custody”-certifierad organisation är skogsbolaget bunden av de fastställda reglerna i Del 1 Punkt 1 c) i Policy för organisationer associerade med FSC (FSC-POL-01-004 V2-0 EN + SVE version 2012-03-02): </w:t>
+      </w:r>
+    </w:p>
+    <w:p>
+      <w:pPr>
+        <w:pStyle w:val="ListNumber"/>
+      </w:pPr>
+      <w:r>
+        <w:t>De organisationer FSC kan acceptera association med får inte direkt eller indirekt ha några kopplingar till nedanstående, oacceptabla aktiviteter:</w:t>
+      </w:r>
+    </w:p>
+    <w:p>
+      <w:pPr>
+        <w:ind w:left="357"/>
+      </w:pPr>
+      <w:r>
+        <w:t>a) Olaglig skogsavverkning och handel med olagligt avverkat virke eller skogsprodukter</w:t>
+      </w:r>
+    </w:p>
+    <w:p>
+      <w:pPr>
+        <w:ind w:left="357"/>
+      </w:pPr>
+      <w:r>
+        <w:t>...</w:t>
+      </w:r>
+    </w:p>
+    <w:p>
+      <w:pPr>
+        <w:ind w:left="357"/>
+      </w:pPr>
+      <w:r>
+        <w:t>c) Skogsbruk som förstör höga naturvärden</w:t>
+      </w:r>
+    </w:p>
+    <w:p>
+      <w:pPr>
+        <w:ind w:left="357"/>
+      </w:pPr>
+      <w:r>
+        <w:t>d) Betydande omvandling av skog till plantager eller annan, icke skoglig, markanvändning</w:t>
+      </w:r>
+    </w:p>
+    <w:p>
+      <w:pPr>
+        <w:pStyle w:val="ListBullet"/>
+      </w:pPr>
+      <w:r>
+        <w:rPr>
+          <w:b/>
+          <w:i/>
+        </w:rPr>
+        <w:t xml:space="preserve">Kommentar: </w:t>
+      </w:r>
+      <w:r>
+        <w:rPr>
+          <w:i/>
+        </w:rPr>
+        <w:t>Avverkning av skog med höga naturvärden samt skada på fridlysta arter strider både mot FSC Controlled Wood-standarden och FSC:s policy for associerade organisationer.</w:t>
+      </w:r>
+    </w:p>
+    <w:p>
+      <w:pPr>
+        <w:pStyle w:val="Heading2"/>
+      </w:pPr>
+      <w:r>
+        <w:t>Ur FSC Controlled Wood (FSC-STD-40-005)</w:t>
+      </w:r>
+    </w:p>
+    <w:p>
+      <w:r>
+        <w:t>Virke som inte accepteras i FSC-märkta produkter (oacceptabelt ursprung) enligt FSC Controlled Wood (FSC-STD-40-005):</w:t>
+      </w:r>
+    </w:p>
+    <w:p>
+      <w:pPr>
+        <w:pStyle w:val="ListNumber"/>
+      </w:pPr>
+      <w:r>
+        <w:t>Illegalt avverkat virke.</w:t>
+      </w:r>
+    </w:p>
+    <w:p>
+      <w:pPr>
+        <w:pStyle w:val="ListNumber"/>
+      </w:pPr>
+      <w:r>
+        <w:t>...</w:t>
+      </w:r>
+    </w:p>
+    <w:p>
+      <w:pPr>
+        <w:pStyle w:val="ListNumber"/>
+      </w:pPr>
+      <w:r>
+        <w:t>Virke från avverkningar som hotar höga naturvärden.</w:t>
+      </w:r>
+    </w:p>
+    <w:p>
+      <w:pPr>
+        <w:pStyle w:val="ListNumber"/>
+      </w:pPr>
+      <w:r>
+        <w:t>Virke från skog som konverteras till plantager eller icke-skogligt bruk.</w:t>
+      </w:r>
+    </w:p>
+    <w:p>
+      <w:pPr>
+        <w:pStyle w:val="ListBullet"/>
+      </w:pPr>
+      <w:r>
+        <w:rPr>
+          <w:b/>
+          <w:i/>
+        </w:rPr>
+        <w:t xml:space="preserve">Kommentar: </w:t>
+      </w:r>
+      <w:r>
+        <w:rPr>
+          <w:i/>
+        </w:rPr>
+        <w:t>Avverkning av skog med höga naturvärden samt skada på fridlysta arter strider både mot FSC Controlled Wood-standarden och FSC:s policy for associerade organisationer.</w:t>
       </w:r>
     </w:p>
     <w:p>
@@ -1044,7 +1366,95 @@
         <w:pStyle w:val="Heading1"/>
       </w:pPr>
       <w:r>
-        <w:t>Certifiering</w:t>
+        <w:t>Ur PEFC-standarden gällande lagefterlevnad</w:t>
+      </w:r>
+    </w:p>
+    <w:p>
+      <w:r>
+        <w:t>PEFC-standarden förutsätter att tillämplig svensk lagstiftning följs. Det är utsedd tillsynsmyndighet som ansvarar för tillsyn av lagens efterlevnad. PEFC-standarden återger innehållet i vissa certifieringskritiska lag- och föreskriftskrav vilka ska ingå i granskning av PEFC-systemets efterlevnad.</w:t>
+      </w:r>
+    </w:p>
+    <w:p>
+      <w:pPr>
+        <w:pStyle w:val="ListBullet"/>
+      </w:pPr>
+      <w:r>
+        <w:rPr>
+          <w:b/>
+          <w:i/>
+        </w:rPr>
+        <w:t xml:space="preserve">Kommentar: </w:t>
+      </w:r>
+      <w:r>
+        <w:rPr>
+          <w:i/>
+        </w:rPr>
+        <w:t>I den avverkningsanmälda skogen har fridlysta arter sina livsmiljöer och växtplatser. Att skada de fridlysta arternas livsmiljöer, växtplatser eller ekologiska funktion är inte tillåtet enligt artskyddsförordningen</w:t>
+      </w:r>
+    </w:p>
+    <w:p>
+      <w:r>
+        <w:br w:type="page"/>
+      </w:r>
+    </w:p>
+    <w:p>
+      <w:pPr>
+        <w:pStyle w:val="Title"/>
+      </w:pPr>
+      <w:r>
+        <w:t>BILAGA 1 –</w:t>
+        <w:br/>
+        <w:t>Fridlysta och rödlistade arter</w:t>
+      </w:r>
+    </w:p>
+    <w:p>
+      <w:pPr>
+        <w:pStyle w:val="Heading1"/>
+      </w:pPr>
+      <w:r>
+        <w:t>Lavskrika – ekologi samt krav på livsmiljön</w:t>
+      </w:r>
+    </w:p>
+    <w:p>
+      <w:r>
+        <w:t>Lavskrika är rödlistad som nära hotad (NT), fridlyst enligt 4 § artskyddsförordningen (2007:845) och ingår i förteckningen över prioriterade arter i Skogsstyrelsens föreskrifter och allmänna råd (SKSFS 2011:7) bilaga 4. Lavskrikan är en mycket stationär fågel, som häckar i äldre, slutna och hänglavsrika barrskogar. Nyckelfaktorer är flerskiktad skog med rik undervegetation samt riklig förekomst av hänglavar (SLU Artdatabanken, 2026).</w:t>
+      </w:r>
+    </w:p>
+    <w:p>
+      <w:r>
+        <w:t xml:space="preserve">I Skogsstyrelsens vägledning för hänsyn till fåglar står bland annat att: </w:t>
+      </w:r>
+      <w:r>
+        <w:rPr>
+          <w:i/>
+        </w:rPr>
+        <w:t>“Reviren är livslånga med hemområden som varierar mellan 50 och 150 ha. Hemområdena har inga fasta gränser utan det handlar mera om de yttre gränserna för familjegruppernas rörelser. Lavskrikan undviker att förflytta sig över stora öppna områden och hemområdesstorleken är därför större i områden fragmenterade av hyggen och yngre skog än i områden med i sammanhängande äldre skog. Det finns studier som antyder att det inom ett revir bör finnas maximalt 15 % öppna ytor och ungskog. Inom ett revir av hög kvalitet finns det som regel ett eller flera kärnområden (1–20 ha) med relativt tät flerskiktad granskog.”</w:t>
+      </w:r>
+      <w:r>
+        <w:t xml:space="preserve"> Vidare att: </w:t>
+      </w:r>
+      <w:r>
+        <w:rPr>
+          <w:i/>
+        </w:rPr>
+        <w:t>“Arten missgynnas när flerskiktad skog omförs till enskiktade bestånd. Även skogsskötsel med återkommande röjning och hård gallring är starkt negativt. Lavskrikan har relativt stora hemområden och försvinner när den äldre skogen fragmenteras, särskilt allvarligt är när kärnområdena avverkas.”</w:t>
+      </w:r>
+      <w:r>
+        <w:t xml:space="preserve"> (Skogsstyrelsen 2016).</w:t>
+      </w:r>
+    </w:p>
+    <w:p>
+      <w:r>
+        <w:t xml:space="preserve">Populationen har minskat med 20 (10–30) % under de senaste 15 åren och minskningstakten bedöms vara nära gränsvärdet för sårbar (VU). Arten försvinner successivt framför allt vid dess utbredningsgränser och populationen har minskat kontinuerligt under 2000-talet. Lavskrika är typisk art för </w:t>
+      </w:r>
+      <w:r>
+        <w:rPr>
+          <w:i/>
+        </w:rPr>
+        <w:t>9010 Taiga</w:t>
+      </w:r>
+      <w:r>
+        <w:t xml:space="preserve"> (SLU Artdatabanken, 2026).</w:t>
       </w:r>
     </w:p>
     <w:p>
@@ -1052,336 +1462,35 @@
         <w:pStyle w:val="Heading2"/>
       </w:pPr>
       <w:r>
-        <w:t>Ur FSC-standarden</w:t>
+        <w:t>Referenser – lavskrika</w:t>
       </w:r>
     </w:p>
     <w:p>
       <w:r>
-        <w:rPr>
-          <w:b/>
-        </w:rPr>
-        <w:t xml:space="preserve">PRINCIP 1: LAGEFTERLEVNAD: </w:t>
-      </w:r>
-      <w:r>
-        <w:t>Certifikatsinnehavaren ska följa alla tillämpliga lagar, förordningar och nationellt ratificerade internationella avtal, konventioner och överenskommelser.</w:t>
-      </w:r>
-    </w:p>
-    <w:p>
-      <w:r>
-        <w:rPr>
-          <w:b/>
-        </w:rPr>
-        <w:t xml:space="preserve">1.3.1 </w:t>
-      </w:r>
-      <w:r>
-        <w:t>Tillämpliga lagar och föreskrifter för brukandet av skogen följs.</w:t>
-      </w:r>
-    </w:p>
-    <w:p>
-      <w:pPr>
-        <w:pStyle w:val="ListBullet"/>
-      </w:pPr>
-      <w:r>
-        <w:rPr>
-          <w:b/>
-          <w:i/>
-        </w:rPr>
-        <w:t xml:space="preserve">Kommentar: </w:t>
-      </w:r>
-      <w:r>
-        <w:t>I den avverkningsanmälda skogen har fridlysta arter sina livsmiljöer och växtplatser. Att skada de fridlysta arternas livsmiljöer, växtplatser eller ekologiska funktion är inte tillåtet enligt artskyddsförordningen.</w:t>
+        <w:t xml:space="preserve">Skogsstyrelsen, 2016. </w:t>
       </w:r>
       <w:r>
         <w:rPr>
           <w:i/>
         </w:rPr>
-        <w:t xml:space="preserve"> EU:s medlemsländer och skogsbolag är skyldiga att agera i enlighet med EU:s fågeldirektiv där det uttryckligen står att direktivet gäller för fåglar samt för deras ägg, bon och </w:t>
-      </w:r>
-      <w:r>
-        <w:rPr>
-          <w:b/>
-          <w:i/>
-        </w:rPr>
-        <w:t xml:space="preserve">livsmiljöer </w:t>
-      </w:r>
-      <w:r>
-        <w:t>(artikel 1). Vidare att de åtgärder som vidtas inte får leda till en försämring av den nuvarande situationen beträffande bevarandet av de fågelarter som avses i artikel 1 (artikel 13).</w:t>
+        <w:t xml:space="preserve">Vägledning för hänsyn till fåglar – lavskrika. </w:t>
+      </w:r>
+      <w:r>
+        <w:t>https://www.skogsstyrelsen.se/globalassets/lag-och-tillsyn/artskydd/vagledningar-for-hansyn-till-faglar/lavskrika-vagledning-hansyn.pdf</w:t>
       </w:r>
     </w:p>
     <w:p>
       <w:r>
-        <w:rPr>
-          <w:b/>
-        </w:rPr>
-        <w:t xml:space="preserve">6.4 </w:t>
-      </w:r>
-      <w:r>
-        <w:t>Certifikatsinnehavaren ska skydda sällsynta arter och hotade arter samt deras livsmiljöer inom skogsbruksenheten. Det ska ske genom avsättningar, andra skyddade områden och genom att skapa konnektivitet och/eller genom andra direkta åtgärder som gynnar dessa arters överlevnad och livskraft. Åtgärderna ska stå i förhållande till brukandets skala, intensitet och risk, samt till sällsynta och hotade arters bevarandestatus och ekologiska krav. Certifikatsinnehavaren ska beakta den geografiska spridningen och ekologiska krav hos sällsynta och hotade arter utanför skogsbruksenhetens gränser när beslut om åtgärder inom skogsbruksenheten ska fattas.</w:t>
-      </w:r>
-    </w:p>
-    <w:p>
-      <w:r>
-        <w:rPr>
-          <w:b/>
-        </w:rPr>
-        <w:t xml:space="preserve">6.4.1 </w:t>
-      </w:r>
-      <w:r>
-        <w:t>Följande biotoper undantas från alla skogsbruksåtgärder, förutom åtgärder påkallade för att bevara eller främja biotopens naturliga eller hävdbetingade biologiska mångfald:</w:t>
-      </w:r>
-    </w:p>
-    <w:p>
-      <w:pPr>
-        <w:ind w:left="357"/>
-      </w:pPr>
-      <w:r>
-        <w:t>b) nyckelbiotoper enligt Skogsstyrelsens definition och metod (1995)</w:t>
-      </w:r>
-    </w:p>
-    <w:p>
-      <w:pPr>
-        <w:pStyle w:val="ListBullet"/>
-      </w:pPr>
-      <w:r>
-        <w:rPr>
-          <w:b/>
-          <w:i/>
-        </w:rPr>
-        <w:t xml:space="preserve">Kommentar: </w:t>
+        <w:t xml:space="preserve">SLU Artdatabanken, 2026. </w:t>
       </w:r>
       <w:r>
         <w:rPr>
           <w:i/>
         </w:rPr>
-        <w:t>I det avverkningsanmälda skogsområdet har 25 rödlistade arter och signalarter påträffats. Detta ska jämföras med Skogsstyrelsens uppföljning 2017 av nyckelbiotoper som visade att man i genomsnitt hittar 20,6 olika rödlistade arter och signalarter i en nyckelbiotop (Wijk, S. 2017. Biologisk mångfald i nyckelbiotoper – Resultat från inventeringen “Uppföljning biologisk mångfald” 2009–2015. Rapport 4/2017 Skogsstyrelsen, Jönköping).</w:t>
-      </w:r>
-    </w:p>
-    <w:p>
-      <w:r>
-        <w:rPr>
-          <w:b/>
-        </w:rPr>
-        <w:t xml:space="preserve">6.4.3 </w:t>
-      </w:r>
-      <w:r>
-        <w:t>Bevarandeåtgärder genomförs för de kända förekomster av rödlistade arter som påverkas av skogsbruk.</w:t>
-      </w:r>
-    </w:p>
-    <w:p>
-      <w:pPr>
-        <w:pStyle w:val="ListBullet"/>
-      </w:pPr>
-      <w:r>
-        <w:rPr>
-          <w:b/>
-          <w:i/>
-        </w:rPr>
-        <w:t xml:space="preserve">Kommentar: </w:t>
-      </w:r>
-      <w:r>
-        <w:rPr>
-          <w:i/>
-        </w:rPr>
-        <w:t>I det avverkningsanmälda skogsområdet har 25 naturvårdsarter varav 19 rödlistade arter sina livsmiljöer och växtplatser.</w:t>
-      </w:r>
-    </w:p>
-    <w:p>
-      <w:pPr>
-        <w:pStyle w:val="Heading2"/>
-      </w:pPr>
-      <w:r>
-        <w:t>Ur Chain of Custody Certification (FSC-STD-40-004 ver 3.0)</w:t>
-      </w:r>
-    </w:p>
-    <w:p>
-      <w:r>
-        <w:rPr>
-          <w:b/>
-        </w:rPr>
-        <w:t xml:space="preserve">1.3 </w:t>
-      </w:r>
-      <w:r>
-        <w:t xml:space="preserve">The organization shall commit to the FSC values as defined in FSC-POL-01-004 Policy for the Association of Organizations with FSC. </w:t>
-      </w:r>
-    </w:p>
-    <w:p>
-      <w:pPr>
-        <w:pStyle w:val="Heading2"/>
-      </w:pPr>
-      <w:r>
-        <w:t>Ur FSC:s policy för associerade organisationer (FSC-POL-01-004)</w:t>
-      </w:r>
-    </w:p>
-    <w:p>
-      <w:r>
-        <w:t xml:space="preserve">Som “Chain of Custody”-certifierad organisation är skogsbolaget bunden av de fastställda reglerna i Del 1 Punkt 1 c) i Policy för organisationer associerade med FSC (FSC-POL-01-004 V2-0 EN + SVE version 2012-03-02): </w:t>
-      </w:r>
-    </w:p>
-    <w:p>
-      <w:pPr>
-        <w:pStyle w:val="ListNumber"/>
-      </w:pPr>
-      <w:r>
-        <w:t>De organisationer FSC kan acceptera association med får inte direkt eller indirekt ha några kopplingar till nedanstående, oacceptabla aktiviteter:</w:t>
-      </w:r>
-    </w:p>
-    <w:p>
-      <w:pPr>
-        <w:ind w:left="357"/>
-      </w:pPr>
-      <w:r>
-        <w:t>a) Olaglig skogsavverkning och handel med olagligt avverkat virke eller skogsprodukter</w:t>
-      </w:r>
-    </w:p>
-    <w:p>
-      <w:pPr>
-        <w:ind w:left="357"/>
-      </w:pPr>
-      <w:r>
-        <w:t>...</w:t>
-      </w:r>
-    </w:p>
-    <w:p>
-      <w:pPr>
-        <w:ind w:left="357"/>
-      </w:pPr>
-      <w:r>
-        <w:t>c) Skogsbruk som förstör höga naturvärden</w:t>
-      </w:r>
-    </w:p>
-    <w:p>
-      <w:pPr>
-        <w:ind w:left="357"/>
-      </w:pPr>
-      <w:r>
-        <w:t>d) Betydande omvandling av skog till plantager eller annan, icke skoglig, markanvändning</w:t>
-      </w:r>
-    </w:p>
-    <w:p>
-      <w:pPr>
-        <w:pStyle w:val="ListBullet"/>
-      </w:pPr>
-      <w:r>
-        <w:rPr>
-          <w:b/>
-          <w:i/>
-        </w:rPr>
-        <w:t xml:space="preserve">Kommentar: </w:t>
-      </w:r>
-      <w:r>
-        <w:rPr>
-          <w:i/>
-        </w:rPr>
-        <w:t>Avverkning av skog med höga naturvärden samt skada på fridlysta arter strider både mot FSC Controlled Wood-standarden och FSC:s policy for associerade organisationer.</w:t>
-      </w:r>
-    </w:p>
-    <w:p>
-      <w:pPr>
-        <w:pStyle w:val="Heading2"/>
-      </w:pPr>
-      <w:r>
-        <w:t>Ur FSC Controlled Wood (FSC-STD-40-005)</w:t>
-      </w:r>
-    </w:p>
-    <w:p>
-      <w:r>
-        <w:t>Virke som inte accepteras i FSC-märkta produkter (oacceptabelt ursprung) enligt FSC Controlled Wood (FSC-STD-40-005):</w:t>
-      </w:r>
-    </w:p>
-    <w:p>
-      <w:pPr>
-        <w:pStyle w:val="ListNumber"/>
-      </w:pPr>
-      <w:r>
-        <w:t>Illegalt avverkat virke.</w:t>
-      </w:r>
-    </w:p>
-    <w:p>
-      <w:pPr>
-        <w:pStyle w:val="ListNumber"/>
-      </w:pPr>
-      <w:r>
-        <w:t>...</w:t>
-      </w:r>
-    </w:p>
-    <w:p>
-      <w:pPr>
-        <w:pStyle w:val="ListNumber"/>
-      </w:pPr>
-      <w:r>
-        <w:t>Virke från avverkningar som hotar höga naturvärden.</w:t>
-      </w:r>
-    </w:p>
-    <w:p>
-      <w:pPr>
-        <w:pStyle w:val="ListNumber"/>
-      </w:pPr>
-      <w:r>
-        <w:t>Virke från skog som konverteras till plantager eller icke-skogligt bruk.</w:t>
-      </w:r>
-    </w:p>
-    <w:p>
-      <w:pPr>
-        <w:pStyle w:val="ListBullet"/>
-      </w:pPr>
-      <w:r>
-        <w:rPr>
-          <w:b/>
-          <w:i/>
-        </w:rPr>
-        <w:t xml:space="preserve">Kommentar: </w:t>
-      </w:r>
-      <w:r>
-        <w:rPr>
-          <w:i/>
-        </w:rPr>
-        <w:t>Avverkning av skog med höga naturvärden samt skada på fridlysta arter strider både mot FSC Controlled Wood-standarden och FSC:s policy for associerade organisationer.</w:t>
-      </w:r>
-    </w:p>
-    <w:p>
-      <w:pPr>
-        <w:pStyle w:val="Heading1"/>
-      </w:pPr>
-      <w:r>
-        <w:t>Ur PEFC-standarden gällande lagefterlevnad</w:t>
-      </w:r>
-    </w:p>
-    <w:p>
-      <w:r>
-        <w:t>PEFC-standarden förutsätter att tillämplig svensk lagstiftning följs. Det är utsedd tillsynsmyndighet som ansvarar för tillsyn av lagens efterlevnad. PEFC-standarden återger innehållet i vissa certifieringskritiska lag- och föreskriftskrav vilka ska ingå i granskning av PEFC-systemets efterlevnad.</w:t>
-      </w:r>
-    </w:p>
-    <w:p>
-      <w:pPr>
-        <w:pStyle w:val="ListBullet"/>
-      </w:pPr>
-      <w:r>
-        <w:rPr>
-          <w:b/>
-          <w:i/>
-        </w:rPr>
-        <w:t xml:space="preserve">Kommentar: </w:t>
-      </w:r>
-      <w:r>
-        <w:rPr>
-          <w:i/>
-        </w:rPr>
-        <w:t>I den avverkningsanmälda skogen har fridlysta arter sina livsmiljöer och växtplatser. Att skada de fridlysta arternas livsmiljöer, växtplatser eller ekologiska funktion är inte tillåtet enligt artskyddsförordningen</w:t>
-      </w:r>
-    </w:p>
-    <w:p>
-      <w:r>
-        <w:br w:type="page"/>
-      </w:r>
-    </w:p>
-    <w:p>
-      <w:pPr>
-        <w:pStyle w:val="Title"/>
-      </w:pPr>
-      <w:r>
-        <w:t>BILAGA 1 –</w:t>
-        <w:br/>
-        <w:t>Fridlysta och rödlistade arter</w:t>
+        <w:t xml:space="preserve">Artfaktablad. Naturvård – artfakta. </w:t>
+      </w:r>
+      <w:r>
+        <w:t>SLU Artdatabanken, Uppsala</w:t>
       </w:r>
     </w:p>
     <w:p>
@@ -1702,7 +1811,7 @@
 </file>
 
 <file path=word/endnotes.xml><?xml version="1.0" encoding="utf-8"?>
-<w:endnotes xmlns:wpc="http://schemas.microsoft.com/office/word/2010/wordprocessingCanvas" xmlns:cx="http://schemas.microsoft.com/office/drawing/2014/chartex" xmlns:cx1="http://schemas.microsoft.com/office/drawing/2015/9/8/chartex" xmlns:cx2="http://schemas.microsoft.com/office/drawing/2015/10/21/chartex" xmlns:cx3="http://schemas.microsoft.com/office/drawing/2016/5/9/chartex" xmlns:cx4="http://schemas.microsoft.com/office/drawing/2016/5/10/chartex" xmlns:cx5="http://schemas.microsoft.com/office/drawing/2016/5/11/chartex" xmlns:cx6="http://schemas.microsoft.com/office/drawing/2016/5/12/chartex" xmlns:cx7="http://schemas.microsoft.com/office/drawing/2016/5/13/chartex" xmlns:cx8="http://schemas.microsoft.com/office/drawing/2016/5/14/chartex" xmlns:mc="http://schemas.openxmlformats.org/markup-compatibility/2006" xmlns:aink="http://schemas.microsoft.com/office/drawing/2016/ink" xmlns:am3d="http://schemas.microsoft.com/office/drawing/2017/model3d" xmlns:o="urn:schemas-microsoft-com:office:office" xmlns:oel="http://schemas.microsoft.com/office/2019/extlst" xmlns:r="http://schemas.openxmlformats.org/officeDocument/2006/relationships" xmlns:m="http://schemas.openxmlformats.org/officeDocument/2006/math" xmlns:v="urn:schemas-microsoft-com:vml" xmlns:wp14="http://schemas.microsoft.com/office/word/2010/wordprocessingDrawing" xmlns:wp="http://schemas.openxmlformats.org/drawingml/2006/wordprocessingDrawing" xmlns:w10="urn:schemas-microsoft-com:office:word" xmlns:w="http://schemas.openxmlformats.org/wordprocessingml/2006/main" xmlns:w14="http://schemas.microsoft.com/office/word/2010/wordml" xmlns:w15="http://schemas.microsoft.com/office/word/2012/wordml" xmlns:w16cex="http://schemas.microsoft.com/office/word/2018/wordml/cex" xmlns:w16cid="http://schemas.microsoft.com/office/word/2016/wordml/cid" xmlns:w16="http://schemas.microsoft.com/office/word/2018/wordml" xmlns:w16sdtdh="http://schemas.microsoft.com/office/word/2020/wordml/sdtdatahash" xmlns:w16se="http://schemas.microsoft.com/office/word/2015/wordml/symex" xmlns:wpg="http://schemas.microsoft.com/office/word/2010/wordprocessingGroup" xmlns:wpi="http://schemas.microsoft.com/office/word/2010/wordprocessingInk" xmlns:wne="http://schemas.microsoft.com/office/word/2006/wordml" xmlns:wps="http://schemas.microsoft.com/office/word/2010/wordprocessingShape" mc:Ignorable="w14 w15 w16se w16cid w16 w16cex w16sdtdh wp14">
+<w:endnotes xmlns:wpc="http://schemas.microsoft.com/office/word/2010/wordprocessingCanvas" xmlns:cx="http://schemas.microsoft.com/office/drawing/2014/chartex" xmlns:cx1="http://schemas.microsoft.com/office/drawing/2015/9/8/chartex" xmlns:cx2="http://schemas.microsoft.com/office/drawing/2015/10/21/chartex" xmlns:cx3="http://schemas.microsoft.com/office/drawing/2016/5/9/chartex" xmlns:cx4="http://schemas.microsoft.com/office/drawing/2016/5/10/chartex" xmlns:cx5="http://schemas.microsoft.com/office/drawing/2016/5/11/chartex" xmlns:cx6="http://schemas.microsoft.com/office/drawing/2016/5/12/chartex" xmlns:cx7="http://schemas.microsoft.com/office/drawing/2016/5/13/chartex" xmlns:cx8="http://schemas.microsoft.com/office/drawing/2016/5/14/chartex" xmlns:mc="http://schemas.openxmlformats.org/markup-compatibility/2006" xmlns:aink="http://schemas.microsoft.com/office/drawing/2016/ink" xmlns:am3d="http://schemas.microsoft.com/office/drawing/2017/model3d" xmlns:o="urn:schemas-microsoft-com:office:office" xmlns:oel="http://schemas.microsoft.com/office/2019/extlst" xmlns:r="http://schemas.openxmlformats.org/officeDocument/2006/relationships" xmlns:m="http://schemas.openxmlformats.org/officeDocument/2006/math" xmlns:v="urn:schemas-microsoft-com:vml" xmlns:wp14="http://schemas.microsoft.com/office/word/2010/wordprocessingDrawing" xmlns:wp="http://schemas.openxmlformats.org/drawingml/2006/wordprocessingDrawing" xmlns:w10="urn:schemas-microsoft-com:office:word" xmlns:w="http://schemas.openxmlformats.org/wordprocessingml/2006/main" xmlns:w14="http://schemas.microsoft.com/office/word/2010/wordml" xmlns:w15="http://schemas.microsoft.com/office/word/2012/wordml" xmlns:w16cex="http://schemas.microsoft.com/office/word/2018/wordml/cex" xmlns:w16cid="http://schemas.microsoft.com/office/word/2016/wordml/cid" xmlns:w16="http://schemas.microsoft.com/office/word/2018/wordml" xmlns:w16du="http://schemas.microsoft.com/office/word/2023/wordml/word16du" xmlns:w16sdtdh="http://schemas.microsoft.com/office/word/2020/wordml/sdtdatahash" xmlns:w16sdtfl="http://schemas.microsoft.com/office/word/2024/wordml/sdtformatlock" xmlns:w16se="http://schemas.microsoft.com/office/word/2015/wordml/symex" xmlns:wpg="http://schemas.microsoft.com/office/word/2010/wordprocessingGroup" xmlns:wpi="http://schemas.microsoft.com/office/word/2010/wordprocessingInk" xmlns:wne="http://schemas.microsoft.com/office/word/2006/wordml" xmlns:wps="http://schemas.microsoft.com/office/word/2010/wordprocessingShape" mc:Ignorable="w14 w15 w16se w16cid w16 w16cex w16sdtdh w16sdtfl w16du wp14">
   <w:endnote w:type="separator" w:id="-1">
     <w:p>
       <w:pPr>
@@ -1727,7 +1836,7 @@
 </file>
 
 <file path=word/footer1.xml><?xml version="1.0" encoding="utf-8"?>
-<w:ftr xmlns:wpc="http://schemas.microsoft.com/office/word/2010/wordprocessingCanvas" xmlns:cx="http://schemas.microsoft.com/office/drawing/2014/chartex" xmlns:cx1="http://schemas.microsoft.com/office/drawing/2015/9/8/chartex" xmlns:cx2="http://schemas.microsoft.com/office/drawing/2015/10/21/chartex" xmlns:cx3="http://schemas.microsoft.com/office/drawing/2016/5/9/chartex" xmlns:cx4="http://schemas.microsoft.com/office/drawing/2016/5/10/chartex" xmlns:cx5="http://schemas.microsoft.com/office/drawing/2016/5/11/chartex" xmlns:cx6="http://schemas.microsoft.com/office/drawing/2016/5/12/chartex" xmlns:cx7="http://schemas.microsoft.com/office/drawing/2016/5/13/chartex" xmlns:cx8="http://schemas.microsoft.com/office/drawing/2016/5/14/chartex" xmlns:mc="http://schemas.openxmlformats.org/markup-compatibility/2006" xmlns:aink="http://schemas.microsoft.com/office/drawing/2016/ink" xmlns:am3d="http://schemas.microsoft.com/office/drawing/2017/model3d" xmlns:o="urn:schemas-microsoft-com:office:office" xmlns:oel="http://schemas.microsoft.com/office/2019/extlst" xmlns:r="http://schemas.openxmlformats.org/officeDocument/2006/relationships" xmlns:m="http://schemas.openxmlformats.org/officeDocument/2006/math" xmlns:v="urn:schemas-microsoft-com:vml" xmlns:wp14="http://schemas.microsoft.com/office/word/2010/wordprocessingDrawing" xmlns:wp="http://schemas.openxmlformats.org/drawingml/2006/wordprocessingDrawing" xmlns:w10="urn:schemas-microsoft-com:office:word" xmlns:w="http://schemas.openxmlformats.org/wordprocessingml/2006/main" xmlns:w14="http://schemas.microsoft.com/office/word/2010/wordml" xmlns:w15="http://schemas.microsoft.com/office/word/2012/wordml" xmlns:w16cex="http://schemas.microsoft.com/office/word/2018/wordml/cex" xmlns:w16cid="http://schemas.microsoft.com/office/word/2016/wordml/cid" xmlns:w16="http://schemas.microsoft.com/office/word/2018/wordml" xmlns:w16sdtdh="http://schemas.microsoft.com/office/word/2020/wordml/sdtdatahash" xmlns:w16se="http://schemas.microsoft.com/office/word/2015/wordml/symex" xmlns:wpg="http://schemas.microsoft.com/office/word/2010/wordprocessingGroup" xmlns:wpi="http://schemas.microsoft.com/office/word/2010/wordprocessingInk" xmlns:wne="http://schemas.microsoft.com/office/word/2006/wordml" xmlns:wps="http://schemas.microsoft.com/office/word/2010/wordprocessingShape" mc:Ignorable="w14 w15 w16se w16cid w16 w16cex w16sdtdh wp14">
+<w:ftr xmlns:wpc="http://schemas.microsoft.com/office/word/2010/wordprocessingCanvas" xmlns:cx="http://schemas.microsoft.com/office/drawing/2014/chartex" xmlns:cx1="http://schemas.microsoft.com/office/drawing/2015/9/8/chartex" xmlns:cx2="http://schemas.microsoft.com/office/drawing/2015/10/21/chartex" xmlns:cx3="http://schemas.microsoft.com/office/drawing/2016/5/9/chartex" xmlns:cx4="http://schemas.microsoft.com/office/drawing/2016/5/10/chartex" xmlns:cx5="http://schemas.microsoft.com/office/drawing/2016/5/11/chartex" xmlns:cx6="http://schemas.microsoft.com/office/drawing/2016/5/12/chartex" xmlns:cx7="http://schemas.microsoft.com/office/drawing/2016/5/13/chartex" xmlns:cx8="http://schemas.microsoft.com/office/drawing/2016/5/14/chartex" xmlns:mc="http://schemas.openxmlformats.org/markup-compatibility/2006" xmlns:aink="http://schemas.microsoft.com/office/drawing/2016/ink" xmlns:am3d="http://schemas.microsoft.com/office/drawing/2017/model3d" xmlns:o="urn:schemas-microsoft-com:office:office" xmlns:oel="http://schemas.microsoft.com/office/2019/extlst" xmlns:r="http://schemas.openxmlformats.org/officeDocument/2006/relationships" xmlns:m="http://schemas.openxmlformats.org/officeDocument/2006/math" xmlns:v="urn:schemas-microsoft-com:vml" xmlns:wp14="http://schemas.microsoft.com/office/word/2010/wordprocessingDrawing" xmlns:wp="http://schemas.openxmlformats.org/drawingml/2006/wordprocessingDrawing" xmlns:w10="urn:schemas-microsoft-com:office:word" xmlns:w="http://schemas.openxmlformats.org/wordprocessingml/2006/main" xmlns:w14="http://schemas.microsoft.com/office/word/2010/wordml" xmlns:w15="http://schemas.microsoft.com/office/word/2012/wordml" xmlns:w16cex="http://schemas.microsoft.com/office/word/2018/wordml/cex" xmlns:w16cid="http://schemas.microsoft.com/office/word/2016/wordml/cid" xmlns:w16="http://schemas.microsoft.com/office/word/2018/wordml" xmlns:w16du="http://schemas.microsoft.com/office/word/2023/wordml/word16du" xmlns:w16sdtdh="http://schemas.microsoft.com/office/word/2020/wordml/sdtdatahash" xmlns:w16sdtfl="http://schemas.microsoft.com/office/word/2024/wordml/sdtformatlock" xmlns:w16se="http://schemas.microsoft.com/office/word/2015/wordml/symex" xmlns:wpg="http://schemas.microsoft.com/office/word/2010/wordprocessingGroup" xmlns:wpi="http://schemas.microsoft.com/office/word/2010/wordprocessingInk" xmlns:wne="http://schemas.microsoft.com/office/word/2006/wordml" xmlns:wps="http://schemas.microsoft.com/office/word/2010/wordprocessingShape" mc:Ignorable="w14 w15 w16se w16cid w16 w16cex w16sdtdh w16sdtfl w16du wp14">
   <w:p>
     <w:pPr>
       <w:pStyle w:val="Footer"/>
@@ -1737,7 +1846,7 @@
 </file>
 
 <file path=word/footer2.xml><?xml version="1.0" encoding="utf-8"?>
-<w:ftr xmlns:wpc="http://schemas.microsoft.com/office/word/2010/wordprocessingCanvas" xmlns:cx="http://schemas.microsoft.com/office/drawing/2014/chartex" xmlns:cx1="http://schemas.microsoft.com/office/drawing/2015/9/8/chartex" xmlns:cx2="http://schemas.microsoft.com/office/drawing/2015/10/21/chartex" xmlns:cx3="http://schemas.microsoft.com/office/drawing/2016/5/9/chartex" xmlns:cx4="http://schemas.microsoft.com/office/drawing/2016/5/10/chartex" xmlns:cx5="http://schemas.microsoft.com/office/drawing/2016/5/11/chartex" xmlns:cx6="http://schemas.microsoft.com/office/drawing/2016/5/12/chartex" xmlns:cx7="http://schemas.microsoft.com/office/drawing/2016/5/13/chartex" xmlns:cx8="http://schemas.microsoft.com/office/drawing/2016/5/14/chartex" xmlns:mc="http://schemas.openxmlformats.org/markup-compatibility/2006" xmlns:aink="http://schemas.microsoft.com/office/drawing/2016/ink" xmlns:am3d="http://schemas.microsoft.com/office/drawing/2017/model3d" xmlns:o="urn:schemas-microsoft-com:office:office" xmlns:oel="http://schemas.microsoft.com/office/2019/extlst" xmlns:r="http://schemas.openxmlformats.org/officeDocument/2006/relationships" xmlns:m="http://schemas.openxmlformats.org/officeDocument/2006/math" xmlns:v="urn:schemas-microsoft-com:vml" xmlns:wp14="http://schemas.microsoft.com/office/word/2010/wordprocessingDrawing" xmlns:wp="http://schemas.openxmlformats.org/drawingml/2006/wordprocessingDrawing" xmlns:w10="urn:schemas-microsoft-com:office:word" xmlns:w="http://schemas.openxmlformats.org/wordprocessingml/2006/main" xmlns:w14="http://schemas.microsoft.com/office/word/2010/wordml" xmlns:w15="http://schemas.microsoft.com/office/word/2012/wordml" xmlns:w16cex="http://schemas.microsoft.com/office/word/2018/wordml/cex" xmlns:w16cid="http://schemas.microsoft.com/office/word/2016/wordml/cid" xmlns:w16="http://schemas.microsoft.com/office/word/2018/wordml" xmlns:w16sdtdh="http://schemas.microsoft.com/office/word/2020/wordml/sdtdatahash" xmlns:w16se="http://schemas.microsoft.com/office/word/2015/wordml/symex" xmlns:wpg="http://schemas.microsoft.com/office/word/2010/wordprocessingGroup" xmlns:wpi="http://schemas.microsoft.com/office/word/2010/wordprocessingInk" xmlns:wne="http://schemas.microsoft.com/office/word/2006/wordml" xmlns:wps="http://schemas.microsoft.com/office/word/2010/wordprocessingShape" mc:Ignorable="w14 w15 w16se w16cid w16 w16cex w16sdtdh wp14">
+<w:ftr xmlns:wpc="http://schemas.microsoft.com/office/word/2010/wordprocessingCanvas" xmlns:cx="http://schemas.microsoft.com/office/drawing/2014/chartex" xmlns:cx1="http://schemas.microsoft.com/office/drawing/2015/9/8/chartex" xmlns:cx2="http://schemas.microsoft.com/office/drawing/2015/10/21/chartex" xmlns:cx3="http://schemas.microsoft.com/office/drawing/2016/5/9/chartex" xmlns:cx4="http://schemas.microsoft.com/office/drawing/2016/5/10/chartex" xmlns:cx5="http://schemas.microsoft.com/office/drawing/2016/5/11/chartex" xmlns:cx6="http://schemas.microsoft.com/office/drawing/2016/5/12/chartex" xmlns:cx7="http://schemas.microsoft.com/office/drawing/2016/5/13/chartex" xmlns:cx8="http://schemas.microsoft.com/office/drawing/2016/5/14/chartex" xmlns:mc="http://schemas.openxmlformats.org/markup-compatibility/2006" xmlns:aink="http://schemas.microsoft.com/office/drawing/2016/ink" xmlns:am3d="http://schemas.microsoft.com/office/drawing/2017/model3d" xmlns:o="urn:schemas-microsoft-com:office:office" xmlns:oel="http://schemas.microsoft.com/office/2019/extlst" xmlns:r="http://schemas.openxmlformats.org/officeDocument/2006/relationships" xmlns:m="http://schemas.openxmlformats.org/officeDocument/2006/math" xmlns:v="urn:schemas-microsoft-com:vml" xmlns:wp14="http://schemas.microsoft.com/office/word/2010/wordprocessingDrawing" xmlns:wp="http://schemas.openxmlformats.org/drawingml/2006/wordprocessingDrawing" xmlns:w10="urn:schemas-microsoft-com:office:word" xmlns:w="http://schemas.openxmlformats.org/wordprocessingml/2006/main" xmlns:w14="http://schemas.microsoft.com/office/word/2010/wordml" xmlns:w15="http://schemas.microsoft.com/office/word/2012/wordml" xmlns:w16cex="http://schemas.microsoft.com/office/word/2018/wordml/cex" xmlns:w16cid="http://schemas.microsoft.com/office/word/2016/wordml/cid" xmlns:w16="http://schemas.microsoft.com/office/word/2018/wordml" xmlns:w16du="http://schemas.microsoft.com/office/word/2023/wordml/word16du" xmlns:w16sdtdh="http://schemas.microsoft.com/office/word/2020/wordml/sdtdatahash" xmlns:w16sdtfl="http://schemas.microsoft.com/office/word/2024/wordml/sdtformatlock" xmlns:w16se="http://schemas.microsoft.com/office/word/2015/wordml/symex" xmlns:wpg="http://schemas.microsoft.com/office/word/2010/wordprocessingGroup" xmlns:wpi="http://schemas.microsoft.com/office/word/2010/wordprocessingInk" xmlns:wne="http://schemas.microsoft.com/office/word/2006/wordml" xmlns:wps="http://schemas.microsoft.com/office/word/2010/wordprocessingShape" mc:Ignorable="w14 w15 w16se w16cid w16 w16cex w16sdtdh w16sdtfl w16du wp14">
   <w:p>
     <w:pPr>
       <w:pStyle w:val="Footer"/>
@@ -1747,7 +1856,7 @@
 </file>
 
 <file path=word/footer3.xml><?xml version="1.0" encoding="utf-8"?>
-<w:ftr xmlns:wpc="http://schemas.microsoft.com/office/word/2010/wordprocessingCanvas" xmlns:cx="http://schemas.microsoft.com/office/drawing/2014/chartex" xmlns:cx1="http://schemas.microsoft.com/office/drawing/2015/9/8/chartex" xmlns:cx2="http://schemas.microsoft.com/office/drawing/2015/10/21/chartex" xmlns:cx3="http://schemas.microsoft.com/office/drawing/2016/5/9/chartex" xmlns:cx4="http://schemas.microsoft.com/office/drawing/2016/5/10/chartex" xmlns:cx5="http://schemas.microsoft.com/office/drawing/2016/5/11/chartex" xmlns:cx6="http://schemas.microsoft.com/office/drawing/2016/5/12/chartex" xmlns:cx7="http://schemas.microsoft.com/office/drawing/2016/5/13/chartex" xmlns:cx8="http://schemas.microsoft.com/office/drawing/2016/5/14/chartex" xmlns:mc="http://schemas.openxmlformats.org/markup-compatibility/2006" xmlns:aink="http://schemas.microsoft.com/office/drawing/2016/ink" xmlns:am3d="http://schemas.microsoft.com/office/drawing/2017/model3d" xmlns:o="urn:schemas-microsoft-com:office:office" xmlns:oel="http://schemas.microsoft.com/office/2019/extlst" xmlns:r="http://schemas.openxmlformats.org/officeDocument/2006/relationships" xmlns:m="http://schemas.openxmlformats.org/officeDocument/2006/math" xmlns:v="urn:schemas-microsoft-com:vml" xmlns:wp14="http://schemas.microsoft.com/office/word/2010/wordprocessingDrawing" xmlns:wp="http://schemas.openxmlformats.org/drawingml/2006/wordprocessingDrawing" xmlns:w10="urn:schemas-microsoft-com:office:word" xmlns:w="http://schemas.openxmlformats.org/wordprocessingml/2006/main" xmlns:w14="http://schemas.microsoft.com/office/word/2010/wordml" xmlns:w15="http://schemas.microsoft.com/office/word/2012/wordml" xmlns:w16cex="http://schemas.microsoft.com/office/word/2018/wordml/cex" xmlns:w16cid="http://schemas.microsoft.com/office/word/2016/wordml/cid" xmlns:w16="http://schemas.microsoft.com/office/word/2018/wordml" xmlns:w16sdtdh="http://schemas.microsoft.com/office/word/2020/wordml/sdtdatahash" xmlns:w16se="http://schemas.microsoft.com/office/word/2015/wordml/symex" xmlns:wpg="http://schemas.microsoft.com/office/word/2010/wordprocessingGroup" xmlns:wpi="http://schemas.microsoft.com/office/word/2010/wordprocessingInk" xmlns:wne="http://schemas.microsoft.com/office/word/2006/wordml" xmlns:wps="http://schemas.microsoft.com/office/word/2010/wordprocessingShape" mc:Ignorable="w14 w15 w16se w16cid w16 w16cex w16sdtdh wp14">
+<w:ftr xmlns:wpc="http://schemas.microsoft.com/office/word/2010/wordprocessingCanvas" xmlns:cx="http://schemas.microsoft.com/office/drawing/2014/chartex" xmlns:cx1="http://schemas.microsoft.com/office/drawing/2015/9/8/chartex" xmlns:cx2="http://schemas.microsoft.com/office/drawing/2015/10/21/chartex" xmlns:cx3="http://schemas.microsoft.com/office/drawing/2016/5/9/chartex" xmlns:cx4="http://schemas.microsoft.com/office/drawing/2016/5/10/chartex" xmlns:cx5="http://schemas.microsoft.com/office/drawing/2016/5/11/chartex" xmlns:cx6="http://schemas.microsoft.com/office/drawing/2016/5/12/chartex" xmlns:cx7="http://schemas.microsoft.com/office/drawing/2016/5/13/chartex" xmlns:cx8="http://schemas.microsoft.com/office/drawing/2016/5/14/chartex" xmlns:mc="http://schemas.openxmlformats.org/markup-compatibility/2006" xmlns:aink="http://schemas.microsoft.com/office/drawing/2016/ink" xmlns:am3d="http://schemas.microsoft.com/office/drawing/2017/model3d" xmlns:o="urn:schemas-microsoft-com:office:office" xmlns:oel="http://schemas.microsoft.com/office/2019/extlst" xmlns:r="http://schemas.openxmlformats.org/officeDocument/2006/relationships" xmlns:m="http://schemas.openxmlformats.org/officeDocument/2006/math" xmlns:v="urn:schemas-microsoft-com:vml" xmlns:wp14="http://schemas.microsoft.com/office/word/2010/wordprocessingDrawing" xmlns:wp="http://schemas.openxmlformats.org/drawingml/2006/wordprocessingDrawing" xmlns:w10="urn:schemas-microsoft-com:office:word" xmlns:w="http://schemas.openxmlformats.org/wordprocessingml/2006/main" xmlns:w14="http://schemas.microsoft.com/office/word/2010/wordml" xmlns:w15="http://schemas.microsoft.com/office/word/2012/wordml" xmlns:w16cex="http://schemas.microsoft.com/office/word/2018/wordml/cex" xmlns:w16cid="http://schemas.microsoft.com/office/word/2016/wordml/cid" xmlns:w16="http://schemas.microsoft.com/office/word/2018/wordml" xmlns:w16du="http://schemas.microsoft.com/office/word/2023/wordml/word16du" xmlns:w16sdtdh="http://schemas.microsoft.com/office/word/2020/wordml/sdtdatahash" xmlns:w16sdtfl="http://schemas.microsoft.com/office/word/2024/wordml/sdtformatlock" xmlns:w16se="http://schemas.microsoft.com/office/word/2015/wordml/symex" xmlns:wpg="http://schemas.microsoft.com/office/word/2010/wordprocessingGroup" xmlns:wpi="http://schemas.microsoft.com/office/word/2010/wordprocessingInk" xmlns:wne="http://schemas.microsoft.com/office/word/2006/wordml" xmlns:wps="http://schemas.microsoft.com/office/word/2010/wordprocessingShape" mc:Ignorable="w14 w15 w16se w16cid w16 w16cex w16sdtdh w16sdtfl w16du wp14">
   <w:p>
     <w:pPr>
       <w:pStyle w:val="Footer"/>
@@ -1757,7 +1866,7 @@
 </file>
 
 <file path=word/footnotes.xml><?xml version="1.0" encoding="utf-8"?>
-<w:footnotes xmlns:wpc="http://schemas.microsoft.com/office/word/2010/wordprocessingCanvas" xmlns:cx="http://schemas.microsoft.com/office/drawing/2014/chartex" xmlns:cx1="http://schemas.microsoft.com/office/drawing/2015/9/8/chartex" xmlns:cx2="http://schemas.microsoft.com/office/drawing/2015/10/21/chartex" xmlns:cx3="http://schemas.microsoft.com/office/drawing/2016/5/9/chartex" xmlns:cx4="http://schemas.microsoft.com/office/drawing/2016/5/10/chartex" xmlns:cx5="http://schemas.microsoft.com/office/drawing/2016/5/11/chartex" xmlns:cx6="http://schemas.microsoft.com/office/drawing/2016/5/12/chartex" xmlns:cx7="http://schemas.microsoft.com/office/drawing/2016/5/13/chartex" xmlns:cx8="http://schemas.microsoft.com/office/drawing/2016/5/14/chartex" xmlns:mc="http://schemas.openxmlformats.org/markup-compatibility/2006" xmlns:aink="http://schemas.microsoft.com/office/drawing/2016/ink" xmlns:am3d="http://schemas.microsoft.com/office/drawing/2017/model3d" xmlns:o="urn:schemas-microsoft-com:office:office" xmlns:oel="http://schemas.microsoft.com/office/2019/extlst" xmlns:r="http://schemas.openxmlformats.org/officeDocument/2006/relationships" xmlns:m="http://schemas.openxmlformats.org/officeDocument/2006/math" xmlns:v="urn:schemas-microsoft-com:vml" xmlns:wp14="http://schemas.microsoft.com/office/word/2010/wordprocessingDrawing" xmlns:wp="http://schemas.openxmlformats.org/drawingml/2006/wordprocessingDrawing" xmlns:w10="urn:schemas-microsoft-com:office:word" xmlns:w="http://schemas.openxmlformats.org/wordprocessingml/2006/main" xmlns:w14="http://schemas.microsoft.com/office/word/2010/wordml" xmlns:w15="http://schemas.microsoft.com/office/word/2012/wordml" xmlns:w16cex="http://schemas.microsoft.com/office/word/2018/wordml/cex" xmlns:w16cid="http://schemas.microsoft.com/office/word/2016/wordml/cid" xmlns:w16="http://schemas.microsoft.com/office/word/2018/wordml" xmlns:w16sdtdh="http://schemas.microsoft.com/office/word/2020/wordml/sdtdatahash" xmlns:w16se="http://schemas.microsoft.com/office/word/2015/wordml/symex" xmlns:wpg="http://schemas.microsoft.com/office/word/2010/wordprocessingGroup" xmlns:wpi="http://schemas.microsoft.com/office/word/2010/wordprocessingInk" xmlns:wne="http://schemas.microsoft.com/office/word/2006/wordml" xmlns:wps="http://schemas.microsoft.com/office/word/2010/wordprocessingShape" mc:Ignorable="w14 w15 w16se w16cid w16 w16cex w16sdtdh wp14">
+<w:footnotes xmlns:wpc="http://schemas.microsoft.com/office/word/2010/wordprocessingCanvas" xmlns:cx="http://schemas.microsoft.com/office/drawing/2014/chartex" xmlns:cx1="http://schemas.microsoft.com/office/drawing/2015/9/8/chartex" xmlns:cx2="http://schemas.microsoft.com/office/drawing/2015/10/21/chartex" xmlns:cx3="http://schemas.microsoft.com/office/drawing/2016/5/9/chartex" xmlns:cx4="http://schemas.microsoft.com/office/drawing/2016/5/10/chartex" xmlns:cx5="http://schemas.microsoft.com/office/drawing/2016/5/11/chartex" xmlns:cx6="http://schemas.microsoft.com/office/drawing/2016/5/12/chartex" xmlns:cx7="http://schemas.microsoft.com/office/drawing/2016/5/13/chartex" xmlns:cx8="http://schemas.microsoft.com/office/drawing/2016/5/14/chartex" xmlns:mc="http://schemas.openxmlformats.org/markup-compatibility/2006" xmlns:aink="http://schemas.microsoft.com/office/drawing/2016/ink" xmlns:am3d="http://schemas.microsoft.com/office/drawing/2017/model3d" xmlns:o="urn:schemas-microsoft-com:office:office" xmlns:oel="http://schemas.microsoft.com/office/2019/extlst" xmlns:r="http://schemas.openxmlformats.org/officeDocument/2006/relationships" xmlns:m="http://schemas.openxmlformats.org/officeDocument/2006/math" xmlns:v="urn:schemas-microsoft-com:vml" xmlns:wp14="http://schemas.microsoft.com/office/word/2010/wordprocessingDrawing" xmlns:wp="http://schemas.openxmlformats.org/drawingml/2006/wordprocessingDrawing" xmlns:w10="urn:schemas-microsoft-com:office:word" xmlns:w="http://schemas.openxmlformats.org/wordprocessingml/2006/main" xmlns:w14="http://schemas.microsoft.com/office/word/2010/wordml" xmlns:w15="http://schemas.microsoft.com/office/word/2012/wordml" xmlns:w16cex="http://schemas.microsoft.com/office/word/2018/wordml/cex" xmlns:w16cid="http://schemas.microsoft.com/office/word/2016/wordml/cid" xmlns:w16="http://schemas.microsoft.com/office/word/2018/wordml" xmlns:w16du="http://schemas.microsoft.com/office/word/2023/wordml/word16du" xmlns:w16sdtdh="http://schemas.microsoft.com/office/word/2020/wordml/sdtdatahash" xmlns:w16sdtfl="http://schemas.microsoft.com/office/word/2024/wordml/sdtformatlock" xmlns:w16se="http://schemas.microsoft.com/office/word/2015/wordml/symex" xmlns:wpg="http://schemas.microsoft.com/office/word/2010/wordprocessingGroup" xmlns:wpi="http://schemas.microsoft.com/office/word/2010/wordprocessingInk" xmlns:wne="http://schemas.microsoft.com/office/word/2006/wordml" xmlns:wps="http://schemas.microsoft.com/office/word/2010/wordprocessingShape" mc:Ignorable="w14 w15 w16se w16cid w16 w16cex w16sdtdh w16sdtfl w16du wp14">
   <w:footnote w:type="separator" w:id="-1">
     <w:p>
       <w:pPr>
@@ -1782,7 +1891,7 @@
 </file>
 
 <file path=word/header1.xml><?xml version="1.0" encoding="utf-8"?>
-<w:hdr xmlns:wpc="http://schemas.microsoft.com/office/word/2010/wordprocessingCanvas" xmlns:cx="http://schemas.microsoft.com/office/drawing/2014/chartex" xmlns:cx1="http://schemas.microsoft.com/office/drawing/2015/9/8/chartex" xmlns:cx2="http://schemas.microsoft.com/office/drawing/2015/10/21/chartex" xmlns:cx3="http://schemas.microsoft.com/office/drawing/2016/5/9/chartex" xmlns:cx4="http://schemas.microsoft.com/office/drawing/2016/5/10/chartex" xmlns:cx5="http://schemas.microsoft.com/office/drawing/2016/5/11/chartex" xmlns:cx6="http://schemas.microsoft.com/office/drawing/2016/5/12/chartex" xmlns:cx7="http://schemas.microsoft.com/office/drawing/2016/5/13/chartex" xmlns:cx8="http://schemas.microsoft.com/office/drawing/2016/5/14/chartex" xmlns:mc="http://schemas.openxmlformats.org/markup-compatibility/2006" xmlns:aink="http://schemas.microsoft.com/office/drawing/2016/ink" xmlns:am3d="http://schemas.microsoft.com/office/drawing/2017/model3d" xmlns:o="urn:schemas-microsoft-com:office:office" xmlns:oel="http://schemas.microsoft.com/office/2019/extlst" xmlns:r="http://schemas.openxmlformats.org/officeDocument/2006/relationships" xmlns:m="http://schemas.openxmlformats.org/officeDocument/2006/math" xmlns:v="urn:schemas-microsoft-com:vml" xmlns:wp14="http://schemas.microsoft.com/office/word/2010/wordprocessingDrawing" xmlns:wp="http://schemas.openxmlformats.org/drawingml/2006/wordprocessingDrawing" xmlns:w10="urn:schemas-microsoft-com:office:word" xmlns:w="http://schemas.openxmlformats.org/wordprocessingml/2006/main" xmlns:w14="http://schemas.microsoft.com/office/word/2010/wordml" xmlns:w15="http://schemas.microsoft.com/office/word/2012/wordml" xmlns:w16cex="http://schemas.microsoft.com/office/word/2018/wordml/cex" xmlns:w16cid="http://schemas.microsoft.com/office/word/2016/wordml/cid" xmlns:w16="http://schemas.microsoft.com/office/word/2018/wordml" xmlns:w16sdtdh="http://schemas.microsoft.com/office/word/2020/wordml/sdtdatahash" xmlns:w16se="http://schemas.microsoft.com/office/word/2015/wordml/symex" xmlns:wpg="http://schemas.microsoft.com/office/word/2010/wordprocessingGroup" xmlns:wpi="http://schemas.microsoft.com/office/word/2010/wordprocessingInk" xmlns:wne="http://schemas.microsoft.com/office/word/2006/wordml" xmlns:wps="http://schemas.microsoft.com/office/word/2010/wordprocessingShape" mc:Ignorable="w14 w15 w16se w16cid w16 w16cex w16sdtdh wp14">
+<w:hdr xmlns:wpc="http://schemas.microsoft.com/office/word/2010/wordprocessingCanvas" xmlns:cx="http://schemas.microsoft.com/office/drawing/2014/chartex" xmlns:cx1="http://schemas.microsoft.com/office/drawing/2015/9/8/chartex" xmlns:cx2="http://schemas.microsoft.com/office/drawing/2015/10/21/chartex" xmlns:cx3="http://schemas.microsoft.com/office/drawing/2016/5/9/chartex" xmlns:cx4="http://schemas.microsoft.com/office/drawing/2016/5/10/chartex" xmlns:cx5="http://schemas.microsoft.com/office/drawing/2016/5/11/chartex" xmlns:cx6="http://schemas.microsoft.com/office/drawing/2016/5/12/chartex" xmlns:cx7="http://schemas.microsoft.com/office/drawing/2016/5/13/chartex" xmlns:cx8="http://schemas.microsoft.com/office/drawing/2016/5/14/chartex" xmlns:mc="http://schemas.openxmlformats.org/markup-compatibility/2006" xmlns:aink="http://schemas.microsoft.com/office/drawing/2016/ink" xmlns:am3d="http://schemas.microsoft.com/office/drawing/2017/model3d" xmlns:o="urn:schemas-microsoft-com:office:office" xmlns:oel="http://schemas.microsoft.com/office/2019/extlst" xmlns:r="http://schemas.openxmlformats.org/officeDocument/2006/relationships" xmlns:m="http://schemas.openxmlformats.org/officeDocument/2006/math" xmlns:v="urn:schemas-microsoft-com:vml" xmlns:wp14="http://schemas.microsoft.com/office/word/2010/wordprocessingDrawing" xmlns:wp="http://schemas.openxmlformats.org/drawingml/2006/wordprocessingDrawing" xmlns:w10="urn:schemas-microsoft-com:office:word" xmlns:w="http://schemas.openxmlformats.org/wordprocessingml/2006/main" xmlns:w14="http://schemas.microsoft.com/office/word/2010/wordml" xmlns:w15="http://schemas.microsoft.com/office/word/2012/wordml" xmlns:w16cex="http://schemas.microsoft.com/office/word/2018/wordml/cex" xmlns:w16cid="http://schemas.microsoft.com/office/word/2016/wordml/cid" xmlns:w16="http://schemas.microsoft.com/office/word/2018/wordml" xmlns:w16du="http://schemas.microsoft.com/office/word/2023/wordml/word16du" xmlns:w16sdtdh="http://schemas.microsoft.com/office/word/2020/wordml/sdtdatahash" xmlns:w16sdtfl="http://schemas.microsoft.com/office/word/2024/wordml/sdtformatlock" xmlns:w16se="http://schemas.microsoft.com/office/word/2015/wordml/symex" xmlns:wpg="http://schemas.microsoft.com/office/word/2010/wordprocessingGroup" xmlns:wpi="http://schemas.microsoft.com/office/word/2010/wordprocessingInk" xmlns:wne="http://schemas.microsoft.com/office/word/2006/wordml" xmlns:wps="http://schemas.microsoft.com/office/word/2010/wordprocessingShape" mc:Ignorable="w14 w15 w16se w16cid w16 w16cex w16sdtdh w16sdtfl w16du wp14">
   <w:p>
     <w:pPr>
       <w:pStyle w:val="Header"/>
@@ -1792,7 +1901,7 @@
 </file>
 
 <file path=word/header2.xml><?xml version="1.0" encoding="utf-8"?>
-<w:hdr xmlns:wpc="http://schemas.microsoft.com/office/word/2010/wordprocessingCanvas" xmlns:cx="http://schemas.microsoft.com/office/drawing/2014/chartex" xmlns:cx1="http://schemas.microsoft.com/office/drawing/2015/9/8/chartex" xmlns:cx2="http://schemas.microsoft.com/office/drawing/2015/10/21/chartex" xmlns:cx3="http://schemas.microsoft.com/office/drawing/2016/5/9/chartex" xmlns:cx4="http://schemas.microsoft.com/office/drawing/2016/5/10/chartex" xmlns:cx5="http://schemas.microsoft.com/office/drawing/2016/5/11/chartex" xmlns:cx6="http://schemas.microsoft.com/office/drawing/2016/5/12/chartex" xmlns:cx7="http://schemas.microsoft.com/office/drawing/2016/5/13/chartex" xmlns:cx8="http://schemas.microsoft.com/office/drawing/2016/5/14/chartex" xmlns:mc="http://schemas.openxmlformats.org/markup-compatibility/2006" xmlns:aink="http://schemas.microsoft.com/office/drawing/2016/ink" xmlns:am3d="http://schemas.microsoft.com/office/drawing/2017/model3d" xmlns:o="urn:schemas-microsoft-com:office:office" xmlns:oel="http://schemas.microsoft.com/office/2019/extlst" xmlns:r="http://schemas.openxmlformats.org/officeDocument/2006/relationships" xmlns:m="http://schemas.openxmlformats.org/officeDocument/2006/math" xmlns:v="urn:schemas-microsoft-com:vml" xmlns:wp14="http://schemas.microsoft.com/office/word/2010/wordprocessingDrawing" xmlns:wp="http://schemas.openxmlformats.org/drawingml/2006/wordprocessingDrawing" xmlns:w10="urn:schemas-microsoft-com:office:word" xmlns:w="http://schemas.openxmlformats.org/wordprocessingml/2006/main" xmlns:w14="http://schemas.microsoft.com/office/word/2010/wordml" xmlns:w15="http://schemas.microsoft.com/office/word/2012/wordml" xmlns:w16cex="http://schemas.microsoft.com/office/word/2018/wordml/cex" xmlns:w16cid="http://schemas.microsoft.com/office/word/2016/wordml/cid" xmlns:w16="http://schemas.microsoft.com/office/word/2018/wordml" xmlns:w16sdtdh="http://schemas.microsoft.com/office/word/2020/wordml/sdtdatahash" xmlns:w16se="http://schemas.microsoft.com/office/word/2015/wordml/symex" xmlns:wpg="http://schemas.microsoft.com/office/word/2010/wordprocessingGroup" xmlns:wpi="http://schemas.microsoft.com/office/word/2010/wordprocessingInk" xmlns:wne="http://schemas.microsoft.com/office/word/2006/wordml" xmlns:wps="http://schemas.microsoft.com/office/word/2010/wordprocessingShape" mc:Ignorable="w14 w15 w16se w16cid w16 w16cex w16sdtdh wp14">
+<w:hdr xmlns:wpc="http://schemas.microsoft.com/office/word/2010/wordprocessingCanvas" xmlns:cx="http://schemas.microsoft.com/office/drawing/2014/chartex" xmlns:cx1="http://schemas.microsoft.com/office/drawing/2015/9/8/chartex" xmlns:cx2="http://schemas.microsoft.com/office/drawing/2015/10/21/chartex" xmlns:cx3="http://schemas.microsoft.com/office/drawing/2016/5/9/chartex" xmlns:cx4="http://schemas.microsoft.com/office/drawing/2016/5/10/chartex" xmlns:cx5="http://schemas.microsoft.com/office/drawing/2016/5/11/chartex" xmlns:cx6="http://schemas.microsoft.com/office/drawing/2016/5/12/chartex" xmlns:cx7="http://schemas.microsoft.com/office/drawing/2016/5/13/chartex" xmlns:cx8="http://schemas.microsoft.com/office/drawing/2016/5/14/chartex" xmlns:mc="http://schemas.openxmlformats.org/markup-compatibility/2006" xmlns:aink="http://schemas.microsoft.com/office/drawing/2016/ink" xmlns:am3d="http://schemas.microsoft.com/office/drawing/2017/model3d" xmlns:o="urn:schemas-microsoft-com:office:office" xmlns:oel="http://schemas.microsoft.com/office/2019/extlst" xmlns:r="http://schemas.openxmlformats.org/officeDocument/2006/relationships" xmlns:m="http://schemas.openxmlformats.org/officeDocument/2006/math" xmlns:v="urn:schemas-microsoft-com:vml" xmlns:wp14="http://schemas.microsoft.com/office/word/2010/wordprocessingDrawing" xmlns:wp="http://schemas.openxmlformats.org/drawingml/2006/wordprocessingDrawing" xmlns:w10="urn:schemas-microsoft-com:office:word" xmlns:w="http://schemas.openxmlformats.org/wordprocessingml/2006/main" xmlns:w14="http://schemas.microsoft.com/office/word/2010/wordml" xmlns:w15="http://schemas.microsoft.com/office/word/2012/wordml" xmlns:w16cex="http://schemas.microsoft.com/office/word/2018/wordml/cex" xmlns:w16cid="http://schemas.microsoft.com/office/word/2016/wordml/cid" xmlns:w16="http://schemas.microsoft.com/office/word/2018/wordml" xmlns:w16du="http://schemas.microsoft.com/office/word/2023/wordml/word16du" xmlns:w16sdtdh="http://schemas.microsoft.com/office/word/2020/wordml/sdtdatahash" xmlns:w16sdtfl="http://schemas.microsoft.com/office/word/2024/wordml/sdtformatlock" xmlns:w16se="http://schemas.microsoft.com/office/word/2015/wordml/symex" xmlns:wpg="http://schemas.microsoft.com/office/word/2010/wordprocessingGroup" xmlns:wpi="http://schemas.microsoft.com/office/word/2010/wordprocessingInk" xmlns:wne="http://schemas.microsoft.com/office/word/2006/wordml" xmlns:wps="http://schemas.microsoft.com/office/word/2010/wordprocessingShape" mc:Ignorable="w14 w15 w16se w16cid w16 w16cex w16sdtdh w16sdtfl w16du wp14">
   <w:p>
     <w:pPr>
       <w:pStyle w:val="Header"/>
@@ -1803,7 +1912,7 @@
 </file>
 
 <file path=word/header3.xml><?xml version="1.0" encoding="utf-8"?>
-<w:hdr xmlns:wpc="http://schemas.microsoft.com/office/word/2010/wordprocessingCanvas" xmlns:cx="http://schemas.microsoft.com/office/drawing/2014/chartex" xmlns:cx1="http://schemas.microsoft.com/office/drawing/2015/9/8/chartex" xmlns:cx2="http://schemas.microsoft.com/office/drawing/2015/10/21/chartex" xmlns:cx3="http://schemas.microsoft.com/office/drawing/2016/5/9/chartex" xmlns:cx4="http://schemas.microsoft.com/office/drawing/2016/5/10/chartex" xmlns:cx5="http://schemas.microsoft.com/office/drawing/2016/5/11/chartex" xmlns:cx6="http://schemas.microsoft.com/office/drawing/2016/5/12/chartex" xmlns:cx7="http://schemas.microsoft.com/office/drawing/2016/5/13/chartex" xmlns:cx8="http://schemas.microsoft.com/office/drawing/2016/5/14/chartex" xmlns:mc="http://schemas.openxmlformats.org/markup-compatibility/2006" xmlns:aink="http://schemas.microsoft.com/office/drawing/2016/ink" xmlns:am3d="http://schemas.microsoft.com/office/drawing/2017/model3d" xmlns:o="urn:schemas-microsoft-com:office:office" xmlns:oel="http://schemas.microsoft.com/office/2019/extlst" xmlns:r="http://schemas.openxmlformats.org/officeDocument/2006/relationships" xmlns:m="http://schemas.openxmlformats.org/officeDocument/2006/math" xmlns:v="urn:schemas-microsoft-com:vml" xmlns:wp14="http://schemas.microsoft.com/office/word/2010/wordprocessingDrawing" xmlns:wp="http://schemas.openxmlformats.org/drawingml/2006/wordprocessingDrawing" xmlns:w10="urn:schemas-microsoft-com:office:word" xmlns:w="http://schemas.openxmlformats.org/wordprocessingml/2006/main" xmlns:w14="http://schemas.microsoft.com/office/word/2010/wordml" xmlns:w15="http://schemas.microsoft.com/office/word/2012/wordml" xmlns:w16cex="http://schemas.microsoft.com/office/word/2018/wordml/cex" xmlns:w16cid="http://schemas.microsoft.com/office/word/2016/wordml/cid" xmlns:w16="http://schemas.microsoft.com/office/word/2018/wordml" xmlns:w16sdtdh="http://schemas.microsoft.com/office/word/2020/wordml/sdtdatahash" xmlns:w16se="http://schemas.microsoft.com/office/word/2015/wordml/symex" xmlns:wpg="http://schemas.microsoft.com/office/word/2010/wordprocessingGroup" xmlns:wpi="http://schemas.microsoft.com/office/word/2010/wordprocessingInk" xmlns:wne="http://schemas.microsoft.com/office/word/2006/wordml" xmlns:wps="http://schemas.microsoft.com/office/word/2010/wordprocessingShape" mc:Ignorable="w14 w15 w16se w16cid w16 w16cex w16sdtdh wp14">
+<w:hdr xmlns:wpc="http://schemas.microsoft.com/office/word/2010/wordprocessingCanvas" xmlns:cx="http://schemas.microsoft.com/office/drawing/2014/chartex" xmlns:cx1="http://schemas.microsoft.com/office/drawing/2015/9/8/chartex" xmlns:cx2="http://schemas.microsoft.com/office/drawing/2015/10/21/chartex" xmlns:cx3="http://schemas.microsoft.com/office/drawing/2016/5/9/chartex" xmlns:cx4="http://schemas.microsoft.com/office/drawing/2016/5/10/chartex" xmlns:cx5="http://schemas.microsoft.com/office/drawing/2016/5/11/chartex" xmlns:cx6="http://schemas.microsoft.com/office/drawing/2016/5/12/chartex" xmlns:cx7="http://schemas.microsoft.com/office/drawing/2016/5/13/chartex" xmlns:cx8="http://schemas.microsoft.com/office/drawing/2016/5/14/chartex" xmlns:mc="http://schemas.openxmlformats.org/markup-compatibility/2006" xmlns:aink="http://schemas.microsoft.com/office/drawing/2016/ink" xmlns:am3d="http://schemas.microsoft.com/office/drawing/2017/model3d" xmlns:o="urn:schemas-microsoft-com:office:office" xmlns:oel="http://schemas.microsoft.com/office/2019/extlst" xmlns:r="http://schemas.openxmlformats.org/officeDocument/2006/relationships" xmlns:m="http://schemas.openxmlformats.org/officeDocument/2006/math" xmlns:v="urn:schemas-microsoft-com:vml" xmlns:wp14="http://schemas.microsoft.com/office/word/2010/wordprocessingDrawing" xmlns:wp="http://schemas.openxmlformats.org/drawingml/2006/wordprocessingDrawing" xmlns:w10="urn:schemas-microsoft-com:office:word" xmlns:w="http://schemas.openxmlformats.org/wordprocessingml/2006/main" xmlns:w14="http://schemas.microsoft.com/office/word/2010/wordml" xmlns:w15="http://schemas.microsoft.com/office/word/2012/wordml" xmlns:w16cex="http://schemas.microsoft.com/office/word/2018/wordml/cex" xmlns:w16cid="http://schemas.microsoft.com/office/word/2016/wordml/cid" xmlns:w16="http://schemas.microsoft.com/office/word/2018/wordml" xmlns:w16du="http://schemas.microsoft.com/office/word/2023/wordml/word16du" xmlns:w16sdtdh="http://schemas.microsoft.com/office/word/2020/wordml/sdtdatahash" xmlns:w16sdtfl="http://schemas.microsoft.com/office/word/2024/wordml/sdtformatlock" xmlns:w16se="http://schemas.microsoft.com/office/word/2015/wordml/symex" xmlns:wpg="http://schemas.microsoft.com/office/word/2010/wordprocessingGroup" xmlns:wpi="http://schemas.microsoft.com/office/word/2010/wordprocessingInk" xmlns:wne="http://schemas.microsoft.com/office/word/2006/wordml" xmlns:wps="http://schemas.microsoft.com/office/word/2010/wordprocessingShape" mc:Ignorable="w14 w15 w16se w16cid w16 w16cex w16sdtdh w16sdtfl w16du wp14">
   <w:p>
     <w:pPr>
       <w:pStyle w:val="Header"/>
@@ -1812,7 +1921,7 @@
     <w:r>
       <w:tab/>
       <w:tab/>
-      <w:t>2026-06-17</w:t>
+      <w:t>2026-06-18</w:t>
       <w:br/>
       <w:br/>
     </w:r>
@@ -1829,7 +1938,7 @@
 </file>
 
 <file path=word/numbering.xml><?xml version="1.0" encoding="utf-8"?>
-<w:numbering xmlns:wpc="http://schemas.microsoft.com/office/word/2010/wordprocessingCanvas" xmlns:cx="http://schemas.microsoft.com/office/drawing/2014/chartex" xmlns:cx1="http://schemas.microsoft.com/office/drawing/2015/9/8/chartex" xmlns:cx2="http://schemas.microsoft.com/office/drawing/2015/10/21/chartex" xmlns:cx3="http://schemas.microsoft.com/office/drawing/2016/5/9/chartex" xmlns:cx4="http://schemas.microsoft.com/office/drawing/2016/5/10/chartex" xmlns:cx5="http://schemas.microsoft.com/office/drawing/2016/5/11/chartex" xmlns:cx6="http://schemas.microsoft.com/office/drawing/2016/5/12/chartex" xmlns:cx7="http://schemas.microsoft.com/office/drawing/2016/5/13/chartex" xmlns:cx8="http://schemas.microsoft.com/office/drawing/2016/5/14/chartex" xmlns:mc="http://schemas.openxmlformats.org/markup-compatibility/2006" xmlns:aink="http://schemas.microsoft.com/office/drawing/2016/ink" xmlns:am3d="http://schemas.microsoft.com/office/drawing/2017/model3d" xmlns:o="urn:schemas-microsoft-com:office:office" xmlns:oel="http://schemas.microsoft.com/office/2019/extlst" xmlns:r="http://schemas.openxmlformats.org/officeDocument/2006/relationships" xmlns:m="http://schemas.openxmlformats.org/officeDocument/2006/math" xmlns:v="urn:schemas-microsoft-com:vml" xmlns:wp14="http://schemas.microsoft.com/office/word/2010/wordprocessingDrawing" xmlns:wp="http://schemas.openxmlformats.org/drawingml/2006/wordprocessingDrawing" xmlns:w10="urn:schemas-microsoft-com:office:word" xmlns:w="http://schemas.openxmlformats.org/wordprocessingml/2006/main" xmlns:w14="http://schemas.microsoft.com/office/word/2010/wordml" xmlns:w15="http://schemas.microsoft.com/office/word/2012/wordml" xmlns:w16cex="http://schemas.microsoft.com/office/word/2018/wordml/cex" xmlns:w16cid="http://schemas.microsoft.com/office/word/2016/wordml/cid" xmlns:w16="http://schemas.microsoft.com/office/word/2018/wordml" xmlns:w16sdtdh="http://schemas.microsoft.com/office/word/2020/wordml/sdtdatahash" xmlns:w16se="http://schemas.microsoft.com/office/word/2015/wordml/symex" xmlns:wpg="http://schemas.microsoft.com/office/word/2010/wordprocessingGroup" xmlns:wpi="http://schemas.microsoft.com/office/word/2010/wordprocessingInk" xmlns:wne="http://schemas.microsoft.com/office/word/2006/wordml" xmlns:wps="http://schemas.microsoft.com/office/word/2010/wordprocessingShape" mc:Ignorable="w14 w15 w16se w16cid w16 w16cex w16sdtdh wp14">
+<w:numbering xmlns:wpc="http://schemas.microsoft.com/office/word/2010/wordprocessingCanvas" xmlns:cx="http://schemas.microsoft.com/office/drawing/2014/chartex" xmlns:cx1="http://schemas.microsoft.com/office/drawing/2015/9/8/chartex" xmlns:cx2="http://schemas.microsoft.com/office/drawing/2015/10/21/chartex" xmlns:cx3="http://schemas.microsoft.com/office/drawing/2016/5/9/chartex" xmlns:cx4="http://schemas.microsoft.com/office/drawing/2016/5/10/chartex" xmlns:cx5="http://schemas.microsoft.com/office/drawing/2016/5/11/chartex" xmlns:cx6="http://schemas.microsoft.com/office/drawing/2016/5/12/chartex" xmlns:cx7="http://schemas.microsoft.com/office/drawing/2016/5/13/chartex" xmlns:cx8="http://schemas.microsoft.com/office/drawing/2016/5/14/chartex" xmlns:mc="http://schemas.openxmlformats.org/markup-compatibility/2006" xmlns:aink="http://schemas.microsoft.com/office/drawing/2016/ink" xmlns:am3d="http://schemas.microsoft.com/office/drawing/2017/model3d" xmlns:o="urn:schemas-microsoft-com:office:office" xmlns:oel="http://schemas.microsoft.com/office/2019/extlst" xmlns:r="http://schemas.openxmlformats.org/officeDocument/2006/relationships" xmlns:m="http://schemas.openxmlformats.org/officeDocument/2006/math" xmlns:v="urn:schemas-microsoft-com:vml" xmlns:wp14="http://schemas.microsoft.com/office/word/2010/wordprocessingDrawing" xmlns:wp="http://schemas.openxmlformats.org/drawingml/2006/wordprocessingDrawing" xmlns:w10="urn:schemas-microsoft-com:office:word" xmlns:w="http://schemas.openxmlformats.org/wordprocessingml/2006/main" xmlns:w14="http://schemas.microsoft.com/office/word/2010/wordml" xmlns:w15="http://schemas.microsoft.com/office/word/2012/wordml" xmlns:w16cex="http://schemas.microsoft.com/office/word/2018/wordml/cex" xmlns:w16cid="http://schemas.microsoft.com/office/word/2016/wordml/cid" xmlns:w16="http://schemas.microsoft.com/office/word/2018/wordml" xmlns:w16du="http://schemas.microsoft.com/office/word/2023/wordml/word16du" xmlns:w16sdtdh="http://schemas.microsoft.com/office/word/2020/wordml/sdtdatahash" xmlns:w16sdtfl="http://schemas.microsoft.com/office/word/2024/wordml/sdtformatlock" xmlns:w16se="http://schemas.microsoft.com/office/word/2015/wordml/symex" xmlns:wpg="http://schemas.microsoft.com/office/word/2010/wordprocessingGroup" xmlns:wpi="http://schemas.microsoft.com/office/word/2010/wordprocessingInk" xmlns:wne="http://schemas.microsoft.com/office/word/2006/wordml" xmlns:wps="http://schemas.microsoft.com/office/word/2010/wordprocessingShape" mc:Ignorable="w14 w15 w16se w16cid w16 w16cex w16sdtdh w16sdtfl w16du wp14">
   <w:abstractNum w:abstractNumId="0" w15:restartNumberingAfterBreak="0">
     <w:nsid w:val="FFFFFF7C"/>
     <w:multiLevelType w:val="singleLevel"/>
@@ -2032,7 +2141,7 @@
 </file>
 
 <file path=word/styles.xml><?xml version="1.0" encoding="utf-8"?>
-<w:styles xmlns:mc="http://schemas.openxmlformats.org/markup-compatibility/2006" xmlns:r="http://schemas.openxmlformats.org/officeDocument/2006/relationships" xmlns:w="http://schemas.openxmlformats.org/wordprocessingml/2006/main" xmlns:w14="http://schemas.microsoft.com/office/word/2010/wordml" xmlns:w15="http://schemas.microsoft.com/office/word/2012/wordml" xmlns:w16cex="http://schemas.microsoft.com/office/word/2018/wordml/cex" xmlns:w16cid="http://schemas.microsoft.com/office/word/2016/wordml/cid" xmlns:w16="http://schemas.microsoft.com/office/word/2018/wordml" xmlns:w16sdtdh="http://schemas.microsoft.com/office/word/2020/wordml/sdtdatahash" xmlns:w16se="http://schemas.microsoft.com/office/word/2015/wordml/symex" mc:Ignorable="w14 w15 w16se w16cid w16 w16cex w16sdtdh">
+<w:styles xmlns:mc="http://schemas.openxmlformats.org/markup-compatibility/2006" xmlns:r="http://schemas.openxmlformats.org/officeDocument/2006/relationships" xmlns:w="http://schemas.openxmlformats.org/wordprocessingml/2006/main" xmlns:w14="http://schemas.microsoft.com/office/word/2010/wordml" xmlns:w15="http://schemas.microsoft.com/office/word/2012/wordml" xmlns:w16cex="http://schemas.microsoft.com/office/word/2018/wordml/cex" xmlns:w16cid="http://schemas.microsoft.com/office/word/2016/wordml/cid" xmlns:w16="http://schemas.microsoft.com/office/word/2018/wordml" xmlns:w16du="http://schemas.microsoft.com/office/word/2023/wordml/word16du" xmlns:w16sdtdh="http://schemas.microsoft.com/office/word/2020/wordml/sdtdatahash" xmlns:w16sdtfl="http://schemas.microsoft.com/office/word/2024/wordml/sdtformatlock" xmlns:w16se="http://schemas.microsoft.com/office/word/2015/wordml/symex" mc:Ignorable="w14 w15 w16se w16cid w16 w16cex w16sdtdh w16sdtfl w16du">
   <w:docDefaults>
     <w:rPrDefault>
       <w:rPr>
@@ -2790,7 +2899,7 @@
     <w:link w:val="TitleChar"/>
     <w:uiPriority w:val="10"/>
     <w:qFormat/>
-    <w:rsid w:val="007106C8"/>
+    <w:rsid w:val="00E854FA"/>
     <w:pPr>
       <w:spacing w:after="300" w:line="240" w:lineRule="auto"/>
       <w:contextualSpacing/>
@@ -2800,7 +2909,7 @@
       <w:rFonts w:eastAsiaTheme="majorEastAsia" w:cstheme="majorBidi"/>
       <w:spacing w:val="5"/>
       <w:kern w:val="28"/>
-      <w:sz w:val="52"/>
+      <w:sz w:val="40"/>
       <w:szCs w:val="52"/>
       <w:lang w:val="sv-SE" w:eastAsia="en-US" w:bidi="ar-SA"/>
     </w:rPr>
@@ -2810,12 +2919,12 @@
     <w:basedOn w:val="DefaultParagraphFont"/>
     <w:link w:val="Title"/>
     <w:uiPriority w:val="10"/>
-    <w:rsid w:val="007106C8"/>
+    <w:rsid w:val="00E854FA"/>
     <w:rPr>
       <w:rFonts w:ascii="Times New Roman" w:eastAsiaTheme="majorEastAsia" w:hAnsi="Times New Roman" w:cstheme="majorBidi"/>
       <w:spacing w:val="5"/>
       <w:kern w:val="28"/>
-      <w:sz w:val="52"/>
+      <w:sz w:val="40"/>
       <w:szCs w:val="52"/>
       <w:lang w:val="sv-SE" w:eastAsia="en-US" w:bidi="ar-SA"/>
     </w:rPr>

--- a/klagomål/A 14897-2026 FSC-klagomål.docx
+++ b/klagomål/A 14897-2026 FSC-klagomål.docx
@@ -1921,7 +1921,7 @@
     <w:r>
       <w:tab/>
       <w:tab/>
-      <w:t>2026-06-18</w:t>
+      <w:t>2026-06-19</w:t>
       <w:br/>
       <w:br/>
     </w:r>

--- a/klagomål/A 14897-2026 FSC-klagomål.docx
+++ b/klagomål/A 14897-2026 FSC-klagomål.docx
@@ -1921,7 +1921,7 @@
     <w:r>
       <w:tab/>
       <w:tab/>
-      <w:t>2026-06-19</w:t>
+      <w:t>2026-06-20</w:t>
       <w:br/>
       <w:br/>
     </w:r>

--- a/klagomål/A 14897-2026 FSC-klagomål.docx
+++ b/klagomål/A 14897-2026 FSC-klagomål.docx
@@ -168,38 +168,7 @@
     </w:p>
     <w:p>
       <w:r>
-        <w:t>Detta dokument behandlar höga naturvärden i avverkningsanmälan A 14897-2026 i Vilhelmina kommun som inkom 2026-03-23 och omfattar 24,9 ha.</w:t>
-      </w:r>
-    </w:p>
-    <w:p>
-      <w:r>
-        <w:t>Nedan presenteras fynd av naturvårdsarter och fridlysta arter som gjorts i det avverkningsanmälda området, samt relevanta utdrag ur standarderna för FSC, Chain of Custody, Controlled Wood och PEFC. I BILAGA 1 finns artfakta om fridlysta och rödlistade arter.</w:t>
-      </w:r>
-    </w:p>
-    <w:p>
-      <w:r>
-        <w:t>Vi förväntar oss att ni återkommer med ett skriftligt svar på vårt klagomål och även beskriver vilka korrigerande åtgärder ni satt in för att rätta till identifierade brister i er efterlevnad av den svenska FSC standarden.</w:t>
-      </w:r>
-    </w:p>
-    <w:p>
-      <w:pPr>
-        <w:pStyle w:val="Heading1"/>
-      </w:pPr>
-      <w:r>
-        <w:t>Naturvårdsarter</w:t>
-      </w:r>
-    </w:p>
-    <w:p>
-      <w:r>
-        <w:t>I och inom 23 meter från avverkningsanmälan har följande 26 naturvårdsarter hittats: garnlav (VU, T), gränsticka (VU, T), lappticka (VU, T), ostticka (VU, T), tajgaskinn (VU), bläsand (NT, §4), doftskinn (NT, T), gammelgransskål (NT, T), grynig filtlav (NT, T), harticka (NT, T), knottrig blåslav (NT, T), lavskrika (NT, T, §4), lunglav (NT, T), rosenticka (NT, T), rynkskinn (NT, T), skrovellav (NT, T), tretåig hackspett (NT, T, §4), ullticka (NT, T), violettgrå tagellav (NT, T), bårdlav (S, T), gytterlav (S, T), luddlav (S, T), norrlandslav (S, T), skinnlav (S, T), stuplav (S, T) och vedticka (S, T). Av dessa är 19 rödlistade. För rödlistade arter har rödlistekategorin angivits inom parentes. Arter som är signalarter enligt Skogsstyrelsen har markerats med (S). Typiska arter inom Natura 2000 som är kopplade till skogsekosystem har markerats med (T). För fridlysta arter anges även paragrafen i Artskyddsförordningen som arten är fridlyst enligt.</w:t>
-      </w:r>
-    </w:p>
-    <w:p>
-      <w:r>
-        <w:t>De påträffade naturvårdsarterna är ett tydligt kvitto på att det rör sig om en skog med höga naturvärden.</w:t>
-      </w:r>
-      <w:r>
-        <w:t xml:space="preserve"> I Figur 1 visas fyndplatser för naturvårdsarter i området, som finns registrerade på Artportalen.</w:t>
+        <w:t>Detta klagomål behandlar höga naturvärden i avverkningsanmälan A 14897-2026 i Vilhelmina kommun som inkom 2026-03-23 och omfattar 24,9 ha.</w:t>
       </w:r>
     </w:p>
     <w:p>
@@ -247,34 +216,282 @@
         <w:spacing w:after="240"/>
       </w:pPr>
       <w:r>
-        <w:t>Figur 1. Fyndplatser för naturvårdsarter i och inom 23 meter från avverkningsanmälan (röd linje). Markörer utan svart kant är placerade på fyndplatsen. Markörer med svart kant är placerade vid sidan av fyndplatsen och har ett svart streck som visar fyndplatsens exakta position. Kartans mittpunktskoordinat är N 7231015, E 540166 i SWEREF 99 TM.</w:t>
+        <w:t>Figur 1. Fyndplatser för naturvårdsarter i och inom 23 meter från avverkningsanmälan. Markörer utan svart kant är placerade på fyndplatsen. Markörer med svart kant är placerade vid sidan av fyndplatsen har ett svart streck som visar fyndplatsens exakta position. Kartans mittpunktskoordinat är N 7231015, E 540166 i SWEREF 99 TM.</w:t>
+      </w:r>
+    </w:p>
+    <w:p>
+      <w:r>
+        <w:t>I och inom 23 meter från avverkningsanmälan finns fynd av 26 naturvårdsarter, varav 19 är rödlistade, 3 är fridlysta, 24 är typiska (T) och 7 är signalarter (S): garnlav (VU, T), gränsticka (VU, T), lappticka (VU, T), ostticka (VU, T), tajgaskinn (VU), bläsand (NT, §4), doftskinn (NT, T), gammelgransskål (NT, T), grynig filtlav (NT, T), harticka (NT, T), knottrig blåslav (NT, T), lavskrika (NT, T, §4), lunglav (NT, T), rosenticka (NT, T), rynkskinn (NT, T), skrovellav (NT, T), tretåig hackspett (NT, T, §4), ullticka (NT, T), violettgrå tagellav (NT, T), bårdlav (S, T), gytterlav (S, T), luddlav (S, T), norrlandslav (S, T), skinnlav (S, T), stuplav (S, T) och vedticka (S, T). Se Figur 1.</w:t>
+      </w:r>
+    </w:p>
+    <w:p>
+      <w:r>
+        <w:t>Nedan presenteras relevanta utdrag ur standarderna för FSC, Chain of Custody, Controlled Wood och PEFC.</w:t>
+      </w:r>
+    </w:p>
+    <w:p>
+      <w:r>
+        <w:t>Vi förväntar oss att ni återkommer med ett skriftligt svar på vårt klagomål och även beskriver vilka korrigerande åtgärder ni satt in för att rätta till identifierade brister i er efterlevnad av den svenska FSC standarden.</w:t>
       </w:r>
     </w:p>
     <w:p>
       <w:pPr>
-        <w:pStyle w:val="Heading2"/>
+        <w:pStyle w:val="Heading1"/>
       </w:pPr>
       <w:r>
-        <w:t>Fridlysta arter</w:t>
+        <w:t>Naturvårdsarter och fridlysta arter</w:t>
       </w:r>
     </w:p>
     <w:p>
       <w:r>
-        <w:t>Följande fridlysta arter har sina livsmiljöer och växtplatser i den avverkningsanmälda skogen: bläsand (NT, §4), lavskrika (NT, T, §4) och tretåig hackspett (NT, T, §4).</w:t>
+        <w:t>Nedan följer beskrivningar av de naturvårdsarter och fridlysta arter som har sina livsmiljöer och växtplatser i den avverkningsanmälda skogen. Se även ytterligare artfakta i BILAGA 1. De påträffade naturvårdsarterna är ett tydligt kvitto på att det rör sig om en skog med höga naturvärden.</w:t>
       </w:r>
     </w:p>
     <w:p>
-      <w:r>
-        <w:t xml:space="preserve">Observera att medlemsländerna är skyldiga att agera i enlighet med EU:s fågeldirektiv där det uttryckligen står att direktivet gäller för fåglar samt för deras ägg, bon och </w:t>
-      </w:r>
       <w:r>
         <w:rPr>
           <w:b/>
         </w:rPr>
-        <w:t xml:space="preserve">livsmiljöer </w:t>
-      </w:r>
-      <w:r>
-        <w:t>(artikel 1). Vidare att de åtgärder som vidtas inte får leda till en försämring av den nuvarande situationen beträffande bevarandet av de fågelarter som avses i artikel 1 (artikel 13). Fågeldirektivet är styrande för tillsynsansvariga myndigheters ärendehantering, ställningstaganden och beslutsfattande.</w:t>
+        <w:t>Garnlav (VU)</w:t>
+      </w:r>
+      <w:r>
+        <w:t xml:space="preserve"> är en utpräglad barrskogsart som ibland kan drapera träden i norrländska grannaturskogar med hög luftfuktighet. Den förekommer även i talldominerade bestånd där den, förutom i trädens grenverk, påträffas hängande över ojämnheter i tallbarken. Arten har minskat starkt i södra och mellersta Sverige och den minskar även i sitt nordliga utbredningsområde. Minskningstakten uppgår till 30 (20–50) % inom 50 år och överstiger gränsvärdet för Sårbar (VU). Orsaken till tillbakagången beror främst på slutavverkningar av naturskogsartade skogar. Bestånd med riklig förekomst bör regelmässigt sparas, vilket även gynnar flera andra sällsynta och rödlistade arter. Garnlav är värdväxt för den mycket sällsynta och akut hotade fjärilen barrskogslavfly (CR) som hör hemma i boreala barrskogar med riklig förekomst av värdväxten. Tidigare kunde arten konstateras årligen på flera platser vid Dala-Floda i Dalarna innan lokalerna kalavverkades. Senaste fyndet i landet av barrskogslavfly är från år 2000 då den påträffades vid Högberget i Sollefteå kommun. Garnlav är typisk art för </w:t>
+      </w:r>
+      <w:r>
+        <w:rPr>
+          <w:i/>
+        </w:rPr>
+        <w:t xml:space="preserve">9010 Taiga </w:t>
+      </w:r>
+      <w:r>
+        <w:t>och</w:t>
+      </w:r>
+      <w:r>
+        <w:rPr>
+          <w:i/>
+        </w:rPr>
+        <w:t xml:space="preserve"> 9070 Trädklädd betesmark</w:t>
+      </w:r>
+      <w:r>
+        <w:t xml:space="preserve"> (SLU Artdatabanken, 2026).</w:t>
+      </w:r>
+    </w:p>
+    <w:p>
+      <w:r>
+        <w:rPr>
+          <w:b/>
+        </w:rPr>
+        <w:t>Gränsticka (VU)</w:t>
+      </w:r>
+      <w:r>
+        <w:t xml:space="preserve"> är en mycket bra signalart inom hela sitt utbredningsområde. Den är huvudsakligen knuten till restbestånd av barrnaturskog och förekommer med ett tydligt optimum i orörda eller måttligt påverkade gamla granskogar där det föreligger långvarig kontinuitet av grov död ved. Den totala populationen bedöms ha minskat och fortsätter att minska i takt med att grankontinuitetsskogar (äldre tidigare icke kalavverkade skogar) minskar i areal. Minskningstakten överstiger gränsvärdet för sårbar (VU). Lokaler som hyser arten bör undantas från skogsbruk, speciellt i mellersta och södra Sverige. Gränsticka är typisk art för </w:t>
+      </w:r>
+      <w:r>
+        <w:rPr>
+          <w:i/>
+        </w:rPr>
+        <w:t>9010 Taiga</w:t>
+      </w:r>
+      <w:r>
+        <w:t xml:space="preserve"> (SLU Artdatabanken, 2026; Nitare &amp; Skogsstyrelsen, 2019).</w:t>
+      </w:r>
+    </w:p>
+    <w:p>
+      <w:r>
+        <w:rPr>
+          <w:b/>
+        </w:rPr>
+        <w:t>Lappticka (VU)</w:t>
+      </w:r>
+      <w:r>
+        <w:t xml:space="preserve">, rödlistad som sårbar, är knuten till gamla granskogar med riklig förekomst av död ved. Den klassas som en “urskogsindikator” och alla skogsskötselåtgärder på eller i omedelbar närhet av lokalerna utgör ett hot. Lappticka är typisk art för </w:t>
+      </w:r>
+      <w:r>
+        <w:rPr>
+          <w:i/>
+        </w:rPr>
+        <w:t>9010 Taiga</w:t>
+      </w:r>
+      <w:r>
+        <w:t xml:space="preserve"> (Nitare &amp; Skogsstyrelsen, 2019; SLU Artdatabanken, 2024).</w:t>
+      </w:r>
+    </w:p>
+    <w:p>
+      <w:r>
+        <w:rPr>
+          <w:b/>
+        </w:rPr>
+        <w:t xml:space="preserve">Ostticka (VU) </w:t>
+      </w:r>
+      <w:r>
+        <w:t xml:space="preserve">växer huvudsakligen på grova granlågor i urskogsartad barrskog. Växtplatserna ligger vanligtvis i brandrefugiala områden med relativt hög luftfuktighet där skogen under lång tid haft en intern beståndsdynamik med successivt avdöende träd. Alla skogsskötselåtgärder på eller i omedelbar närhet av lokalerna inverkar negativt på artens fortlevnad. Ostticka är typisk art för </w:t>
+      </w:r>
+      <w:r>
+        <w:rPr>
+          <w:i/>
+        </w:rPr>
+        <w:t xml:space="preserve">9010 Taiga </w:t>
+      </w:r>
+      <w:r>
+        <w:t xml:space="preserve">och </w:t>
+      </w:r>
+      <w:r>
+        <w:rPr>
+          <w:i/>
+        </w:rPr>
+        <w:t>9030 Landhöjningsskog</w:t>
+      </w:r>
+      <w:r>
+        <w:t xml:space="preserve"> (SLU Artdatabanken, 2024; Nitare &amp; Skogsstyrelsen, 2019).</w:t>
+      </w:r>
+    </w:p>
+    <w:p>
+      <w:r>
+        <w:rPr>
+          <w:b/>
+        </w:rPr>
+        <w:t>Tajgaskinn (VU)</w:t>
+      </w:r>
+      <w:r>
+        <w:t xml:space="preserve"> är placerad högst upp i Skogsstyrelsens värdepyramid för bedömning av skog med höga naturvärden och har klassificerats som en ”urskogsindikator” som kräver närmast orörda skogsmiljöer med långvarig kontinuitet av grova granlågor i olika nedbrytningsstadier (Nitare &amp; Skogsstyrelsen, 2019).</w:t>
+      </w:r>
+    </w:p>
+    <w:p>
+      <w:r>
+        <w:rPr>
+          <w:b/>
+        </w:rPr>
+        <w:t>Doftskinn (NT)</w:t>
+      </w:r>
+      <w:r>
+        <w:t xml:space="preserve">, rödlistad som nära hotad, är en mycket bra signalart för boreal granskog och indikerar ett gran-skogsekosystem med lång kontinuitet av grova lågor. Arten är placerad i toppen av Skogsstyrelsens värdepyramid för bedömning av skog med höga naturvärden och har klassats som en “urskogsindikator”, då den förekommer med ett tydligt optimum i helt eller nästan helt orörda skogar. Doftskinn är typisk art för </w:t>
+      </w:r>
+      <w:r>
+        <w:rPr>
+          <w:i/>
+        </w:rPr>
+        <w:t xml:space="preserve">9010 Taiga </w:t>
+      </w:r>
+      <w:r>
+        <w:t>(SLU Artdatabanken, 2025; Nitare &amp; Skogsstyrelsen, 2019).</w:t>
+      </w:r>
+    </w:p>
+    <w:p>
+      <w:r>
+        <w:rPr>
+          <w:b/>
+        </w:rPr>
+        <w:t>Gammelgransskål (NT)</w:t>
+      </w:r>
+      <w:r>
+        <w:t xml:space="preserve"> är en liten skålsvamp som växer på gamla granar med skrovlig bark. Typiska växtplatser är gransumpskog i myrkanter, bäckdråg, bäckraviner och skuggiga bergssluttningar, men också skog på torrare mark kan hysa arten om beståndet har stark naturskogskaraktär. Bestånd med arten bör behandlas som nyckelbiotoper och sparas vid en slutavverkning. Även gallring bör undvikas. Gammelgransskål är typisk art för </w:t>
+      </w:r>
+      <w:r>
+        <w:rPr>
+          <w:i/>
+        </w:rPr>
+        <w:t>9010 Taiga</w:t>
+      </w:r>
+      <w:r>
+        <w:t xml:space="preserve"> (SLU Artdatabanken, 2024; Nitare &amp; Skogsstyrelsen, 2019).</w:t>
+      </w:r>
+    </w:p>
+    <w:p>
+      <w:r>
+        <w:rPr>
+          <w:b/>
+        </w:rPr>
+        <w:t>Grynig filtlav (NT)</w:t>
+      </w:r>
+      <w:r>
+        <w:t xml:space="preserve"> tillhör en grupp fuktighetskrävande, storväxta bladlavar där också bl.a. lunglav (NT) ingår. Den växer framför allt på gamla mossiga stammar av lövträd, särskilt ädellövträd samt asp och sälg, i kulturmarker, lövskogar, halvöppna och lövrika barrblandskogar i områden med hög luftfuktighet. Arten indikerar långvarig förekomst av gamla lövträd och ett mikroklimat med konstant hög och jämn luftfuktighet. Grynig filtlav är typisk art för </w:t>
+      </w:r>
+      <w:r>
+        <w:rPr>
+          <w:i/>
+        </w:rPr>
+        <w:t>9010 Taiga, 9020 Nordlig ädellövskog, 9110 Näringsfattig bokskog, 9130 Näringsrik bokskog, 9160 Näringsrik ekskog, 9180 Ädellövskog i branter,</w:t>
+      </w:r>
+      <w:r>
+        <w:t xml:space="preserve"> </w:t>
+      </w:r>
+      <w:r>
+        <w:rPr>
+          <w:i/>
+        </w:rPr>
+        <w:t>9190 Näringsfattig ekskog</w:t>
+      </w:r>
+      <w:r>
+        <w:t xml:space="preserve"> och </w:t>
+      </w:r>
+      <w:r>
+        <w:rPr>
+          <w:i/>
+        </w:rPr>
+        <w:t>9070 Trädklädd betesmark</w:t>
+      </w:r>
+      <w:r>
+        <w:t xml:space="preserve"> (SLU Artdatabanken, 2024; Nitare &amp; Skogsstyrelsen, 2019).</w:t>
+      </w:r>
+    </w:p>
+    <w:p>
+      <w:r>
+        <w:rPr>
+          <w:b/>
+        </w:rPr>
+        <w:t>Harticka (NT)</w:t>
+      </w:r>
+      <w:r>
+        <w:t xml:space="preserve"> är normalt en mycket bra signalart för granskogar med höga naturvärden. Även när svampen påträffas i mer påverkade skogar är det nästan alltid fråga om skogsmiljöer i sena successionsstadier med höga naturvärden. Skogsskötselåtgärder på eller i omedelbar närhet av växtplatserna kan innebära ett hot mot arten. Harticka är typisk art för </w:t>
+      </w:r>
+      <w:r>
+        <w:rPr>
+          <w:i/>
+        </w:rPr>
+        <w:t xml:space="preserve">9010 Taiga, 9050 Näringsrik granskog </w:t>
+      </w:r>
+      <w:r>
+        <w:t xml:space="preserve">och </w:t>
+      </w:r>
+      <w:r>
+        <w:rPr>
+          <w:i/>
+        </w:rPr>
+        <w:t>9030 Landhöjningsskog</w:t>
+      </w:r>
+      <w:r>
+        <w:t xml:space="preserve"> (SLU Artdatabanken, 2024; Nitare &amp; Skogsstyrelsen, 2019).</w:t>
+      </w:r>
+    </w:p>
+    <w:p>
+      <w:r>
+        <w:rPr>
+          <w:b/>
+        </w:rPr>
+        <w:t>Knottrig blåslav (NT)</w:t>
+      </w:r>
+      <w:r>
+        <w:t xml:space="preserve"> har sin huvudutbredning i gamla granskogar i det övre barrskogsbältet mot fjällen. Den signalerar alltid höga naturvärden och växer i skogar med lång kontinuitet, mest i opåverkade naturskogsbestånd. Arten överlever inte en slutavverkning (inklusive hänsyn) och den finns idag enbart i kontinuitetsskog. Lavens fortsatta förekomst bör säkerställas genom att lokaler med äldre barrskog skyddas. Knottrig blåslav är typisk art för </w:t>
+      </w:r>
+      <w:r>
+        <w:rPr>
+          <w:i/>
+        </w:rPr>
+        <w:t xml:space="preserve">9010 Taiga </w:t>
+      </w:r>
+      <w:r>
+        <w:t>och</w:t>
+      </w:r>
+      <w:r>
+        <w:rPr>
+          <w:i/>
+        </w:rPr>
+        <w:t xml:space="preserve"> 9040 Fjällbjörkskog</w:t>
+      </w:r>
+    </w:p>
+    <w:p>
+      <w:r>
+        <w:t>(SLU Artdatabanken, 2024; Nitare &amp; Skogsstyrelsen, 2019).</w:t>
       </w:r>
     </w:p>
     <w:p>
@@ -302,6 +519,167 @@
         <w:rPr>
           <w:b/>
         </w:rPr>
+        <w:t>Lunglav (NT)</w:t>
+      </w:r>
+      <w:r>
+        <w:t xml:space="preserve"> är en av vårt lands främsta signalarter som överallt indikerar gamla lövträd, skogsbestånd med höga naturvärden och ekosystem med långskoglig kontinuitet. Lokalt kan förekomsten vara mycket riklig men den hittas nästan enbart i gamla och ej slutavverkade skogar. Artens samtliga förekomster bör uppmärksammas från naturvårdssynpunkt, då många lokaler även hyser andra ovanliga och rödlistade arter. Rikliga förekomster bör skyddas med biotopskydd, frivilliga avsättningar eller reservat. På lunglav kan de sällsynta lavparasiterna lunglavshårprick (CR), </w:t>
+      </w:r>
+      <w:r>
+        <w:rPr>
+          <w:i/>
+        </w:rPr>
+        <w:t>Abrothallus diederichii</w:t>
+      </w:r>
+      <w:r>
+        <w:t xml:space="preserve"> (VU), </w:t>
+      </w:r>
+      <w:r>
+        <w:rPr>
+          <w:i/>
+        </w:rPr>
+        <w:t>Abrothallus lobariae</w:t>
+      </w:r>
+      <w:r>
+        <w:t xml:space="preserve"> (VU), </w:t>
+      </w:r>
+      <w:r>
+        <w:rPr>
+          <w:i/>
+        </w:rPr>
+        <w:t>Calycina lobariae</w:t>
+      </w:r>
+      <w:r>
+        <w:t xml:space="preserve"> (VU), lunglavsknapp (VU) och skrovelmössing (VU) påträffas. Lunglav är typisk art för </w:t>
+      </w:r>
+      <w:r>
+        <w:rPr>
+          <w:i/>
+        </w:rPr>
+        <w:t>9010 Taiga, 9020 Nordlig ädellövskog, 9110 Näringsfattig bokskog, 9130 Näringsrik bokskog, 9160 Näringsrik ekskog, 9180 Ädellövskog i branter, 9190 Näringsfattig ekskog, 9070 Trädklädd betesmark, 9040 Fjällbjörkskog</w:t>
+      </w:r>
+      <w:r>
+        <w:t xml:space="preserve"> och</w:t>
+      </w:r>
+      <w:r>
+        <w:rPr>
+          <w:i/>
+        </w:rPr>
+        <w:t xml:space="preserve"> 6530 Lövängar</w:t>
+      </w:r>
+      <w:r>
+        <w:t xml:space="preserve"> (SLU Artdatabanken, 2026; Nitare &amp; Skogsstyrelsen, 2019).</w:t>
+      </w:r>
+    </w:p>
+    <w:p>
+      <w:r>
+        <w:rPr>
+          <w:b/>
+        </w:rPr>
+        <w:t>Rosenticka (NT)</w:t>
+      </w:r>
+      <w:r>
+        <w:t xml:space="preserve">, rödlistad som nära hotad, ingår i en karaktäristisk association av vedsvampar som växer på gamla, grova granlågor i urskogsartade barrskogar. Den är placerad i toppen av Skogsstyrelsens värdepyramid för bedömning av skog med höga naturvärden och indikerar ett granskogsekosystem med långvarig kontinuitet av grova lågor. Artens beroende av grova granlågor innebär att alla skogsskötselåtgärder på eller i omedelbar närhet av lokalerna utgör ett hot på lång sikt. Det är angeläget att populationerna inte ytterligare glesas ut och ett tillräckligt antal områden där arten nu finns måste sparas för framtiden. Rosenticka är typisk art för </w:t>
+      </w:r>
+      <w:r>
+        <w:rPr>
+          <w:i/>
+        </w:rPr>
+        <w:t xml:space="preserve">9010 Taiga </w:t>
+      </w:r>
+      <w:r>
+        <w:t xml:space="preserve">och </w:t>
+      </w:r>
+      <w:r>
+        <w:rPr>
+          <w:i/>
+        </w:rPr>
+        <w:t>9050 Näringsrik granskog</w:t>
+      </w:r>
+      <w:r>
+        <w:t xml:space="preserve"> (Nitare &amp; Skogsstyrelsen, 2019; SLU Artdatabanken, 2024).</w:t>
+      </w:r>
+    </w:p>
+    <w:p>
+      <w:r>
+        <w:rPr>
+          <w:b/>
+        </w:rPr>
+        <w:t>Rynkskinn (NT)</w:t>
+      </w:r>
+      <w:r>
+        <w:t xml:space="preserve"> är en vednedbrytare som växer på grova granlågor och ingår i en karaktäristisk association av vedsvampar knutna till urskogsartade barrskogar. Den har klassificerats som en “urskogsindikator” och är placerad i toppen av Skogsstyrelsens värdepyramid för bedömning av skog med höga naturvärden. Allt tyder på att rynkskinn är mycket känslig för skogliga ingrepp och lokalerna, som oftast har höga biologiska kvaliteter, bör lämnas till fri utveckling. Rynkskinn är typisk art för </w:t>
+      </w:r>
+      <w:r>
+        <w:rPr>
+          <w:i/>
+        </w:rPr>
+        <w:t xml:space="preserve">9010 Taiga, 9050 Näringsrik granskog </w:t>
+      </w:r>
+      <w:r>
+        <w:t>och</w:t>
+      </w:r>
+      <w:r>
+        <w:rPr>
+          <w:i/>
+        </w:rPr>
+        <w:t xml:space="preserve"> 9030 Landhöjningsskog</w:t>
+      </w:r>
+      <w:r>
+        <w:t xml:space="preserve"> (Nitare &amp; Skogsstyrelsen, 2019; SLU Artdatabanken, 2026).</w:t>
+      </w:r>
+    </w:p>
+    <w:p>
+      <w:r>
+        <w:rPr>
+          <w:b/>
+        </w:rPr>
+        <w:t>Skrovellav (NT)</w:t>
+      </w:r>
+      <w:r>
+        <w:t xml:space="preserve"> växer på gamla lövträd och på klippor i gamla skogar med hög och jämn luftfuktighet. Slutavverkning av kontinuitetsskog utgör det största hotet och lavens fortsatta förekomst bör säkerställas genom att lokaler med äldre skog skyddas. I områden med mycket hög luftfuktighet kan man på bålen av skrovellav finna de sällsynta parasitsvamparna skrovellavsknapp (EN), </w:t>
+      </w:r>
+      <w:r>
+        <w:rPr>
+          <w:i/>
+        </w:rPr>
+        <w:t>Catillaria lobariicola</w:t>
+      </w:r>
+      <w:r>
+        <w:t xml:space="preserve"> (VU) och </w:t>
+      </w:r>
+      <w:r>
+        <w:rPr>
+          <w:i/>
+        </w:rPr>
+        <w:t>Merismatium lobariae</w:t>
+      </w:r>
+      <w:r>
+        <w:t xml:space="preserve"> (DD). Skrovellav är typisk art för </w:t>
+      </w:r>
+      <w:r>
+        <w:rPr>
+          <w:i/>
+        </w:rPr>
+        <w:t xml:space="preserve">9010 Taiga, 9020 Nordlig ädellövskog, 9040 Fjällbjörkskog, 9070 Trädklädd betesmark, 9160 Näringsrik ekskog, 9180 Ädellövskog i branter, 9190 Näringsfattig ekskog, 8210 Kalkbranter </w:t>
+      </w:r>
+      <w:r>
+        <w:t xml:space="preserve">och </w:t>
+      </w:r>
+      <w:r>
+        <w:rPr>
+          <w:i/>
+        </w:rPr>
+        <w:t>6530 Lövängar</w:t>
+      </w:r>
+      <w:r>
+        <w:t xml:space="preserve"> (SLU Artdatabanken, 2026; Nitare &amp; Skogsstyrelsen, 2019).</w:t>
+      </w:r>
+    </w:p>
+    <w:p>
+      <w:r>
+        <w:rPr>
+          <w:b/>
+        </w:rPr>
         <w:t>Tretåig hackspett (NT, §4)</w:t>
       </w:r>
       <w:r>
@@ -328,15 +706,78 @@
     </w:p>
     <w:p>
       <w:r>
-        <w:t>I BILAGA 1 finns mer detaljerad information om ekologi samt krav på livsmiljö hos fridlysta arter.</w:t>
+        <w:rPr>
+          <w:b/>
+        </w:rPr>
+        <w:t>Ullticka (NT)</w:t>
+      </w:r>
+      <w:r>
+        <w:t xml:space="preserve"> är knuten till restbestånd av barrnaturskog och förekommer med ett tydligt optimum i orörda eller måttligt påverkade gamla granskogar där det föreligger viss kontinuitet av grov död ved. Ullticka är en bra signalart inom hela sitt utbredningsområde och i södra Sverige är den sällsynt och en god signalart för skyddsvärda granskogsmiljöer. Den hotas av avverkning och fragmentering av naturskog och äldre granskog med lång trädkontinuitet. På ullticka kan ibland ulltickeporing (VU) påträffas - det är en sällsynt ticka som nyligen delats upp i de tre olika arterna ulltickeporing </w:t>
+      </w:r>
+      <w:r>
+        <w:rPr>
+          <w:i/>
+        </w:rPr>
+        <w:t xml:space="preserve">Skeletocutis brevispora </w:t>
+      </w:r>
+      <w:r>
+        <w:t>(VU)</w:t>
+      </w:r>
+      <w:r>
+        <w:rPr>
+          <w:i/>
+        </w:rPr>
+        <w:t>, Skeletocutis delicata</w:t>
+      </w:r>
+      <w:r>
+        <w:t xml:space="preserve"> (VU)</w:t>
+      </w:r>
+      <w:r>
+        <w:rPr>
+          <w:i/>
+        </w:rPr>
+        <w:t xml:space="preserve"> och Skeletocutis exilis</w:t>
+      </w:r>
+      <w:r>
+        <w:t xml:space="preserve"> (NT). Ullticka är typisk art för </w:t>
+      </w:r>
+      <w:r>
+        <w:rPr>
+          <w:i/>
+        </w:rPr>
+        <w:t xml:space="preserve">9010 Taiga, 9050 Näringsrik granskog </w:t>
+      </w:r>
+      <w:r>
+        <w:t xml:space="preserve">och </w:t>
+      </w:r>
+      <w:r>
+        <w:rPr>
+          <w:i/>
+        </w:rPr>
+        <w:t>9030 Landhöjningsskog</w:t>
+      </w:r>
+      <w:r>
+        <w:t xml:space="preserve"> (SLU Artdatabanken, 2026; Nitare &amp; Skogsstyrelsen, 2019; Miettinen &amp; Niemelä, 2018).</w:t>
       </w:r>
     </w:p>
     <w:p>
-      <w:pPr>
-        <w:pStyle w:val="Heading2"/>
-      </w:pPr>
-      <w:r>
-        <w:t>Övriga naturvårdsarter</w:t>
+      <w:r>
+        <w:rPr>
+          <w:b/>
+        </w:rPr>
+        <w:t>Violettgrå tagellav (NT)</w:t>
+      </w:r>
+      <w:r>
+        <w:t xml:space="preserve"> växer nästan uteslutande i gamla olikåldriga barrnaturskogar med lång skoglig kontinuitet och är en utmärkt signal på skog med höga naturvärden. Slutavverkning av tidigare aldrig slutavverkad skog (kontinuitetsskog) är det största hotet. Biotopen nyskapas i begränsad omfattning och barrskog äldre än 160 år, där den violettgrå tagellaven huvudsakligen påträffas har minskat med 50% de senaste 50 åren. Lågproduktiv skogsmark där laven förekommer bör undantas från skogsbruk och rika förekomster i äldre granskog bör skyddas. Arten är känslig för uttorkning och det är väsentligt att tillräckligt stora bestånd avsätts. Violettgrå tagellav är typisk art för </w:t>
+      </w:r>
+      <w:r>
+        <w:rPr>
+          <w:i/>
+        </w:rPr>
+        <w:t>9010 Taiga</w:t>
+      </w:r>
+      <w:r>
+        <w:t xml:space="preserve"> (SLU Artdatabanken, 2024; Nitare &amp; Skogsstyrelsen, 2019).</w:t>
       </w:r>
     </w:p>
     <w:p>
@@ -391,10 +832,182 @@
         <w:rPr>
           <w:b/>
         </w:rPr>
-        <w:t>Doftskinn (NT)</w:t>
-      </w:r>
-      <w:r>
-        <w:t xml:space="preserve">, rödlistad som nära hotad, är en mycket bra signalart för boreal granskog och indikerar ett gran-skogsekosystem med lång kontinuitet av grova lågor. Arten är placerad i toppen av Skogsstyrelsens värdepyramid för bedömning av skog med höga naturvärden och har klassats som en “urskogsindikator”, då den förekommer med ett tydligt optimum i helt eller nästan helt orörda skogar. Doftskinn är typisk art för </w:t>
+        <w:t xml:space="preserve">Gytterlav </w:t>
+      </w:r>
+      <w:r>
+        <w:t xml:space="preserve">signalerar höga naturvärden i södra och mellersta Sverige, samt längs Norrlands kustland. Förekomster i söder, framför allt på trädstammar, är en indikation på gammal skogsmark med långvarig förekomst av äldre lövträd i miljöer med hög och jämn luftfuktighet. Gytterlav är typisk art för </w:t>
+      </w:r>
+      <w:r>
+        <w:rPr>
+          <w:i/>
+        </w:rPr>
+        <w:t xml:space="preserve">9040 Fjällbjörkskog </w:t>
+      </w:r>
+      <w:r>
+        <w:t>(Nitare &amp; Skogsstyrelsen, 2019; SLU Artdatabanken, 2025).</w:t>
+      </w:r>
+    </w:p>
+    <w:p>
+      <w:r>
+        <w:rPr>
+          <w:b/>
+        </w:rPr>
+        <w:t>Luddlav</w:t>
+      </w:r>
+      <w:r>
+        <w:t xml:space="preserve"> signalerar lång skoglig kontinuitet med ett stabilt lokal- och mikroklimat med hög och jämn fuktighet. Luddlav är typisk art för </w:t>
+      </w:r>
+      <w:r>
+        <w:rPr>
+          <w:i/>
+        </w:rPr>
+        <w:t>9010 Taiga,</w:t>
+      </w:r>
+      <w:r>
+        <w:t xml:space="preserve"> </w:t>
+      </w:r>
+      <w:r>
+        <w:rPr>
+          <w:i/>
+        </w:rPr>
+        <w:t xml:space="preserve">9020 Nordlig ädellövskog, 9070 Trädklädd betesmark, 9110 Näringsfattig bokskog, 9180 Ädellövskog i branter </w:t>
+      </w:r>
+      <w:r>
+        <w:t>och</w:t>
+      </w:r>
+      <w:r>
+        <w:rPr>
+          <w:i/>
+        </w:rPr>
+        <w:t xml:space="preserve"> 9190 Näringsfattig ekskog </w:t>
+      </w:r>
+      <w:r>
+        <w:t>(Nitare &amp; Skogsstyrelsen, 2019; SLU Artdatabanken, 2025).</w:t>
+      </w:r>
+    </w:p>
+    <w:p>
+      <w:r>
+        <w:rPr>
+          <w:b/>
+        </w:rPr>
+        <w:t xml:space="preserve">Norrlandslav </w:t>
+      </w:r>
+      <w:r>
+        <w:t xml:space="preserve">indikerar söder om den naturliga norrlandsgränsen barrskogsbeklädda bergbranter eller andra ostörda skogsmiljöer med höga naturvärden. Norrlandslav är typisk art för </w:t>
+      </w:r>
+      <w:r>
+        <w:rPr>
+          <w:i/>
+        </w:rPr>
+        <w:t xml:space="preserve">9010 Taiga, 8110 Silikatrasmarker </w:t>
+      </w:r>
+      <w:r>
+        <w:t>och</w:t>
+      </w:r>
+      <w:r>
+        <w:rPr>
+          <w:i/>
+        </w:rPr>
+        <w:t xml:space="preserve"> 8120 Kalkrasmarker </w:t>
+      </w:r>
+      <w:r>
+        <w:t>(Nitare &amp; Skogsstyrelsen, 2000; SLU Artdatabanken, 2025).</w:t>
+      </w:r>
+    </w:p>
+    <w:p>
+      <w:r>
+        <w:rPr>
+          <w:b/>
+        </w:rPr>
+        <w:t xml:space="preserve">Skinnlav </w:t>
+      </w:r>
+      <w:r>
+        <w:t xml:space="preserve">förekommer på diverse lövträd, främst på gammal asp och sälg. Den påträffas främst i områden med lång kontinuitet av grova lövträd och signalerar skogsmark med höga naturvärden. På lokalerna förekommer som regel ett flertal andra ovanliga eller rödlistade lavar. I likhet med gelélavarna, etablerar sig skinnlaven i skogsmark på grova aspar i sena lövsuccessioner. Skinnlav är typisk art för </w:t>
+      </w:r>
+      <w:r>
+        <w:rPr>
+          <w:i/>
+        </w:rPr>
+        <w:t xml:space="preserve">9010 Taiga, 9020 Nordlig ädellövskog </w:t>
+      </w:r>
+      <w:r>
+        <w:t xml:space="preserve">och </w:t>
+      </w:r>
+      <w:r>
+        <w:rPr>
+          <w:i/>
+        </w:rPr>
+        <w:t xml:space="preserve">9070 Trädklädd betesmark </w:t>
+      </w:r>
+      <w:r>
+        <w:t>(Nitare &amp; Skogsstyrelsen, 2019; SLU Artdatabanken, 2025).</w:t>
+      </w:r>
+    </w:p>
+    <w:p>
+      <w:r>
+        <w:rPr>
+          <w:b/>
+        </w:rPr>
+        <w:t>Stuplav</w:t>
+      </w:r>
+      <w:r>
+        <w:t xml:space="preserve"> är en mycket bra signalart i hela sitt utbredningsområde och förekommer nästan enbart i skogsmiljöer med höga naturvärden. Den indikerar långvarig förekomst av gamla lövträd och miljöer med konstant hög luftfuktighet. I skogar med suboceaniskt klimat finns det en mycket sällsynt parasit, njurlavsknapp </w:t>
+      </w:r>
+      <w:r>
+        <w:rPr>
+          <w:i/>
+        </w:rPr>
+        <w:t>Pletocarpon nephromeum</w:t>
+      </w:r>
+      <w:r>
+        <w:t xml:space="preserve"> (EN), som växer på stuplav. Ytterligare tre sällsynta lavparasiter, </w:t>
+      </w:r>
+      <w:r>
+        <w:rPr>
+          <w:i/>
+        </w:rPr>
+        <w:t>Protounguicularia nephromatis</w:t>
+      </w:r>
+      <w:r>
+        <w:t xml:space="preserve"> (VU), </w:t>
+      </w:r>
+      <w:r>
+        <w:rPr>
+          <w:i/>
+        </w:rPr>
+        <w:t>Refractohilum galligenum</w:t>
+      </w:r>
+      <w:r>
+        <w:t xml:space="preserve"> (NT) och </w:t>
+      </w:r>
+      <w:r>
+        <w:rPr>
+          <w:i/>
+        </w:rPr>
+        <w:t>Roselliniella nephromatis</w:t>
+      </w:r>
+      <w:r>
+        <w:t xml:space="preserve"> (DD), kan också påträffas på stuplav. Stuplav är typisk art för </w:t>
+      </w:r>
+      <w:r>
+        <w:rPr>
+          <w:i/>
+        </w:rPr>
+        <w:t>9010 Taiga</w:t>
+      </w:r>
+      <w:r>
+        <w:t xml:space="preserve"> (SLU Artdatabanken, 2026; Nitare &amp; Skogsstyrelsen, 2019).</w:t>
+      </w:r>
+    </w:p>
+    <w:p>
+      <w:r>
+        <w:rPr>
+          <w:b/>
+        </w:rPr>
+        <w:t xml:space="preserve">Vedticka </w:t>
+      </w:r>
+      <w:r>
+        <w:t xml:space="preserve">är en bra signalart söder om den naturliga norrlandsgränsen. Den är huvudsakligen knuten till äldre barrskogar där det föreligger långvarig kontinuitet av död barrved. Vedticka är typisk art för </w:t>
       </w:r>
       <w:r>
         <w:rPr>
@@ -403,663 +1016,7 @@
         <w:t xml:space="preserve">9010 Taiga </w:t>
       </w:r>
       <w:r>
-        <w:t>(SLU Artdatabanken, 2025; Nitare &amp; Skogsstyrelsen, 2019).</w:t>
-      </w:r>
-    </w:p>
-    <w:p>
-      <w:r>
-        <w:rPr>
-          <w:b/>
-        </w:rPr>
-        <w:t>Gammelgransskål (NT)</w:t>
-      </w:r>
-      <w:r>
-        <w:t xml:space="preserve"> är en liten skålsvamp som växer på gamla granar med skrovlig bark. Typiska växtplatser är gransumpskog i myrkanter, bäckdråg, bäckraviner och skuggiga bergssluttningar, men också skog på torrare mark kan hysa arten om beståndet har stark naturskogskaraktär. Bestånd med arten bör behandlas som nyckelbiotoper och sparas vid en slutavverkning. Även gallring bör undvikas. Gammelgransskål är typisk art för </w:t>
-      </w:r>
-      <w:r>
-        <w:rPr>
-          <w:i/>
-        </w:rPr>
-        <w:t>9010 Taiga</w:t>
-      </w:r>
-      <w:r>
-        <w:t xml:space="preserve"> (SLU Artdatabanken, 2024; Nitare &amp; Skogsstyrelsen, 2019).</w:t>
-      </w:r>
-    </w:p>
-    <w:p>
-      <w:r>
-        <w:rPr>
-          <w:b/>
-        </w:rPr>
-        <w:t>Garnlav (VU)</w:t>
-      </w:r>
-      <w:r>
-        <w:t xml:space="preserve"> är en utpräglad barrskogsart som ibland kan drapera träden i norrländska grannaturskogar med hög luftfuktighet. Den förekommer även i talldominerade bestånd där den, förutom i trädens grenverk, påträffas hängande över ojämnheter i tallbarken. Arten har minskat starkt i södra och mellersta Sverige och den minskar även i sitt nordliga utbredningsområde. Minskningstakten uppgår till 30 (20–50) % inom 50 år och överstiger gränsvärdet för Sårbar (VU). Orsaken till tillbakagången beror främst på slutavverkningar av naturskogsartade skogar. Bestånd med riklig förekomst bör regelmässigt sparas, vilket även gynnar flera andra sällsynta och rödlistade arter. Garnlav är värdväxt för den mycket sällsynta och akut hotade fjärilen barrskogslavfly (CR) som hör hemma i boreala barrskogar med riklig förekomst av värdväxten. Tidigare kunde arten konstateras årligen på flera platser vid Dala-Floda i Dalarna innan lokalerna kalavverkades. Senaste fyndet i landet av barrskogslavfly är från år 2000 då den påträffades vid Högberget i Sollefteå kommun. Garnlav är typisk art för </w:t>
-      </w:r>
-      <w:r>
-        <w:rPr>
-          <w:i/>
-        </w:rPr>
-        <w:t xml:space="preserve">9010 Taiga </w:t>
-      </w:r>
-      <w:r>
-        <w:t>och</w:t>
-      </w:r>
-      <w:r>
-        <w:rPr>
-          <w:i/>
-        </w:rPr>
-        <w:t xml:space="preserve"> 9070 Trädklädd betesmark</w:t>
-      </w:r>
-      <w:r>
-        <w:t xml:space="preserve"> (SLU Artdatabanken, 2026).</w:t>
-      </w:r>
-    </w:p>
-    <w:p>
-      <w:r>
-        <w:rPr>
-          <w:b/>
-        </w:rPr>
-        <w:t>Grynig filtlav (NT)</w:t>
-      </w:r>
-      <w:r>
-        <w:t xml:space="preserve"> tillhör en grupp fuktighetskrävande, storväxta bladlavar där också bl.a. lunglav (NT) ingår. Den växer framför allt på gamla mossiga stammar av lövträd, särskilt ädellövträd samt asp och sälg, i kulturmarker, lövskogar, halvöppna och lövrika barrblandskogar i områden med hög luftfuktighet. Arten indikerar långvarig förekomst av gamla lövträd och ett mikroklimat med konstant hög och jämn luftfuktighet. Grynig filtlav är typisk art för </w:t>
-      </w:r>
-      <w:r>
-        <w:rPr>
-          <w:i/>
-        </w:rPr>
-        <w:t>9010 Taiga, 9020 Nordlig ädellövskog, 9110 Näringsfattig bokskog, 9130 Näringsrik bokskog, 9160 Näringsrik ekskog, 9180 Ädellövskog i branter,</w:t>
-      </w:r>
-      <w:r>
-        <w:t xml:space="preserve"> </w:t>
-      </w:r>
-      <w:r>
-        <w:rPr>
-          <w:i/>
-        </w:rPr>
-        <w:t>9190 Näringsfattig ekskog</w:t>
-      </w:r>
-      <w:r>
-        <w:t xml:space="preserve"> och </w:t>
-      </w:r>
-      <w:r>
-        <w:rPr>
-          <w:i/>
-        </w:rPr>
-        <w:t>9070 Trädklädd betesmark</w:t>
-      </w:r>
-      <w:r>
-        <w:t xml:space="preserve"> (SLU Artdatabanken, 2024; Nitare &amp; Skogsstyrelsen, 2019).</w:t>
-      </w:r>
-    </w:p>
-    <w:p>
-      <w:r>
-        <w:rPr>
-          <w:b/>
-        </w:rPr>
-        <w:t>Gränsticka (VU)</w:t>
-      </w:r>
-      <w:r>
-        <w:t xml:space="preserve"> är en mycket bra signalart inom hela sitt utbredningsområde. Den är huvudsakligen knuten till restbestånd av barrnaturskog och förekommer med ett tydligt optimum i orörda eller måttligt påverkade gamla granskogar där det föreligger långvarig kontinuitet av grov död ved. Den totala populationen bedöms ha minskat och fortsätter att minska i takt med att grankontinuitetsskogar (äldre tidigare icke kalavverkade skogar) minskar i areal. Minskningstakten överstiger gränsvärdet för sårbar (VU). Lokaler som hyser arten bör undantas från skogsbruk, speciellt i mellersta och södra Sverige. Gränsticka är typisk art för </w:t>
-      </w:r>
-      <w:r>
-        <w:rPr>
-          <w:i/>
-        </w:rPr>
-        <w:t>9010 Taiga</w:t>
-      </w:r>
-      <w:r>
-        <w:t xml:space="preserve"> (SLU Artdatabanken, 2026; Nitare &amp; Skogsstyrelsen, 2019).</w:t>
-      </w:r>
-    </w:p>
-    <w:p>
-      <w:r>
-        <w:rPr>
-          <w:b/>
-        </w:rPr>
-        <w:t xml:space="preserve">Gytterlav </w:t>
-      </w:r>
-      <w:r>
-        <w:t xml:space="preserve">signalerar höga naturvärden i södra och mellersta Sverige, samt längs Norrlands kustland. Förekomster i söder, framför allt på trädstammar, är en indikation på gammal skogsmark med långvarig förekomst av äldre lövträd i miljöer med hög och jämn luftfuktighet. Gytterlav är typisk art för </w:t>
-      </w:r>
-      <w:r>
-        <w:rPr>
-          <w:i/>
-        </w:rPr>
-        <w:t xml:space="preserve">9040 Fjällbjörkskog </w:t>
-      </w:r>
-      <w:r>
         <w:t>(Nitare &amp; Skogsstyrelsen, 2019; SLU Artdatabanken, 2025).</w:t>
-      </w:r>
-    </w:p>
-    <w:p>
-      <w:r>
-        <w:rPr>
-          <w:b/>
-        </w:rPr>
-        <w:t>Harticka (NT)</w:t>
-      </w:r>
-      <w:r>
-        <w:t xml:space="preserve"> är normalt en mycket bra signalart för granskogar med höga naturvärden. Även när svampen påträffas i mer påverkade skogar är det nästan alltid fråga om skogsmiljöer i sena successionsstadier med höga naturvärden. Skogsskötselåtgärder på eller i omedelbar närhet av växtplatserna kan innebära ett hot mot arten. Harticka är typisk art för </w:t>
-      </w:r>
-      <w:r>
-        <w:rPr>
-          <w:i/>
-        </w:rPr>
-        <w:t xml:space="preserve">9010 Taiga, 9050 Näringsrik granskog </w:t>
-      </w:r>
-      <w:r>
-        <w:t xml:space="preserve">och </w:t>
-      </w:r>
-      <w:r>
-        <w:rPr>
-          <w:i/>
-        </w:rPr>
-        <w:t>9030 Landhöjningsskog</w:t>
-      </w:r>
-      <w:r>
-        <w:t xml:space="preserve"> (SLU Artdatabanken, 2024; Nitare &amp; Skogsstyrelsen, 2019).</w:t>
-      </w:r>
-    </w:p>
-    <w:p>
-      <w:r>
-        <w:rPr>
-          <w:b/>
-        </w:rPr>
-        <w:t>Knottrig blåslav (NT)</w:t>
-      </w:r>
-      <w:r>
-        <w:t xml:space="preserve"> har sin huvudutbredning i gamla granskogar i det övre barrskogsbältet mot fjällen. Den signalerar alltid höga naturvärden och växer i skogar med lång kontinuitet, mest i opåverkade naturskogsbestånd. Arten överlever inte en slutavverkning (inklusive hänsyn) och den finns idag enbart i kontinuitetsskog. Lavens fortsatta förekomst bör säkerställas genom att lokaler med äldre barrskog skyddas. Knottrig blåslav är typisk art för </w:t>
-      </w:r>
-      <w:r>
-        <w:rPr>
-          <w:i/>
-        </w:rPr>
-        <w:t xml:space="preserve">9010 Taiga </w:t>
-      </w:r>
-      <w:r>
-        <w:t>och</w:t>
-      </w:r>
-      <w:r>
-        <w:rPr>
-          <w:i/>
-        </w:rPr>
-        <w:t xml:space="preserve"> 9040 Fjällbjörkskog</w:t>
-      </w:r>
-    </w:p>
-    <w:p>
-      <w:r>
-        <w:t>(SLU Artdatabanken, 2024; Nitare &amp; Skogsstyrelsen, 2019).</w:t>
-      </w:r>
-    </w:p>
-    <w:p>
-      <w:r>
-        <w:rPr>
-          <w:b/>
-        </w:rPr>
-        <w:t>Lappticka (VU)</w:t>
-      </w:r>
-      <w:r>
-        <w:t xml:space="preserve">, rödlistad som sårbar, är knuten till gamla granskogar med riklig förekomst av död ved. Den klassas som en “urskogsindikator” och alla skogsskötselåtgärder på eller i omedelbar närhet av lokalerna utgör ett hot. Lappticka är typisk art för </w:t>
-      </w:r>
-      <w:r>
-        <w:rPr>
-          <w:i/>
-        </w:rPr>
-        <w:t>9010 Taiga</w:t>
-      </w:r>
-      <w:r>
-        <w:t xml:space="preserve"> (Nitare &amp; Skogsstyrelsen, 2019; SLU Artdatabanken, 2024).</w:t>
-      </w:r>
-    </w:p>
-    <w:p>
-      <w:r>
-        <w:rPr>
-          <w:b/>
-        </w:rPr>
-        <w:t>Luddlav</w:t>
-      </w:r>
-      <w:r>
-        <w:t xml:space="preserve"> signalerar lång skoglig kontinuitet med ett stabilt lokal- och mikroklimat med hög och jämn fuktighet. Luddlav är typisk art för </w:t>
-      </w:r>
-      <w:r>
-        <w:rPr>
-          <w:i/>
-        </w:rPr>
-        <w:t>9010 Taiga,</w:t>
-      </w:r>
-      <w:r>
-        <w:t xml:space="preserve"> </w:t>
-      </w:r>
-      <w:r>
-        <w:rPr>
-          <w:i/>
-        </w:rPr>
-        <w:t xml:space="preserve">9020 Nordlig ädellövskog, 9070 Trädklädd betesmark, 9110 Näringsfattig bokskog, 9180 Ädellövskog i branter </w:t>
-      </w:r>
-      <w:r>
-        <w:t>och</w:t>
-      </w:r>
-      <w:r>
-        <w:rPr>
-          <w:i/>
-        </w:rPr>
-        <w:t xml:space="preserve"> 9190 Näringsfattig ekskog </w:t>
-      </w:r>
-      <w:r>
-        <w:t>(Nitare &amp; Skogsstyrelsen, 2019; SLU Artdatabanken, 2025).</w:t>
-      </w:r>
-    </w:p>
-    <w:p>
-      <w:r>
-        <w:rPr>
-          <w:b/>
-        </w:rPr>
-        <w:t>Lunglav (NT)</w:t>
-      </w:r>
-      <w:r>
-        <w:t xml:space="preserve"> är en av vårt lands främsta signalarter som överallt indikerar gamla lövträd, skogsbestånd med höga naturvärden och ekosystem med långskoglig kontinuitet. Lokalt kan förekomsten vara mycket riklig men den hittas nästan enbart i gamla och ej slutavverkade skogar. Artens samtliga förekomster bör uppmärksammas från naturvårdssynpunkt, då många lokaler även hyser andra ovanliga och rödlistade arter. Rikliga förekomster bör skyddas med biotopskydd, frivilliga avsättningar eller reservat. På lunglav kan de sällsynta lavparasiterna lunglavshårprick (CR), </w:t>
-      </w:r>
-      <w:r>
-        <w:rPr>
-          <w:i/>
-        </w:rPr>
-        <w:t>Abrothallus diederichii</w:t>
-      </w:r>
-      <w:r>
-        <w:t xml:space="preserve"> (VU), </w:t>
-      </w:r>
-      <w:r>
-        <w:rPr>
-          <w:i/>
-        </w:rPr>
-        <w:t>Abrothallus lobariae</w:t>
-      </w:r>
-      <w:r>
-        <w:t xml:space="preserve"> (VU), </w:t>
-      </w:r>
-      <w:r>
-        <w:rPr>
-          <w:i/>
-        </w:rPr>
-        <w:t>Calycina lobariae</w:t>
-      </w:r>
-      <w:r>
-        <w:t xml:space="preserve"> (VU), lunglavsknapp (VU) och skrovelmössing (VU) påträffas. Lunglav är typisk art för </w:t>
-      </w:r>
-      <w:r>
-        <w:rPr>
-          <w:i/>
-        </w:rPr>
-        <w:t>9010 Taiga, 9020 Nordlig ädellövskog, 9110 Näringsfattig bokskog, 9130 Näringsrik bokskog, 9160 Näringsrik ekskog, 9180 Ädellövskog i branter, 9190 Näringsfattig ekskog, 9070 Trädklädd betesmark, 9040 Fjällbjörkskog</w:t>
-      </w:r>
-      <w:r>
-        <w:t xml:space="preserve"> och</w:t>
-      </w:r>
-      <w:r>
-        <w:rPr>
-          <w:i/>
-        </w:rPr>
-        <w:t xml:space="preserve"> 6530 Lövängar</w:t>
-      </w:r>
-      <w:r>
-        <w:t xml:space="preserve"> (SLU Artdatabanken, 2026; Nitare &amp; Skogsstyrelsen, 2019).</w:t>
-      </w:r>
-    </w:p>
-    <w:p>
-      <w:r>
-        <w:rPr>
-          <w:b/>
-        </w:rPr>
-        <w:t xml:space="preserve">Norrlandslav </w:t>
-      </w:r>
-      <w:r>
-        <w:t xml:space="preserve">indikerar söder om den naturliga norrlandsgränsen barrskogsbeklädda bergbranter eller andra ostörda skogsmiljöer med höga naturvärden. Norrlandslav är typisk art för </w:t>
-      </w:r>
-      <w:r>
-        <w:rPr>
-          <w:i/>
-        </w:rPr>
-        <w:t xml:space="preserve">9010 Taiga, 8110 Silikatrasmarker </w:t>
-      </w:r>
-      <w:r>
-        <w:t>och</w:t>
-      </w:r>
-      <w:r>
-        <w:rPr>
-          <w:i/>
-        </w:rPr>
-        <w:t xml:space="preserve"> 8120 Kalkrasmarker </w:t>
-      </w:r>
-      <w:r>
-        <w:t>(Nitare &amp; Skogsstyrelsen, 2000; SLU Artdatabanken, 2025).</w:t>
-      </w:r>
-    </w:p>
-    <w:p>
-      <w:r>
-        <w:rPr>
-          <w:b/>
-        </w:rPr>
-        <w:t xml:space="preserve">Ostticka (VU) </w:t>
-      </w:r>
-      <w:r>
-        <w:t xml:space="preserve">växer huvudsakligen på grova granlågor i urskogsartad barrskog. Växtplatserna ligger vanligtvis i brandrefugiala områden med relativt hög luftfuktighet där skogen under lång tid haft en intern beståndsdynamik med successivt avdöende träd. Alla skogsskötselåtgärder på eller i omedelbar närhet av lokalerna inverkar negativt på artens fortlevnad. Ostticka är typisk art för </w:t>
-      </w:r>
-      <w:r>
-        <w:rPr>
-          <w:i/>
-        </w:rPr>
-        <w:t xml:space="preserve">9010 Taiga </w:t>
-      </w:r>
-      <w:r>
-        <w:t xml:space="preserve">och </w:t>
-      </w:r>
-      <w:r>
-        <w:rPr>
-          <w:i/>
-        </w:rPr>
-        <w:t>9030 Landhöjningsskog</w:t>
-      </w:r>
-      <w:r>
-        <w:t xml:space="preserve"> (SLU Artdatabanken, 2024; Nitare &amp; Skogsstyrelsen, 2019).</w:t>
-      </w:r>
-    </w:p>
-    <w:p>
-      <w:r>
-        <w:rPr>
-          <w:b/>
-        </w:rPr>
-        <w:t>Rosenticka (NT)</w:t>
-      </w:r>
-      <w:r>
-        <w:t xml:space="preserve">, rödlistad som nära hotad, ingår i en karaktäristisk association av vedsvampar som växer på gamla, grova granlågor i urskogsartade barrskogar. Den är placerad i toppen av Skogsstyrelsens värdepyramid för bedömning av skog med höga naturvärden och indikerar ett granskogsekosystem med långvarig kontinuitet av grova lågor. Artens beroende av grova granlågor innebär att alla skogsskötselåtgärder på eller i omedelbar närhet av lokalerna utgör ett hot på lång sikt. Det är angeläget att populationerna inte ytterligare glesas ut och ett tillräckligt antal områden där arten nu finns måste sparas för framtiden. Rosenticka är typisk art för </w:t>
-      </w:r>
-      <w:r>
-        <w:rPr>
-          <w:i/>
-        </w:rPr>
-        <w:t xml:space="preserve">9010 Taiga </w:t>
-      </w:r>
-      <w:r>
-        <w:t xml:space="preserve">och </w:t>
-      </w:r>
-      <w:r>
-        <w:rPr>
-          <w:i/>
-        </w:rPr>
-        <w:t>9050 Näringsrik granskog</w:t>
-      </w:r>
-      <w:r>
-        <w:t xml:space="preserve"> (Nitare &amp; Skogsstyrelsen, 2019; SLU Artdatabanken, 2024).</w:t>
-      </w:r>
-    </w:p>
-    <w:p>
-      <w:r>
-        <w:rPr>
-          <w:b/>
-        </w:rPr>
-        <w:t>Rynkskinn (NT)</w:t>
-      </w:r>
-      <w:r>
-        <w:t xml:space="preserve"> är en vednedbrytare som växer på grova granlågor och ingår i en karaktäristisk association av vedsvampar knutna till urskogsartade barrskogar. Den har klassificerats som en “urskogsindikator” och är placerad i toppen av Skogsstyrelsens värdepyramid för bedömning av skog med höga naturvärden. Allt tyder på att rynkskinn är mycket känslig för skogliga ingrepp och lokalerna, som oftast har höga biologiska kvaliteter, bör lämnas till fri utveckling. Rynkskinn är typisk art för </w:t>
-      </w:r>
-      <w:r>
-        <w:rPr>
-          <w:i/>
-        </w:rPr>
-        <w:t xml:space="preserve">9010 Taiga, 9050 Näringsrik granskog </w:t>
-      </w:r>
-      <w:r>
-        <w:t>och</w:t>
-      </w:r>
-      <w:r>
-        <w:rPr>
-          <w:i/>
-        </w:rPr>
-        <w:t xml:space="preserve"> 9030 Landhöjningsskog</w:t>
-      </w:r>
-      <w:r>
-        <w:t xml:space="preserve"> (Nitare &amp; Skogsstyrelsen, 2019; SLU Artdatabanken, 2026).</w:t>
-      </w:r>
-    </w:p>
-    <w:p>
-      <w:r>
-        <w:rPr>
-          <w:b/>
-        </w:rPr>
-        <w:t xml:space="preserve">Skinnlav </w:t>
-      </w:r>
-      <w:r>
-        <w:t xml:space="preserve">förekommer på diverse lövträd, främst på gammal asp och sälg. Den påträffas främst i områden med lång kontinuitet av grova lövträd och signalerar skogsmark med höga naturvärden. På lokalerna förekommer som regel ett flertal andra ovanliga eller rödlistade lavar. I likhet med gelélavarna, etablerar sig skinnlaven i skogsmark på grova aspar i sena lövsuccessioner. Skinnlav är typisk art för </w:t>
-      </w:r>
-      <w:r>
-        <w:rPr>
-          <w:i/>
-        </w:rPr>
-        <w:t xml:space="preserve">9010 Taiga, 9020 Nordlig ädellövskog </w:t>
-      </w:r>
-      <w:r>
-        <w:t xml:space="preserve">och </w:t>
-      </w:r>
-      <w:r>
-        <w:rPr>
-          <w:i/>
-        </w:rPr>
-        <w:t xml:space="preserve">9070 Trädklädd betesmark </w:t>
-      </w:r>
-      <w:r>
-        <w:t>(Nitare &amp; Skogsstyrelsen, 2019; SLU Artdatabanken, 2025).</w:t>
-      </w:r>
-    </w:p>
-    <w:p>
-      <w:r>
-        <w:rPr>
-          <w:b/>
-        </w:rPr>
-        <w:t>Skrovellav (NT)</w:t>
-      </w:r>
-      <w:r>
-        <w:t xml:space="preserve"> växer på gamla lövträd och på klippor i gamla skogar med hög och jämn luftfuktighet. Slutavverkning av kontinuitetsskog utgör det största hotet och lavens fortsatta förekomst bör säkerställas genom att lokaler med äldre skog skyddas. I områden med mycket hög luftfuktighet kan man på bålen av skrovellav finna de sällsynta parasitsvamparna skrovellavsknapp (EN), </w:t>
-      </w:r>
-      <w:r>
-        <w:rPr>
-          <w:i/>
-        </w:rPr>
-        <w:t>Catillaria lobariicola</w:t>
-      </w:r>
-      <w:r>
-        <w:t xml:space="preserve"> (VU) och </w:t>
-      </w:r>
-      <w:r>
-        <w:rPr>
-          <w:i/>
-        </w:rPr>
-        <w:t>Merismatium lobariae</w:t>
-      </w:r>
-      <w:r>
-        <w:t xml:space="preserve"> (DD). Skrovellav är typisk art för </w:t>
-      </w:r>
-      <w:r>
-        <w:rPr>
-          <w:i/>
-        </w:rPr>
-        <w:t xml:space="preserve">9010 Taiga, 9020 Nordlig ädellövskog, 9040 Fjällbjörkskog, 9070 Trädklädd betesmark, 9160 Näringsrik ekskog, 9180 Ädellövskog i branter, 9190 Näringsfattig ekskog, 8210 Kalkbranter </w:t>
-      </w:r>
-      <w:r>
-        <w:t xml:space="preserve">och </w:t>
-      </w:r>
-      <w:r>
-        <w:rPr>
-          <w:i/>
-        </w:rPr>
-        <w:t>6530 Lövängar</w:t>
-      </w:r>
-      <w:r>
-        <w:t xml:space="preserve"> (SLU Artdatabanken, 2026; Nitare &amp; Skogsstyrelsen, 2019).</w:t>
-      </w:r>
-    </w:p>
-    <w:p>
-      <w:r>
-        <w:rPr>
-          <w:b/>
-        </w:rPr>
-        <w:t>Stuplav</w:t>
-      </w:r>
-      <w:r>
-        <w:t xml:space="preserve"> är en mycket bra signalart i hela sitt utbredningsområde och förekommer nästan enbart i skogsmiljöer med höga naturvärden. Den indikerar långvarig förekomst av gamla lövträd och miljöer med konstant hög luftfuktighet. I skogar med suboceaniskt klimat finns det en mycket sällsynt parasit, njurlavsknapp </w:t>
-      </w:r>
-      <w:r>
-        <w:rPr>
-          <w:i/>
-        </w:rPr>
-        <w:t>Pletocarpon nephromeum</w:t>
-      </w:r>
-      <w:r>
-        <w:t xml:space="preserve"> (EN), som växer på stuplav. Ytterligare tre sällsynta lavparasiter, </w:t>
-      </w:r>
-      <w:r>
-        <w:rPr>
-          <w:i/>
-        </w:rPr>
-        <w:t>Protounguicularia nephromatis</w:t>
-      </w:r>
-      <w:r>
-        <w:t xml:space="preserve"> (VU), </w:t>
-      </w:r>
-      <w:r>
-        <w:rPr>
-          <w:i/>
-        </w:rPr>
-        <w:t>Refractohilum galligenum</w:t>
-      </w:r>
-      <w:r>
-        <w:t xml:space="preserve"> (NT) och </w:t>
-      </w:r>
-      <w:r>
-        <w:rPr>
-          <w:i/>
-        </w:rPr>
-        <w:t>Roselliniella nephromatis</w:t>
-      </w:r>
-      <w:r>
-        <w:t xml:space="preserve"> (DD), kan också påträffas på stuplav. Stuplav är typisk art för </w:t>
-      </w:r>
-      <w:r>
-        <w:rPr>
-          <w:i/>
-        </w:rPr>
-        <w:t>9010 Taiga</w:t>
-      </w:r>
-      <w:r>
-        <w:t xml:space="preserve"> (SLU Artdatabanken, 2026; Nitare &amp; Skogsstyrelsen, 2019).</w:t>
-      </w:r>
-    </w:p>
-    <w:p>
-      <w:r>
-        <w:rPr>
-          <w:b/>
-        </w:rPr>
-        <w:t>Tajgaskinn (VU)</w:t>
-      </w:r>
-      <w:r>
-        <w:t xml:space="preserve"> är placerad högst upp i Skogsstyrelsens värdepyramid för bedömning av skog med höga naturvärden och har klassificerats som en ”urskogsindikator” som kräver närmast orörda skogsmiljöer med långvarig kontinuitet av grova granlågor i olika nedbrytningsstadier (Nitare &amp; Skogsstyrelsen, 2019).</w:t>
-      </w:r>
-    </w:p>
-    <w:p>
-      <w:r>
-        <w:rPr>
-          <w:b/>
-        </w:rPr>
-        <w:t>Ullticka (NT)</w:t>
-      </w:r>
-      <w:r>
-        <w:t xml:space="preserve"> är knuten till restbestånd av barrnaturskog och förekommer med ett tydligt optimum i orörda eller måttligt påverkade gamla granskogar där det föreligger viss kontinuitet av grov död ved. Ullticka är en bra signalart inom hela sitt utbredningsområde och i södra Sverige är den sällsynt och en god signalart för skyddsvärda granskogsmiljöer. Den hotas av avverkning och fragmentering av naturskog och äldre granskog med lång trädkontinuitet. På ullticka kan ibland ulltickeporing (VU) påträffas - det är en sällsynt ticka som nyligen delats upp i de tre olika arterna ulltickeporing </w:t>
-      </w:r>
-      <w:r>
-        <w:rPr>
-          <w:i/>
-        </w:rPr>
-        <w:t xml:space="preserve">Skeletocutis brevispora </w:t>
-      </w:r>
-      <w:r>
-        <w:t>(VU)</w:t>
-      </w:r>
-      <w:r>
-        <w:rPr>
-          <w:i/>
-        </w:rPr>
-        <w:t>, Skeletocutis delicata</w:t>
-      </w:r>
-      <w:r>
-        <w:t xml:space="preserve"> (VU)</w:t>
-      </w:r>
-      <w:r>
-        <w:rPr>
-          <w:i/>
-        </w:rPr>
-        <w:t xml:space="preserve"> och Skeletocutis exilis</w:t>
-      </w:r>
-      <w:r>
-        <w:t xml:space="preserve"> (NT). Ullticka är typisk art för </w:t>
-      </w:r>
-      <w:r>
-        <w:rPr>
-          <w:i/>
-        </w:rPr>
-        <w:t xml:space="preserve">9010 Taiga, 9050 Näringsrik granskog </w:t>
-      </w:r>
-      <w:r>
-        <w:t xml:space="preserve">och </w:t>
-      </w:r>
-      <w:r>
-        <w:rPr>
-          <w:i/>
-        </w:rPr>
-        <w:t>9030 Landhöjningsskog</w:t>
-      </w:r>
-      <w:r>
-        <w:t xml:space="preserve"> (SLU Artdatabanken, 2026; Nitare &amp; Skogsstyrelsen, 2019; Miettinen &amp; Niemelä, 2018).</w:t>
-      </w:r>
-    </w:p>
-    <w:p>
-      <w:r>
-        <w:rPr>
-          <w:b/>
-        </w:rPr>
-        <w:t xml:space="preserve">Vedticka </w:t>
-      </w:r>
-      <w:r>
-        <w:t xml:space="preserve">är en bra signalart söder om den naturliga norrlandsgränsen. Den är huvudsakligen knuten till äldre barrskogar där det föreligger långvarig kontinuitet av död barrved. Vedticka är typisk art för </w:t>
-      </w:r>
-      <w:r>
-        <w:rPr>
-          <w:i/>
-        </w:rPr>
-        <w:t xml:space="preserve">9010 Taiga </w:t>
-      </w:r>
-      <w:r>
-        <w:t>(Nitare &amp; Skogsstyrelsen, 2019; SLU Artdatabanken, 2025).</w:t>
-      </w:r>
-    </w:p>
-    <w:p>
-      <w:r>
-        <w:rPr>
-          <w:b/>
-        </w:rPr>
-        <w:t>Violettgrå tagellav (NT)</w:t>
-      </w:r>
-      <w:r>
-        <w:t xml:space="preserve"> växer nästan uteslutande i gamla olikåldriga barrnaturskogar med lång skoglig kontinuitet och är en utmärkt signal på skog med höga naturvärden. Slutavverkning av tidigare aldrig slutavverkad skog (kontinuitetsskog) är det största hotet. Biotopen nyskapas i begränsad omfattning och barrskog äldre än 160 år, där den violettgrå tagellaven huvudsakligen påträffas har minskat med 50% de senaste 50 åren. Lågproduktiv skogsmark där laven förekommer bör undantas från skogsbruk och rika förekomster i äldre granskog bör skyddas. Arten är känslig för uttorkning och det är väsentligt att tillräckligt stora bestånd avsätts. Violettgrå tagellav är typisk art för </w:t>
-      </w:r>
-      <w:r>
-        <w:rPr>
-          <w:i/>
-        </w:rPr>
-        <w:t>9010 Taiga</w:t>
-      </w:r>
-      <w:r>
-        <w:t xml:space="preserve"> (SLU Artdatabanken, 2024; Nitare &amp; Skogsstyrelsen, 2019).</w:t>
       </w:r>
     </w:p>
     <w:p>
@@ -1921,7 +1878,7 @@
     <w:r>
       <w:tab/>
       <w:tab/>
-      <w:t>2026-06-20</w:t>
+      <w:t>2026-06-21</w:t>
       <w:br/>
       <w:br/>
     </w:r>

--- a/klagomål/A 14897-2026 FSC-klagomål.docx
+++ b/klagomål/A 14897-2026 FSC-klagomål.docx
@@ -1878,7 +1878,7 @@
     <w:r>
       <w:tab/>
       <w:tab/>
-      <w:t>2026-06-21</w:t>
+      <w:t>2026-06-22</w:t>
       <w:br/>
       <w:br/>
     </w:r>

--- a/klagomål/A 14897-2026 FSC-klagomål.docx
+++ b/klagomål/A 14897-2026 FSC-klagomål.docx
@@ -1878,7 +1878,7 @@
     <w:r>
       <w:tab/>
       <w:tab/>
-      <w:t>2026-06-22</w:t>
+      <w:t>2026-06-23</w:t>
       <w:br/>
       <w:br/>
     </w:r>

--- a/klagomål/A 14897-2026 FSC-klagomål.docx
+++ b/klagomål/A 14897-2026 FSC-klagomål.docx
@@ -1878,7 +1878,7 @@
     <w:r>
       <w:tab/>
       <w:tab/>
-      <w:t>2026-06-23</w:t>
+      <w:t>2026-06-24</w:t>
       <w:br/>
       <w:br/>
     </w:r>

--- a/klagomål/A 14897-2026 FSC-klagomål.docx
+++ b/klagomål/A 14897-2026 FSC-klagomål.docx
@@ -1878,7 +1878,7 @@
     <w:r>
       <w:tab/>
       <w:tab/>
-      <w:t>2026-06-24</w:t>
+      <w:t>2026-06-25</w:t>
       <w:br/>
       <w:br/>
     </w:r>

--- a/klagomål/A 14897-2026 FSC-klagomål.docx
+++ b/klagomål/A 14897-2026 FSC-klagomål.docx
@@ -1878,7 +1878,7 @@
     <w:r>
       <w:tab/>
       <w:tab/>
-      <w:t>2026-06-25</w:t>
+      <w:t>2026-06-26</w:t>
       <w:br/>
       <w:br/>
     </w:r>

--- a/klagomål/A 14897-2026 FSC-klagomål.docx
+++ b/klagomål/A 14897-2026 FSC-klagomål.docx
@@ -1878,7 +1878,7 @@
     <w:r>
       <w:tab/>
       <w:tab/>
-      <w:t>2026-06-26</w:t>
+      <w:t>2026-06-27</w:t>
       <w:br/>
       <w:br/>
     </w:r>

--- a/klagomål/A 14897-2026 FSC-klagomål.docx
+++ b/klagomål/A 14897-2026 FSC-klagomål.docx
@@ -1878,7 +1878,7 @@
     <w:r>
       <w:tab/>
       <w:tab/>
-      <w:t>2026-06-27</w:t>
+      <w:t>2026-06-28</w:t>
       <w:br/>
       <w:br/>
     </w:r>

--- a/klagomål/A 14897-2026 FSC-klagomål.docx
+++ b/klagomål/A 14897-2026 FSC-klagomål.docx
@@ -1878,7 +1878,7 @@
     <w:r>
       <w:tab/>
       <w:tab/>
-      <w:t>2026-06-28</w:t>
+      <w:t>2026-06-29</w:t>
       <w:br/>
       <w:br/>
     </w:r>

--- a/klagomål/A 14897-2026 FSC-klagomål.docx
+++ b/klagomål/A 14897-2026 FSC-klagomål.docx
@@ -1878,7 +1878,7 @@
     <w:r>
       <w:tab/>
       <w:tab/>
-      <w:t>2026-06-29</w:t>
+      <w:t>2026-06-30</w:t>
       <w:br/>
       <w:br/>
     </w:r>

--- a/klagomål/A 14897-2026 FSC-klagomål.docx
+++ b/klagomål/A 14897-2026 FSC-klagomål.docx
@@ -1878,7 +1878,7 @@
     <w:r>
       <w:tab/>
       <w:tab/>
-      <w:t>2026-06-30</w:t>
+      <w:t>2026-07-01</w:t>
       <w:br/>
       <w:br/>
     </w:r>

--- a/klagomål/A 14897-2026 FSC-klagomål.docx
+++ b/klagomål/A 14897-2026 FSC-klagomål.docx
@@ -1878,7 +1878,7 @@
     <w:r>
       <w:tab/>
       <w:tab/>
-      <w:t>2026-07-13</w:t>
+      <w:t>2026-07-14</w:t>
       <w:br/>
       <w:br/>
     </w:r>

--- a/klagomål/A 14897-2026 FSC-klagomål.docx
+++ b/klagomål/A 14897-2026 FSC-klagomål.docx
@@ -1878,7 +1878,7 @@
     <w:r>
       <w:tab/>
       <w:tab/>
-      <w:t>2026-07-14</w:t>
+      <w:t>2026-07-15</w:t>
       <w:br/>
       <w:br/>
     </w:r>

--- a/klagomål/A 14897-2026 FSC-klagomål.docx
+++ b/klagomål/A 14897-2026 FSC-klagomål.docx
@@ -1878,7 +1878,7 @@
     <w:r>
       <w:tab/>
       <w:tab/>
-      <w:t>2026-07-15</w:t>
+      <w:t>2026-07-16</w:t>
       <w:br/>
       <w:br/>
     </w:r>

--- a/klagomål/A 14897-2026 FSC-klagomål.docx
+++ b/klagomål/A 14897-2026 FSC-klagomål.docx
@@ -1878,7 +1878,7 @@
     <w:r>
       <w:tab/>
       <w:tab/>
-      <w:t>2026-07-16</w:t>
+      <w:t>2026-07-17</w:t>
       <w:br/>
       <w:br/>
     </w:r>

--- a/klagomål/A 14897-2026 FSC-klagomål.docx
+++ b/klagomål/A 14897-2026 FSC-klagomål.docx
@@ -1878,7 +1878,7 @@
     <w:r>
       <w:tab/>
       <w:tab/>
-      <w:t>2026-07-17</w:t>
+      <w:t>2026-07-18</w:t>
       <w:br/>
       <w:br/>
     </w:r>

--- a/klagomål/A 14897-2026 FSC-klagomål.docx
+++ b/klagomål/A 14897-2026 FSC-klagomål.docx
@@ -1878,7 +1878,7 @@
     <w:r>
       <w:tab/>
       <w:tab/>
-      <w:t>2026-07-18</w:t>
+      <w:t>2026-07-19</w:t>
       <w:br/>
       <w:br/>
     </w:r>

--- a/klagomål/A 14897-2026 FSC-klagomål.docx
+++ b/klagomål/A 14897-2026 FSC-klagomål.docx
@@ -1878,7 +1878,7 @@
     <w:r>
       <w:tab/>
       <w:tab/>
-      <w:t>2026-07-19</w:t>
+      <w:t>2026-07-20</w:t>
       <w:br/>
       <w:br/>
     </w:r>

--- a/klagomål/A 14897-2026 FSC-klagomål.docx
+++ b/klagomål/A 14897-2026 FSC-klagomål.docx
@@ -1878,7 +1878,7 @@
     <w:r>
       <w:tab/>
       <w:tab/>
-      <w:t>2026-07-20</w:t>
+      <w:t>2026-07-21</w:t>
       <w:br/>
       <w:br/>
     </w:r>

--- a/klagomål/A 14897-2026 FSC-klagomål.docx
+++ b/klagomål/A 14897-2026 FSC-klagomål.docx
@@ -1878,7 +1878,7 @@
     <w:r>
       <w:tab/>
       <w:tab/>
-      <w:t>2026-07-21</w:t>
+      <w:t>2026-07-22</w:t>
       <w:br/>
       <w:br/>
     </w:r>

--- a/klagomål/A 14897-2026 FSC-klagomål.docx
+++ b/klagomål/A 14897-2026 FSC-klagomål.docx
@@ -1878,7 +1878,7 @@
     <w:r>
       <w:tab/>
       <w:tab/>
-      <w:t>2026-07-22</w:t>
+      <w:t>2026-07-23</w:t>
       <w:br/>
       <w:br/>
     </w:r>

--- a/klagomål/A 14897-2026 FSC-klagomål.docx
+++ b/klagomål/A 14897-2026 FSC-klagomål.docx
@@ -1878,7 +1878,7 @@
     <w:r>
       <w:tab/>
       <w:tab/>
-      <w:t>2026-07-23</w:t>
+      <w:t>2026-07-24</w:t>
       <w:br/>
       <w:br/>
     </w:r>

--- a/klagomål/A 14897-2026 FSC-klagomål.docx
+++ b/klagomål/A 14897-2026 FSC-klagomål.docx
@@ -216,7 +216,7 @@
         <w:spacing w:after="240"/>
       </w:pPr>
       <w:r>
-        <w:t>Figur 1. Fyndplatser för naturvårdsarter i och inom 23 meter från avverkningsanmälan. Markörer utan svart kant är placerade på fyndplatsen. Markörer med svart kant är placerade vid sidan av fyndplatsen har ett svart streck som visar fyndplatsens exakta position. Kartans mittpunktskoordinat är N 7231015, E 540166 i SWEREF 99 TM.</w:t>
+        <w:t>Figur 1. Fyndplatser för naturvårdsarter i och inom 23 meter från avverkningsanmälan. Markörer utan svart kant är placerade på fyndplatsen. Markörer med svart kant är placerade vid sidan av fyndplatsen och har ett svart streck som visar fyndplatsens exakta position. Kartans mittpunktskoordinat är N 7231015, E 540166 i SWEREF 99 TM.</w:t>
       </w:r>
     </w:p>
     <w:p>
@@ -1878,7 +1878,7 @@
     <w:r>
       <w:tab/>
       <w:tab/>
-      <w:t>2026-08-14</w:t>
+      <w:t>2026-08-15</w:t>
       <w:br/>
       <w:br/>
     </w:r>

--- a/klagomål/A 14897-2026 FSC-klagomål.docx
+++ b/klagomål/A 14897-2026 FSC-klagomål.docx
@@ -1878,7 +1878,7 @@
     <w:r>
       <w:tab/>
       <w:tab/>
-      <w:t>2026-08-15</w:t>
+      <w:t>2026-08-16</w:t>
       <w:br/>
       <w:br/>
     </w:r>

--- a/klagomål/A 14897-2026 FSC-klagomål.docx
+++ b/klagomål/A 14897-2026 FSC-klagomål.docx
@@ -1878,7 +1878,7 @@
     <w:r>
       <w:tab/>
       <w:tab/>
-      <w:t>2026-08-16</w:t>
+      <w:t>2026-08-17</w:t>
       <w:br/>
       <w:br/>
     </w:r>

--- a/klagomål/A 14897-2026 FSC-klagomål.docx
+++ b/klagomål/A 14897-2026 FSC-klagomål.docx
@@ -1878,7 +1878,7 @@
     <w:r>
       <w:tab/>
       <w:tab/>
-      <w:t>2026-08-17</w:t>
+      <w:t>2026-08-18</w:t>
       <w:br/>
       <w:br/>
     </w:r>

--- a/klagomål/A 14897-2026 FSC-klagomål.docx
+++ b/klagomål/A 14897-2026 FSC-klagomål.docx
@@ -1878,7 +1878,7 @@
     <w:r>
       <w:tab/>
       <w:tab/>
-      <w:t>2026-08-18</w:t>
+      <w:t>2026-08-19</w:t>
       <w:br/>
       <w:br/>
     </w:r>

--- a/klagomål/A 14897-2026 FSC-klagomål.docx
+++ b/klagomål/A 14897-2026 FSC-klagomål.docx
@@ -1878,7 +1878,7 @@
     <w:r>
       <w:tab/>
       <w:tab/>
-      <w:t>2026-08-19</w:t>
+      <w:t>2026-08-20</w:t>
       <w:br/>
       <w:br/>
     </w:r>

--- a/klagomål/A 14897-2026 FSC-klagomål.docx
+++ b/klagomål/A 14897-2026 FSC-klagomål.docx
@@ -1878,7 +1878,7 @@
     <w:r>
       <w:tab/>
       <w:tab/>
-      <w:t>2026-08-20</w:t>
+      <w:t>2026-08-21</w:t>
       <w:br/>
       <w:br/>
     </w:r>

--- a/klagomål/A 14897-2026 FSC-klagomål.docx
+++ b/klagomål/A 14897-2026 FSC-klagomål.docx
@@ -1878,7 +1878,7 @@
     <w:r>
       <w:tab/>
       <w:tab/>
-      <w:t>2026-08-21</w:t>
+      <w:t>2026-08-22</w:t>
       <w:br/>
       <w:br/>
     </w:r>

--- a/klagomål/A 14897-2026 FSC-klagomål.docx
+++ b/klagomål/A 14897-2026 FSC-klagomål.docx
@@ -1878,7 +1878,7 @@
     <w:r>
       <w:tab/>
       <w:tab/>
-      <w:t>2026-08-22</w:t>
+      <w:t>2026-08-23</w:t>
       <w:br/>
       <w:br/>
     </w:r>

--- a/klagomål/A 14897-2026 FSC-klagomål.docx
+++ b/klagomål/A 14897-2026 FSC-klagomål.docx
@@ -1878,7 +1878,7 @@
     <w:r>
       <w:tab/>
       <w:tab/>
-      <w:t>2026-08-23</w:t>
+      <w:t>2026-08-24</w:t>
       <w:br/>
       <w:br/>
     </w:r>

--- a/klagomål/A 14897-2026 FSC-klagomål.docx
+++ b/klagomål/A 14897-2026 FSC-klagomål.docx
@@ -1878,7 +1878,7 @@
     <w:r>
       <w:tab/>
       <w:tab/>
-      <w:t>2026-08-24</w:t>
+      <w:t>2026-08-25</w:t>
       <w:br/>
       <w:br/>
     </w:r>

--- a/klagomål/A 14897-2026 FSC-klagomål.docx
+++ b/klagomål/A 14897-2026 FSC-klagomål.docx
@@ -1878,7 +1878,7 @@
     <w:r>
       <w:tab/>
       <w:tab/>
-      <w:t>2026-08-25</w:t>
+      <w:t>2026-08-26</w:t>
       <w:br/>
       <w:br/>
     </w:r>

--- a/klagomål/A 14897-2026 FSC-klagomål.docx
+++ b/klagomål/A 14897-2026 FSC-klagomål.docx
@@ -1878,7 +1878,7 @@
     <w:r>
       <w:tab/>
       <w:tab/>
-      <w:t>2026-08-26</w:t>
+      <w:t>2026-08-27</w:t>
       <w:br/>
       <w:br/>
     </w:r>

--- a/klagomål/A 14897-2026 FSC-klagomål.docx
+++ b/klagomål/A 14897-2026 FSC-klagomål.docx
@@ -1878,7 +1878,7 @@
     <w:r>
       <w:tab/>
       <w:tab/>
-      <w:t>2026-08-27</w:t>
+      <w:t>2026-08-28</w:t>
       <w:br/>
       <w:br/>
     </w:r>

--- a/klagomål/A 14897-2026 FSC-klagomål.docx
+++ b/klagomål/A 14897-2026 FSC-klagomål.docx
@@ -1878,7 +1878,7 @@
     <w:r>
       <w:tab/>
       <w:tab/>
-      <w:t>2026-08-28</w:t>
+      <w:t>2026-08-29</w:t>
       <w:br/>
       <w:br/>
     </w:r>

--- a/klagomål/A 14897-2026 FSC-klagomål.docx
+++ b/klagomål/A 14897-2026 FSC-klagomål.docx
@@ -1878,7 +1878,7 @@
     <w:r>
       <w:tab/>
       <w:tab/>
-      <w:t>2026-08-29</w:t>
+      <w:t>2026-08-31</w:t>
       <w:br/>
       <w:br/>
     </w:r>

--- a/klagomål/A 14897-2026 FSC-klagomål.docx
+++ b/klagomål/A 14897-2026 FSC-klagomål.docx
@@ -1878,7 +1878,7 @@
     <w:r>
       <w:tab/>
       <w:tab/>
-      <w:t>2026-08-31</w:t>
+      <w:t>2026-09-01</w:t>
       <w:br/>
       <w:br/>
     </w:r>

--- a/klagomål/A 14897-2026 FSC-klagomål.docx
+++ b/klagomål/A 14897-2026 FSC-klagomål.docx
@@ -1878,7 +1878,7 @@
     <w:r>
       <w:tab/>
       <w:tab/>
-      <w:t>2026-09-01</w:t>
+      <w:t>2026-09-02</w:t>
       <w:br/>
       <w:br/>
     </w:r>

--- a/klagomål/A 14897-2026 FSC-klagomål.docx
+++ b/klagomål/A 14897-2026 FSC-klagomål.docx
@@ -1878,7 +1878,7 @@
     <w:r>
       <w:tab/>
       <w:tab/>
-      <w:t>2026-09-02</w:t>
+      <w:t>2026-09-03</w:t>
       <w:br/>
       <w:br/>
     </w:r>

--- a/klagomål/A 14897-2026 FSC-klagomål.docx
+++ b/klagomål/A 14897-2026 FSC-klagomål.docx
@@ -1878,7 +1878,7 @@
     <w:r>
       <w:tab/>
       <w:tab/>
-      <w:t>2026-09-03</w:t>
+      <w:t>2026-09-04</w:t>
       <w:br/>
       <w:br/>
     </w:r>

--- a/klagomål/A 14897-2026 FSC-klagomål.docx
+++ b/klagomål/A 14897-2026 FSC-klagomål.docx
@@ -1878,7 +1878,7 @@
     <w:r>
       <w:tab/>
       <w:tab/>
-      <w:t>2026-09-04</w:t>
+      <w:t>2026-09-05</w:t>
       <w:br/>
       <w:br/>
     </w:r>
